--- a/outputs/tables/Table9_DieboldMariano.docx
+++ b/outputs/tables/Table9_DieboldMariano.docx
@@ -330,7 +330,7 @@
                 <w:rFonts w:ascii="Times New Roman" w:hAnsi="Times New Roman"/>
                 <w:sz w:val="20"/>
               </w:rPr>
-              <w:t>7.420***</w:t>
+              <w:t>13.696***</w:t>
             </w:r>
           </w:p>
         </w:tc>
@@ -372,49 +372,21 @@
                 <w:rFonts w:ascii="Times New Roman" w:hAnsi="Times New Roman"/>
                 <w:sz w:val="20"/>
               </w:rPr>
-              <w:t>2.400</w:t>
-            </w:r>
-          </w:p>
-        </w:tc>
-        <w:tc>
-          <w:tcPr>
-            <w:tcW w:type="dxa" w:w="455"/>
-          </w:tcPr>
-          <w:p>
-            <w:r>
-              <w:rPr>
-                <w:rFonts w:ascii="Times New Roman" w:hAnsi="Times New Roman"/>
-                <w:sz w:val="20"/>
-              </w:rPr>
-              <w:t>0.115</w:t>
-            </w:r>
-          </w:p>
-        </w:tc>
-        <w:tc>
-          <w:tcPr>
-            <w:tcW w:type="dxa" w:w="455"/>
-          </w:tcPr>
-          <w:p>
-            <w:r>
-              <w:rPr>
-                <w:rFonts w:ascii="Times New Roman" w:hAnsi="Times New Roman"/>
-                <w:sz w:val="20"/>
-              </w:rPr>
-              <w:t>0.910</w:t>
-            </w:r>
-          </w:p>
-        </w:tc>
-        <w:tc>
-          <w:tcPr>
-            <w:tcW w:type="dxa" w:w="455"/>
-          </w:tcPr>
-          <w:p>
-            <w:r>
-              <w:rPr>
-                <w:rFonts w:ascii="Times New Roman" w:hAnsi="Times New Roman"/>
-                <w:sz w:val="20"/>
-              </w:rPr>
-              <w:t>0.559</w:t>
+              <w:t>5.359***</w:t>
+            </w:r>
+          </w:p>
+        </w:tc>
+        <w:tc>
+          <w:tcPr>
+            <w:tcW w:type="dxa" w:w="455"/>
+          </w:tcPr>
+          <w:p>
+            <w:r>
+              <w:rPr>
+                <w:rFonts w:ascii="Times New Roman" w:hAnsi="Times New Roman"/>
+                <w:sz w:val="20"/>
+              </w:rPr>
+              <w:t>0.000</w:t>
             </w:r>
           </w:p>
         </w:tc>
@@ -442,133 +414,161 @@
                 <w:rFonts w:ascii="Times New Roman" w:hAnsi="Times New Roman"/>
                 <w:sz w:val="20"/>
               </w:rPr>
-              <w:t>0.555</w:t>
-            </w:r>
-          </w:p>
-        </w:tc>
-        <w:tc>
-          <w:tcPr>
-            <w:tcW w:type="dxa" w:w="455"/>
-          </w:tcPr>
-          <w:p>
-            <w:r>
-              <w:rPr>
-                <w:rFonts w:ascii="Times New Roman" w:hAnsi="Times New Roman"/>
-                <w:sz w:val="20"/>
-              </w:rPr>
-              <w:t>-1.048</w:t>
-            </w:r>
-          </w:p>
-        </w:tc>
-        <w:tc>
-          <w:tcPr>
-            <w:tcW w:type="dxa" w:w="455"/>
-          </w:tcPr>
-          <w:p>
-            <w:r>
-              <w:rPr>
-                <w:rFonts w:ascii="Times New Roman" w:hAnsi="Times New Roman"/>
-                <w:sz w:val="20"/>
-              </w:rPr>
-              <w:t>0.955</w:t>
-            </w:r>
-          </w:p>
-        </w:tc>
-        <w:tc>
-          <w:tcPr>
-            <w:tcW w:type="dxa" w:w="455"/>
-          </w:tcPr>
-          <w:p>
-            <w:r>
-              <w:rPr>
-                <w:rFonts w:ascii="Times New Roman" w:hAnsi="Times New Roman"/>
-                <w:sz w:val="20"/>
-              </w:rPr>
-              <w:t>0.770</w:t>
-            </w:r>
-          </w:p>
-        </w:tc>
-        <w:tc>
-          <w:tcPr>
-            <w:tcW w:type="dxa" w:w="455"/>
-          </w:tcPr>
-          <w:p>
-            <w:r>
-              <w:rPr>
-                <w:rFonts w:ascii="Times New Roman" w:hAnsi="Times New Roman"/>
-                <w:sz w:val="20"/>
-              </w:rPr>
-              <w:t>1.513</w:t>
-            </w:r>
-          </w:p>
-        </w:tc>
-        <w:tc>
-          <w:tcPr>
-            <w:tcW w:type="dxa" w:w="455"/>
-          </w:tcPr>
-          <w:p>
-            <w:r>
-              <w:rPr>
-                <w:rFonts w:ascii="Times New Roman" w:hAnsi="Times New Roman"/>
-                <w:sz w:val="20"/>
-              </w:rPr>
-              <w:t>0.133</w:t>
-            </w:r>
-          </w:p>
-        </w:tc>
-        <w:tc>
-          <w:tcPr>
-            <w:tcW w:type="dxa" w:w="455"/>
-          </w:tcPr>
-          <w:p>
-            <w:r>
-              <w:rPr>
-                <w:rFonts w:ascii="Times New Roman" w:hAnsi="Times New Roman"/>
-                <w:sz w:val="20"/>
-              </w:rPr>
-              <w:t>0.809</w:t>
-            </w:r>
-          </w:p>
-        </w:tc>
-        <w:tc>
-          <w:tcPr>
-            <w:tcW w:type="dxa" w:w="455"/>
-          </w:tcPr>
-          <w:p>
-            <w:r>
-              <w:rPr>
-                <w:rFonts w:ascii="Times New Roman" w:hAnsi="Times New Roman"/>
-                <w:sz w:val="20"/>
-              </w:rPr>
-              <w:t>-1.462</w:t>
-            </w:r>
-          </w:p>
-        </w:tc>
-        <w:tc>
-          <w:tcPr>
-            <w:tcW w:type="dxa" w:w="455"/>
-          </w:tcPr>
-          <w:p>
-            <w:r>
-              <w:rPr>
-                <w:rFonts w:ascii="Times New Roman" w:hAnsi="Times New Roman"/>
-                <w:sz w:val="20"/>
-              </w:rPr>
-              <w:t>0.255</w:t>
-            </w:r>
-          </w:p>
-        </w:tc>
-        <w:tc>
-          <w:tcPr>
-            <w:tcW w:type="dxa" w:w="455"/>
-          </w:tcPr>
-          <w:p>
-            <w:r>
-              <w:rPr>
-                <w:rFonts w:ascii="Times New Roman" w:hAnsi="Times New Roman"/>
-                <w:sz w:val="20"/>
-              </w:rPr>
-              <w:t>0.890</w:t>
+              <w:t>-0.111</w:t>
+            </w:r>
+          </w:p>
+        </w:tc>
+        <w:tc>
+          <w:tcPr>
+            <w:tcW w:type="dxa" w:w="455"/>
+          </w:tcPr>
+          <w:p>
+            <w:r>
+              <w:rPr>
+                <w:rFonts w:ascii="Times New Roman" w:hAnsi="Times New Roman"/>
+                <w:sz w:val="20"/>
+              </w:rPr>
+              <w:t>0.912</w:t>
+            </w:r>
+          </w:p>
+        </w:tc>
+        <w:tc>
+          <w:tcPr>
+            <w:tcW w:type="dxa" w:w="455"/>
+          </w:tcPr>
+          <w:p>
+            <w:r>
+              <w:rPr>
+                <w:rFonts w:ascii="Times New Roman" w:hAnsi="Times New Roman"/>
+                <w:sz w:val="20"/>
+              </w:rPr>
+              <w:t>0.387</w:t>
+            </w:r>
+          </w:p>
+        </w:tc>
+        <w:tc>
+          <w:tcPr>
+            <w:tcW w:type="dxa" w:w="455"/>
+          </w:tcPr>
+          <w:p>
+            <w:r>
+              <w:rPr>
+                <w:rFonts w:ascii="Times New Roman" w:hAnsi="Times New Roman"/>
+                <w:sz w:val="20"/>
+              </w:rPr>
+              <w:t>1.418</w:t>
+            </w:r>
+          </w:p>
+        </w:tc>
+        <w:tc>
+          <w:tcPr>
+            <w:tcW w:type="dxa" w:w="455"/>
+          </w:tcPr>
+          <w:p>
+            <w:r>
+              <w:rPr>
+                <w:rFonts w:ascii="Times New Roman" w:hAnsi="Times New Roman"/>
+                <w:sz w:val="20"/>
+              </w:rPr>
+              <w:t>1.000</w:t>
+            </w:r>
+          </w:p>
+        </w:tc>
+        <w:tc>
+          <w:tcPr>
+            <w:tcW w:type="dxa" w:w="455"/>
+          </w:tcPr>
+          <w:p>
+            <w:r>
+              <w:rPr>
+                <w:rFonts w:ascii="Times New Roman" w:hAnsi="Times New Roman"/>
+                <w:sz w:val="20"/>
+              </w:rPr>
+              <w:t>0.841</w:t>
+            </w:r>
+          </w:p>
+        </w:tc>
+        <w:tc>
+          <w:tcPr>
+            <w:tcW w:type="dxa" w:w="455"/>
+          </w:tcPr>
+          <w:p>
+            <w:r>
+              <w:rPr>
+                <w:rFonts w:ascii="Times New Roman" w:hAnsi="Times New Roman"/>
+                <w:sz w:val="20"/>
+              </w:rPr>
+              <w:t>1.716</w:t>
+            </w:r>
+          </w:p>
+        </w:tc>
+        <w:tc>
+          <w:tcPr>
+            <w:tcW w:type="dxa" w:w="455"/>
+          </w:tcPr>
+          <w:p>
+            <w:r>
+              <w:rPr>
+                <w:rFonts w:ascii="Times New Roman" w:hAnsi="Times New Roman"/>
+                <w:sz w:val="20"/>
+              </w:rPr>
+              <w:t>0.172</w:t>
+            </w:r>
+          </w:p>
+        </w:tc>
+        <w:tc>
+          <w:tcPr>
+            <w:tcW w:type="dxa" w:w="455"/>
+          </w:tcPr>
+          <w:p>
+            <w:r>
+              <w:rPr>
+                <w:rFonts w:ascii="Times New Roman" w:hAnsi="Times New Roman"/>
+                <w:sz w:val="20"/>
+              </w:rPr>
+              <w:t>0.914</w:t>
+            </w:r>
+          </w:p>
+        </w:tc>
+        <w:tc>
+          <w:tcPr>
+            <w:tcW w:type="dxa" w:w="455"/>
+          </w:tcPr>
+          <w:p>
+            <w:r>
+              <w:rPr>
+                <w:rFonts w:ascii="Times New Roman" w:hAnsi="Times New Roman"/>
+                <w:sz w:val="20"/>
+              </w:rPr>
+              <w:t>0.918</w:t>
+            </w:r>
+          </w:p>
+        </w:tc>
+        <w:tc>
+          <w:tcPr>
+            <w:tcW w:type="dxa" w:w="455"/>
+          </w:tcPr>
+          <w:p>
+            <w:r>
+              <w:rPr>
+                <w:rFonts w:ascii="Times New Roman" w:hAnsi="Times New Roman"/>
+                <w:sz w:val="20"/>
+              </w:rPr>
+              <w:t>0.778</w:t>
+            </w:r>
+          </w:p>
+        </w:tc>
+        <w:tc>
+          <w:tcPr>
+            <w:tcW w:type="dxa" w:w="455"/>
+          </w:tcPr>
+          <w:p>
+            <w:r>
+              <w:rPr>
+                <w:rFonts w:ascii="Times New Roman" w:hAnsi="Times New Roman"/>
+                <w:sz w:val="20"/>
+              </w:rPr>
+              <w:t>0.641</w:t>
             </w:r>
           </w:p>
         </w:tc>
@@ -584,35 +584,147 @@
                 <w:rFonts w:ascii="Times New Roman" w:hAnsi="Times New Roman"/>
                 <w:sz w:val="20"/>
               </w:rPr>
-              <w:t>Constant (unconditional variance)</w:t>
-            </w:r>
-          </w:p>
-        </w:tc>
-        <w:tc>
-          <w:tcPr>
-            <w:tcW w:type="dxa" w:w="455"/>
-          </w:tcPr>
-          <w:p>
-            <w:r>
-              <w:rPr>
-                <w:rFonts w:ascii="Times New Roman" w:hAnsi="Times New Roman"/>
-                <w:sz w:val="20"/>
-              </w:rPr>
-              <w:t>4.455***</w:t>
-            </w:r>
-          </w:p>
-        </w:tc>
-        <w:tc>
-          <w:tcPr>
-            <w:tcW w:type="dxa" w:w="455"/>
-          </w:tcPr>
-          <w:p>
-            <w:r>
-              <w:rPr>
-                <w:rFonts w:ascii="Times New Roman" w:hAnsi="Times New Roman"/>
-                <w:sz w:val="20"/>
-              </w:rPr>
-              <w:t>0.000</w:t>
+              <w:t>ARCH-LSTM</w:t>
+            </w:r>
+          </w:p>
+        </w:tc>
+        <w:tc>
+          <w:tcPr>
+            <w:tcW w:type="dxa" w:w="455"/>
+          </w:tcPr>
+          <w:p>
+            <w:r>
+              <w:rPr>
+                <w:rFonts w:ascii="Times New Roman" w:hAnsi="Times New Roman"/>
+                <w:sz w:val="20"/>
+              </w:rPr>
+              <w:t>-1.585</w:t>
+            </w:r>
+          </w:p>
+        </w:tc>
+        <w:tc>
+          <w:tcPr>
+            <w:tcW w:type="dxa" w:w="455"/>
+          </w:tcPr>
+          <w:p>
+            <w:r>
+              <w:rPr>
+                <w:rFonts w:ascii="Times New Roman" w:hAnsi="Times New Roman"/>
+                <w:sz w:val="20"/>
+              </w:rPr>
+              <w:t>0.565</w:t>
+            </w:r>
+          </w:p>
+        </w:tc>
+        <w:tc>
+          <w:tcPr>
+            <w:tcW w:type="dxa" w:w="455"/>
+          </w:tcPr>
+          <w:p>
+            <w:r>
+              <w:rPr>
+                <w:rFonts w:ascii="Times New Roman" w:hAnsi="Times New Roman"/>
+                <w:sz w:val="20"/>
+              </w:rPr>
+              <w:t>0.606</w:t>
+            </w:r>
+          </w:p>
+        </w:tc>
+        <w:tc>
+          <w:tcPr>
+            <w:tcW w:type="dxa" w:w="455"/>
+          </w:tcPr>
+          <w:p>
+            <w:r>
+              <w:rPr>
+                <w:rFonts w:ascii="Times New Roman" w:hAnsi="Times New Roman"/>
+                <w:sz w:val="20"/>
+              </w:rPr>
+              <w:t>2.381</w:t>
+            </w:r>
+          </w:p>
+        </w:tc>
+        <w:tc>
+          <w:tcPr>
+            <w:tcW w:type="dxa" w:w="455"/>
+          </w:tcPr>
+          <w:p>
+            <w:r>
+              <w:rPr>
+                <w:rFonts w:ascii="Times New Roman" w:hAnsi="Times New Roman"/>
+                <w:sz w:val="20"/>
+              </w:rPr>
+              <w:t>0.173</w:t>
+            </w:r>
+          </w:p>
+        </w:tc>
+        <w:tc>
+          <w:tcPr>
+            <w:tcW w:type="dxa" w:w="455"/>
+          </w:tcPr>
+          <w:p>
+            <w:r>
+              <w:rPr>
+                <w:rFonts w:ascii="Times New Roman" w:hAnsi="Times New Roman"/>
+                <w:sz w:val="20"/>
+              </w:rPr>
+              <w:t>0.965</w:t>
+            </w:r>
+          </w:p>
+        </w:tc>
+        <w:tc>
+          <w:tcPr>
+            <w:tcW w:type="dxa" w:w="455"/>
+          </w:tcPr>
+          <w:p>
+            <w:r>
+              <w:rPr>
+                <w:rFonts w:ascii="Times New Roman" w:hAnsi="Times New Roman"/>
+                <w:sz w:val="20"/>
+              </w:rPr>
+              <w:t>-1.635</w:t>
+            </w:r>
+          </w:p>
+        </w:tc>
+        <w:tc>
+          <w:tcPr>
+            <w:tcW w:type="dxa" w:w="455"/>
+          </w:tcPr>
+          <w:p>
+            <w:r>
+              <w:rPr>
+                <w:rFonts w:ascii="Times New Roman" w:hAnsi="Times New Roman"/>
+                <w:sz w:val="20"/>
+              </w:rPr>
+              <w:t>0.612</w:t>
+            </w:r>
+          </w:p>
+        </w:tc>
+        <w:tc>
+          <w:tcPr>
+            <w:tcW w:type="dxa" w:w="455"/>
+          </w:tcPr>
+          <w:p>
+            <w:r>
+              <w:rPr>
+                <w:rFonts w:ascii="Times New Roman" w:hAnsi="Times New Roman"/>
+                <w:sz w:val="20"/>
+              </w:rPr>
+              <w:t>0.917</w:t>
+            </w:r>
+          </w:p>
+        </w:tc>
+        <w:tc>
+          <w:tcPr>
+            <w:tcW w:type="dxa" w:w="455"/>
+          </w:tcPr>
+          <w:p>
+            <w:r>
+              <w:rPr>
+                <w:rFonts w:ascii="Times New Roman" w:hAnsi="Times New Roman"/>
+                <w:sz w:val="20"/>
+              </w:rPr>
+              <w:t>-0.642</w:t>
             </w:r>
           </w:p>
         </w:tc>
@@ -640,203 +752,91 @@
                 <w:rFonts w:ascii="Times New Roman" w:hAnsi="Times New Roman"/>
                 <w:sz w:val="20"/>
               </w:rPr>
-              <w:t>2.082</w:t>
-            </w:r>
-          </w:p>
-        </w:tc>
-        <w:tc>
-          <w:tcPr>
-            <w:tcW w:type="dxa" w:w="455"/>
-          </w:tcPr>
-          <w:p>
-            <w:r>
-              <w:rPr>
-                <w:rFonts w:ascii="Times New Roman" w:hAnsi="Times New Roman"/>
-                <w:sz w:val="20"/>
-              </w:rPr>
-              <w:t>0.224</w:t>
-            </w:r>
-          </w:p>
-        </w:tc>
-        <w:tc>
-          <w:tcPr>
-            <w:tcW w:type="dxa" w:w="455"/>
-          </w:tcPr>
-          <w:p>
-            <w:r>
-              <w:rPr>
-                <w:rFonts w:ascii="Times New Roman" w:hAnsi="Times New Roman"/>
-                <w:sz w:val="20"/>
-              </w:rPr>
-              <w:t>0.769</w:t>
-            </w:r>
-          </w:p>
-        </w:tc>
-        <w:tc>
-          <w:tcPr>
-            <w:tcW w:type="dxa" w:w="455"/>
-          </w:tcPr>
-          <w:p>
-            <w:r>
-              <w:rPr>
-                <w:rFonts w:ascii="Times New Roman" w:hAnsi="Times New Roman"/>
-                <w:sz w:val="20"/>
-              </w:rPr>
-              <w:t>8.594***</w:t>
-            </w:r>
-          </w:p>
-        </w:tc>
-        <w:tc>
-          <w:tcPr>
-            <w:tcW w:type="dxa" w:w="455"/>
-          </w:tcPr>
-          <w:p>
-            <w:r>
-              <w:rPr>
-                <w:rFonts w:ascii="Times New Roman" w:hAnsi="Times New Roman"/>
-                <w:sz w:val="20"/>
-              </w:rPr>
-              <w:t>0.000</w:t>
-            </w:r>
-          </w:p>
-        </w:tc>
-        <w:tc>
-          <w:tcPr>
-            <w:tcW w:type="dxa" w:w="455"/>
-          </w:tcPr>
-          <w:p>
-            <w:r>
-              <w:rPr>
-                <w:rFonts w:ascii="Times New Roman" w:hAnsi="Times New Roman"/>
-                <w:sz w:val="20"/>
-              </w:rPr>
-              <w:t>1.000</w:t>
-            </w:r>
-          </w:p>
-        </w:tc>
-        <w:tc>
-          <w:tcPr>
-            <w:tcW w:type="dxa" w:w="455"/>
-          </w:tcPr>
-          <w:p>
-            <w:r>
-              <w:rPr>
-                <w:rFonts w:ascii="Times New Roman" w:hAnsi="Times New Roman"/>
-                <w:sz w:val="20"/>
-              </w:rPr>
-              <w:t>9.047***</w:t>
-            </w:r>
-          </w:p>
-        </w:tc>
-        <w:tc>
-          <w:tcPr>
-            <w:tcW w:type="dxa" w:w="455"/>
-          </w:tcPr>
-          <w:p>
-            <w:r>
-              <w:rPr>
-                <w:rFonts w:ascii="Times New Roman" w:hAnsi="Times New Roman"/>
-                <w:sz w:val="20"/>
-              </w:rPr>
-              <w:t>0.000</w:t>
-            </w:r>
-          </w:p>
-        </w:tc>
-        <w:tc>
-          <w:tcPr>
-            <w:tcW w:type="dxa" w:w="455"/>
-          </w:tcPr>
-          <w:p>
-            <w:r>
-              <w:rPr>
-                <w:rFonts w:ascii="Times New Roman" w:hAnsi="Times New Roman"/>
-                <w:sz w:val="20"/>
-              </w:rPr>
-              <w:t>1.000</w:t>
-            </w:r>
-          </w:p>
-        </w:tc>
-        <w:tc>
-          <w:tcPr>
-            <w:tcW w:type="dxa" w:w="455"/>
-          </w:tcPr>
-          <w:p>
-            <w:r>
-              <w:rPr>
-                <w:rFonts w:ascii="Times New Roman" w:hAnsi="Times New Roman"/>
-                <w:sz w:val="20"/>
-              </w:rPr>
-              <w:t>2.854**</w:t>
-            </w:r>
-          </w:p>
-        </w:tc>
-        <w:tc>
-          <w:tcPr>
-            <w:tcW w:type="dxa" w:w="455"/>
-          </w:tcPr>
-          <w:p>
-            <w:r>
-              <w:rPr>
-                <w:rFonts w:ascii="Times New Roman" w:hAnsi="Times New Roman"/>
-                <w:sz w:val="20"/>
-              </w:rPr>
-              <w:t>0.030</w:t>
-            </w:r>
-          </w:p>
-        </w:tc>
-        <w:tc>
-          <w:tcPr>
-            <w:tcW w:type="dxa" w:w="455"/>
-          </w:tcPr>
-          <w:p>
-            <w:r>
-              <w:rPr>
-                <w:rFonts w:ascii="Times New Roman" w:hAnsi="Times New Roman"/>
-                <w:sz w:val="20"/>
-              </w:rPr>
-              <w:t>0.994</w:t>
-            </w:r>
-          </w:p>
-        </w:tc>
-        <w:tc>
-          <w:tcPr>
-            <w:tcW w:type="dxa" w:w="455"/>
-          </w:tcPr>
-          <w:p>
-            <w:r>
-              <w:rPr>
-                <w:rFonts w:ascii="Times New Roman" w:hAnsi="Times New Roman"/>
-                <w:sz w:val="20"/>
-              </w:rPr>
-              <w:t>-1.525</w:t>
-            </w:r>
-          </w:p>
-        </w:tc>
-        <w:tc>
-          <w:tcPr>
-            <w:tcW w:type="dxa" w:w="455"/>
-          </w:tcPr>
-          <w:p>
-            <w:r>
-              <w:rPr>
-                <w:rFonts w:ascii="Times New Roman" w:hAnsi="Times New Roman"/>
-                <w:sz w:val="20"/>
-              </w:rPr>
-              <w:t>0.255</w:t>
-            </w:r>
-          </w:p>
-        </w:tc>
-        <w:tc>
-          <w:tcPr>
-            <w:tcW w:type="dxa" w:w="455"/>
-          </w:tcPr>
-          <w:p>
-            <w:r>
-              <w:rPr>
-                <w:rFonts w:ascii="Times New Roman" w:hAnsi="Times New Roman"/>
-                <w:sz w:val="20"/>
-              </w:rPr>
-              <w:t>0.903</w:t>
+              <w:t>0.646</w:t>
+            </w:r>
+          </w:p>
+        </w:tc>
+        <w:tc>
+          <w:tcPr>
+            <w:tcW w:type="dxa" w:w="455"/>
+          </w:tcPr>
+          <w:p>
+            <w:r>
+              <w:rPr>
+                <w:rFonts w:ascii="Times New Roman" w:hAnsi="Times New Roman"/>
+                <w:sz w:val="20"/>
+              </w:rPr>
+              <w:t>1.134</w:t>
+            </w:r>
+          </w:p>
+        </w:tc>
+        <w:tc>
+          <w:tcPr>
+            <w:tcW w:type="dxa" w:w="455"/>
+          </w:tcPr>
+          <w:p>
+            <w:r>
+              <w:rPr>
+                <w:rFonts w:ascii="Times New Roman" w:hAnsi="Times New Roman"/>
+                <w:sz w:val="20"/>
+              </w:rPr>
+              <w:t>0.257</w:t>
+            </w:r>
+          </w:p>
+        </w:tc>
+        <w:tc>
+          <w:tcPr>
+            <w:tcW w:type="dxa" w:w="455"/>
+          </w:tcPr>
+          <w:p>
+            <w:r>
+              <w:rPr>
+                <w:rFonts w:ascii="Times New Roman" w:hAnsi="Times New Roman"/>
+                <w:sz w:val="20"/>
+              </w:rPr>
+              <w:t>0.840</w:t>
+            </w:r>
+          </w:p>
+        </w:tc>
+        <w:tc>
+          <w:tcPr>
+            <w:tcW w:type="dxa" w:w="455"/>
+          </w:tcPr>
+          <w:p>
+            <w:r>
+              <w:rPr>
+                <w:rFonts w:ascii="Times New Roman" w:hAnsi="Times New Roman"/>
+                <w:sz w:val="20"/>
+              </w:rPr>
+              <w:t>1.517</w:t>
+            </w:r>
+          </w:p>
+        </w:tc>
+        <w:tc>
+          <w:tcPr>
+            <w:tcW w:type="dxa" w:w="455"/>
+          </w:tcPr>
+          <w:p>
+            <w:r>
+              <w:rPr>
+                <w:rFonts w:ascii="Times New Roman" w:hAnsi="Times New Roman"/>
+                <w:sz w:val="20"/>
+              </w:rPr>
+              <w:t>0.517</w:t>
+            </w:r>
+          </w:p>
+        </w:tc>
+        <w:tc>
+          <w:tcPr>
+            <w:tcW w:type="dxa" w:w="455"/>
+          </w:tcPr>
+          <w:p>
+            <w:r>
+              <w:rPr>
+                <w:rFonts w:ascii="Times New Roman" w:hAnsi="Times New Roman"/>
+                <w:sz w:val="20"/>
+              </w:rPr>
+              <w:t>0.906</w:t>
             </w:r>
           </w:p>
         </w:tc>
@@ -852,63 +852,63 @@
                 <w:rFonts w:ascii="Times New Roman" w:hAnsi="Times New Roman"/>
                 <w:sz w:val="20"/>
               </w:rPr>
-              <w:t>EGARCH(1,1)</w:t>
-            </w:r>
-          </w:p>
-        </w:tc>
-        <w:tc>
-          <w:tcPr>
-            <w:tcW w:type="dxa" w:w="455"/>
-          </w:tcPr>
-          <w:p>
-            <w:r>
-              <w:rPr>
-                <w:rFonts w:ascii="Times New Roman" w:hAnsi="Times New Roman"/>
-                <w:sz w:val="20"/>
-              </w:rPr>
-              <w:t>0.014</w:t>
-            </w:r>
-          </w:p>
-        </w:tc>
-        <w:tc>
-          <w:tcPr>
-            <w:tcW w:type="dxa" w:w="455"/>
-          </w:tcPr>
-          <w:p>
-            <w:r>
-              <w:rPr>
-                <w:rFonts w:ascii="Times New Roman" w:hAnsi="Times New Roman"/>
-                <w:sz w:val="20"/>
-              </w:rPr>
-              <w:t>0.989</w:t>
-            </w:r>
-          </w:p>
-        </w:tc>
-        <w:tc>
-          <w:tcPr>
-            <w:tcW w:type="dxa" w:w="455"/>
-          </w:tcPr>
-          <w:p>
-            <w:r>
-              <w:rPr>
-                <w:rFonts w:ascii="Times New Roman" w:hAnsi="Times New Roman"/>
-                <w:sz w:val="20"/>
-              </w:rPr>
-              <w:t>0.279</w:t>
-            </w:r>
-          </w:p>
-        </w:tc>
-        <w:tc>
-          <w:tcPr>
-            <w:tcW w:type="dxa" w:w="455"/>
-          </w:tcPr>
-          <w:p>
-            <w:r>
-              <w:rPr>
-                <w:rFonts w:ascii="Times New Roman" w:hAnsi="Times New Roman"/>
-                <w:sz w:val="20"/>
-              </w:rPr>
-              <w:t>-0.401</w:t>
+              <w:t>CNN-LSTM</w:t>
+            </w:r>
+          </w:p>
+        </w:tc>
+        <w:tc>
+          <w:tcPr>
+            <w:tcW w:type="dxa" w:w="455"/>
+          </w:tcPr>
+          <w:p>
+            <w:r>
+              <w:rPr>
+                <w:rFonts w:ascii="Times New Roman" w:hAnsi="Times New Roman"/>
+                <w:sz w:val="20"/>
+              </w:rPr>
+              <w:t>-5.138***</w:t>
+            </w:r>
+          </w:p>
+        </w:tc>
+        <w:tc>
+          <w:tcPr>
+            <w:tcW w:type="dxa" w:w="455"/>
+          </w:tcPr>
+          <w:p>
+            <w:r>
+              <w:rPr>
+                <w:rFonts w:ascii="Times New Roman" w:hAnsi="Times New Roman"/>
+                <w:sz w:val="20"/>
+              </w:rPr>
+              <w:t>0.000</w:t>
+            </w:r>
+          </w:p>
+        </w:tc>
+        <w:tc>
+          <w:tcPr>
+            <w:tcW w:type="dxa" w:w="455"/>
+          </w:tcPr>
+          <w:p>
+            <w:r>
+              <w:rPr>
+                <w:rFonts w:ascii="Times New Roman" w:hAnsi="Times New Roman"/>
+                <w:sz w:val="20"/>
+              </w:rPr>
+              <w:t>0.998</w:t>
+            </w:r>
+          </w:p>
+        </w:tc>
+        <w:tc>
+          <w:tcPr>
+            <w:tcW w:type="dxa" w:w="455"/>
+          </w:tcPr>
+          <w:p>
+            <w:r>
+              <w:rPr>
+                <w:rFonts w:ascii="Times New Roman" w:hAnsi="Times New Roman"/>
+                <w:sz w:val="20"/>
+              </w:rPr>
+              <w:t>0.986</w:t>
             </w:r>
           </w:p>
         </w:tc>
@@ -936,175 +936,175 @@
                 <w:rFonts w:ascii="Times New Roman" w:hAnsi="Times New Roman"/>
                 <w:sz w:val="20"/>
               </w:rPr>
-              <w:t>0.223</w:t>
-            </w:r>
-          </w:p>
-        </w:tc>
-        <w:tc>
-          <w:tcPr>
-            <w:tcW w:type="dxa" w:w="455"/>
-          </w:tcPr>
-          <w:p>
-            <w:r>
-              <w:rPr>
-                <w:rFonts w:ascii="Times New Roman" w:hAnsi="Times New Roman"/>
-                <w:sz w:val="20"/>
-              </w:rPr>
-              <w:t>-0.747</w:t>
-            </w:r>
-          </w:p>
-        </w:tc>
-        <w:tc>
-          <w:tcPr>
-            <w:tcW w:type="dxa" w:w="455"/>
-          </w:tcPr>
-          <w:p>
-            <w:r>
-              <w:rPr>
-                <w:rFonts w:ascii="Times New Roman" w:hAnsi="Times New Roman"/>
-                <w:sz w:val="20"/>
-              </w:rPr>
-              <w:t>1.000</w:t>
-            </w:r>
-          </w:p>
-        </w:tc>
-        <w:tc>
-          <w:tcPr>
-            <w:tcW w:type="dxa" w:w="455"/>
-          </w:tcPr>
-          <w:p>
-            <w:r>
-              <w:rPr>
-                <w:rFonts w:ascii="Times New Roman" w:hAnsi="Times New Roman"/>
-                <w:sz w:val="20"/>
-              </w:rPr>
-              <w:t>0.711</w:t>
-            </w:r>
-          </w:p>
-        </w:tc>
-        <w:tc>
-          <w:tcPr>
-            <w:tcW w:type="dxa" w:w="455"/>
-          </w:tcPr>
-          <w:p>
-            <w:r>
-              <w:rPr>
-                <w:rFonts w:ascii="Times New Roman" w:hAnsi="Times New Roman"/>
-                <w:sz w:val="20"/>
-              </w:rPr>
-              <w:t>-1.161</w:t>
-            </w:r>
-          </w:p>
-        </w:tc>
-        <w:tc>
-          <w:tcPr>
-            <w:tcW w:type="dxa" w:w="455"/>
-          </w:tcPr>
-          <w:p>
-            <w:r>
-              <w:rPr>
-                <w:rFonts w:ascii="Times New Roman" w:hAnsi="Times New Roman"/>
-                <w:sz w:val="20"/>
-              </w:rPr>
-              <w:t>0.955</w:t>
-            </w:r>
-          </w:p>
-        </w:tc>
-        <w:tc>
-          <w:tcPr>
-            <w:tcW w:type="dxa" w:w="455"/>
-          </w:tcPr>
-          <w:p>
-            <w:r>
-              <w:rPr>
-                <w:rFonts w:ascii="Times New Roman" w:hAnsi="Times New Roman"/>
-                <w:sz w:val="20"/>
-              </w:rPr>
-              <w:t>0.853</w:t>
-            </w:r>
-          </w:p>
-        </w:tc>
-        <w:tc>
-          <w:tcPr>
-            <w:tcW w:type="dxa" w:w="455"/>
-          </w:tcPr>
-          <w:p>
-            <w:r>
-              <w:rPr>
-                <w:rFonts w:ascii="Times New Roman" w:hAnsi="Times New Roman"/>
-                <w:sz w:val="20"/>
-              </w:rPr>
-              <w:t>-2.346</w:t>
-            </w:r>
-          </w:p>
-        </w:tc>
-        <w:tc>
-          <w:tcPr>
-            <w:tcW w:type="dxa" w:w="455"/>
-          </w:tcPr>
-          <w:p>
-            <w:r>
-              <w:rPr>
-                <w:rFonts w:ascii="Times New Roman" w:hAnsi="Times New Roman"/>
-                <w:sz w:val="20"/>
-              </w:rPr>
-              <w:t>0.114</w:t>
-            </w:r>
-          </w:p>
-        </w:tc>
-        <w:tc>
-          <w:tcPr>
-            <w:tcW w:type="dxa" w:w="455"/>
-          </w:tcPr>
-          <w:p>
-            <w:r>
-              <w:rPr>
-                <w:rFonts w:ascii="Times New Roman" w:hAnsi="Times New Roman"/>
-                <w:sz w:val="20"/>
-              </w:rPr>
-              <w:t>0.988</w:t>
-            </w:r>
-          </w:p>
-        </w:tc>
-        <w:tc>
-          <w:tcPr>
-            <w:tcW w:type="dxa" w:w="455"/>
-          </w:tcPr>
-          <w:p>
-            <w:r>
-              <w:rPr>
-                <w:rFonts w:ascii="Times New Roman" w:hAnsi="Times New Roman"/>
-                <w:sz w:val="20"/>
-              </w:rPr>
-              <w:t>-2.268</w:t>
-            </w:r>
-          </w:p>
-        </w:tc>
-        <w:tc>
-          <w:tcPr>
-            <w:tcW w:type="dxa" w:w="455"/>
-          </w:tcPr>
-          <w:p>
-            <w:r>
-              <w:rPr>
-                <w:rFonts w:ascii="Times New Roman" w:hAnsi="Times New Roman"/>
-                <w:sz w:val="20"/>
-              </w:rPr>
-              <w:t>0.163</w:t>
-            </w:r>
-          </w:p>
-        </w:tc>
-        <w:tc>
-          <w:tcPr>
-            <w:tcW w:type="dxa" w:w="455"/>
-          </w:tcPr>
-          <w:p>
-            <w:r>
-              <w:rPr>
-                <w:rFonts w:ascii="Times New Roman" w:hAnsi="Times New Roman"/>
-                <w:sz w:val="20"/>
-              </w:rPr>
-              <w:t>0.982</w:t>
+              <w:t>0.051</w:t>
+            </w:r>
+          </w:p>
+        </w:tc>
+        <w:tc>
+          <w:tcPr>
+            <w:tcW w:type="dxa" w:w="455"/>
+          </w:tcPr>
+          <w:p>
+            <w:r>
+              <w:rPr>
+                <w:rFonts w:ascii="Times New Roman" w:hAnsi="Times New Roman"/>
+                <w:sz w:val="20"/>
+              </w:rPr>
+              <w:t>-1.368</w:t>
+            </w:r>
+          </w:p>
+        </w:tc>
+        <w:tc>
+          <w:tcPr>
+            <w:tcW w:type="dxa" w:w="455"/>
+          </w:tcPr>
+          <w:p>
+            <w:r>
+              <w:rPr>
+                <w:rFonts w:ascii="Times New Roman" w:hAnsi="Times New Roman"/>
+                <w:sz w:val="20"/>
+              </w:rPr>
+              <w:t>0.857</w:t>
+            </w:r>
+          </w:p>
+        </w:tc>
+        <w:tc>
+          <w:tcPr>
+            <w:tcW w:type="dxa" w:w="455"/>
+          </w:tcPr>
+          <w:p>
+            <w:r>
+              <w:rPr>
+                <w:rFonts w:ascii="Times New Roman" w:hAnsi="Times New Roman"/>
+                <w:sz w:val="20"/>
+              </w:rPr>
+              <w:t>0.882</w:t>
+            </w:r>
+          </w:p>
+        </w:tc>
+        <w:tc>
+          <w:tcPr>
+            <w:tcW w:type="dxa" w:w="455"/>
+          </w:tcPr>
+          <w:p>
+            <w:r>
+              <w:rPr>
+                <w:rFonts w:ascii="Times New Roman" w:hAnsi="Times New Roman"/>
+                <w:sz w:val="20"/>
+              </w:rPr>
+              <w:t>-2.560</w:t>
+            </w:r>
+          </w:p>
+        </w:tc>
+        <w:tc>
+          <w:tcPr>
+            <w:tcW w:type="dxa" w:w="455"/>
+          </w:tcPr>
+          <w:p>
+            <w:r>
+              <w:rPr>
+                <w:rFonts w:ascii="Times New Roman" w:hAnsi="Times New Roman"/>
+                <w:sz w:val="20"/>
+              </w:rPr>
+              <w:t>0.136</w:t>
+            </w:r>
+          </w:p>
+        </w:tc>
+        <w:tc>
+          <w:tcPr>
+            <w:tcW w:type="dxa" w:w="455"/>
+          </w:tcPr>
+          <w:p>
+            <w:r>
+              <w:rPr>
+                <w:rFonts w:ascii="Times New Roman" w:hAnsi="Times New Roman"/>
+                <w:sz w:val="20"/>
+              </w:rPr>
+              <w:t>0.987</w:t>
+            </w:r>
+          </w:p>
+        </w:tc>
+        <w:tc>
+          <w:tcPr>
+            <w:tcW w:type="dxa" w:w="455"/>
+          </w:tcPr>
+          <w:p>
+            <w:r>
+              <w:rPr>
+                <w:rFonts w:ascii="Times New Roman" w:hAnsi="Times New Roman"/>
+                <w:sz w:val="20"/>
+              </w:rPr>
+              <w:t>—</w:t>
+            </w:r>
+          </w:p>
+        </w:tc>
+        <w:tc>
+          <w:tcPr>
+            <w:tcW w:type="dxa" w:w="455"/>
+          </w:tcPr>
+          <w:p>
+            <w:r>
+              <w:rPr>
+                <w:rFonts w:ascii="Times New Roman" w:hAnsi="Times New Roman"/>
+                <w:sz w:val="20"/>
+              </w:rPr>
+              <w:t>—</w:t>
+            </w:r>
+          </w:p>
+        </w:tc>
+        <w:tc>
+          <w:tcPr>
+            <w:tcW w:type="dxa" w:w="455"/>
+          </w:tcPr>
+          <w:p>
+            <w:r>
+              <w:rPr>
+                <w:rFonts w:ascii="Times New Roman" w:hAnsi="Times New Roman"/>
+                <w:sz w:val="20"/>
+              </w:rPr>
+              <w:t>—</w:t>
+            </w:r>
+          </w:p>
+        </w:tc>
+        <w:tc>
+          <w:tcPr>
+            <w:tcW w:type="dxa" w:w="455"/>
+          </w:tcPr>
+          <w:p>
+            <w:r>
+              <w:rPr>
+                <w:rFonts w:ascii="Times New Roman" w:hAnsi="Times New Roman"/>
+                <w:sz w:val="20"/>
+              </w:rPr>
+              <w:t>—</w:t>
+            </w:r>
+          </w:p>
+        </w:tc>
+        <w:tc>
+          <w:tcPr>
+            <w:tcW w:type="dxa" w:w="455"/>
+          </w:tcPr>
+          <w:p>
+            <w:r>
+              <w:rPr>
+                <w:rFonts w:ascii="Times New Roman" w:hAnsi="Times New Roman"/>
+                <w:sz w:val="20"/>
+              </w:rPr>
+              <w:t>—</w:t>
+            </w:r>
+          </w:p>
+        </w:tc>
+        <w:tc>
+          <w:tcPr>
+            <w:tcW w:type="dxa" w:w="455"/>
+          </w:tcPr>
+          <w:p>
+            <w:r>
+              <w:rPr>
+                <w:rFonts w:ascii="Times New Roman" w:hAnsi="Times New Roman"/>
+                <w:sz w:val="20"/>
+              </w:rPr>
+              <w:t>—</w:t>
             </w:r>
           </w:p>
         </w:tc>
@@ -1120,63 +1120,35 @@
                 <w:rFonts w:ascii="Times New Roman" w:hAnsi="Times New Roman"/>
                 <w:sz w:val="20"/>
               </w:rPr>
-              <w:t>FIGARCH(1,d,1)</w:t>
-            </w:r>
-          </w:p>
-        </w:tc>
-        <w:tc>
-          <w:tcPr>
-            <w:tcW w:type="dxa" w:w="455"/>
-          </w:tcPr>
-          <w:p>
-            <w:r>
-              <w:rPr>
-                <w:rFonts w:ascii="Times New Roman" w:hAnsi="Times New Roman"/>
-                <w:sz w:val="20"/>
-              </w:rPr>
-              <w:t>-2.175</w:t>
-            </w:r>
-          </w:p>
-        </w:tc>
-        <w:tc>
-          <w:tcPr>
-            <w:tcW w:type="dxa" w:w="455"/>
-          </w:tcPr>
-          <w:p>
-            <w:r>
-              <w:rPr>
-                <w:rFonts w:ascii="Times New Roman" w:hAnsi="Times New Roman"/>
-                <w:sz w:val="20"/>
-              </w:rPr>
-              <w:t>0.148</w:t>
-            </w:r>
-          </w:p>
-        </w:tc>
-        <w:tc>
-          <w:tcPr>
-            <w:tcW w:type="dxa" w:w="455"/>
-          </w:tcPr>
-          <w:p>
-            <w:r>
-              <w:rPr>
-                <w:rFonts w:ascii="Times New Roman" w:hAnsi="Times New Roman"/>
-                <w:sz w:val="20"/>
-              </w:rPr>
-              <w:t>0.931</w:t>
-            </w:r>
-          </w:p>
-        </w:tc>
-        <w:tc>
-          <w:tcPr>
-            <w:tcW w:type="dxa" w:w="455"/>
-          </w:tcPr>
-          <w:p>
-            <w:r>
-              <w:rPr>
-                <w:rFonts w:ascii="Times New Roman" w:hAnsi="Times New Roman"/>
-                <w:sz w:val="20"/>
-              </w:rPr>
-              <w:t>-1.191</w:t>
+              <w:t>Constant (unconditional variance)</w:t>
+            </w:r>
+          </w:p>
+        </w:tc>
+        <w:tc>
+          <w:tcPr>
+            <w:tcW w:type="dxa" w:w="455"/>
+          </w:tcPr>
+          <w:p>
+            <w:r>
+              <w:rPr>
+                <w:rFonts w:ascii="Times New Roman" w:hAnsi="Times New Roman"/>
+                <w:sz w:val="20"/>
+              </w:rPr>
+              <w:t>10.554***</w:t>
+            </w:r>
+          </w:p>
+        </w:tc>
+        <w:tc>
+          <w:tcPr>
+            <w:tcW w:type="dxa" w:w="455"/>
+          </w:tcPr>
+          <w:p>
+            <w:r>
+              <w:rPr>
+                <w:rFonts w:ascii="Times New Roman" w:hAnsi="Times New Roman"/>
+                <w:sz w:val="20"/>
+              </w:rPr>
+              <w:t>0.000</w:t>
             </w:r>
           </w:p>
         </w:tc>
@@ -1204,21 +1176,63 @@
                 <w:rFonts w:ascii="Times New Roman" w:hAnsi="Times New Roman"/>
                 <w:sz w:val="20"/>
               </w:rPr>
-              <w:t>0.491</w:t>
-            </w:r>
-          </w:p>
-        </w:tc>
-        <w:tc>
-          <w:tcPr>
-            <w:tcW w:type="dxa" w:w="455"/>
-          </w:tcPr>
-          <w:p>
-            <w:r>
-              <w:rPr>
-                <w:rFonts w:ascii="Times New Roman" w:hAnsi="Times New Roman"/>
-                <w:sz w:val="20"/>
-              </w:rPr>
-              <w:t>-0.594</w:t>
+              <w:t>4.205***</w:t>
+            </w:r>
+          </w:p>
+        </w:tc>
+        <w:tc>
+          <w:tcPr>
+            <w:tcW w:type="dxa" w:w="455"/>
+          </w:tcPr>
+          <w:p>
+            <w:r>
+              <w:rPr>
+                <w:rFonts w:ascii="Times New Roman" w:hAnsi="Times New Roman"/>
+                <w:sz w:val="20"/>
+              </w:rPr>
+              <w:t>0.000</w:t>
+            </w:r>
+          </w:p>
+        </w:tc>
+        <w:tc>
+          <w:tcPr>
+            <w:tcW w:type="dxa" w:w="455"/>
+          </w:tcPr>
+          <w:p>
+            <w:r>
+              <w:rPr>
+                <w:rFonts w:ascii="Times New Roman" w:hAnsi="Times New Roman"/>
+                <w:sz w:val="20"/>
+              </w:rPr>
+              <w:t>0.993</w:t>
+            </w:r>
+          </w:p>
+        </w:tc>
+        <w:tc>
+          <w:tcPr>
+            <w:tcW w:type="dxa" w:w="455"/>
+          </w:tcPr>
+          <w:p>
+            <w:r>
+              <w:rPr>
+                <w:rFonts w:ascii="Times New Roman" w:hAnsi="Times New Roman"/>
+                <w:sz w:val="20"/>
+              </w:rPr>
+              <w:t>8.738***</w:t>
+            </w:r>
+          </w:p>
+        </w:tc>
+        <w:tc>
+          <w:tcPr>
+            <w:tcW w:type="dxa" w:w="455"/>
+          </w:tcPr>
+          <w:p>
+            <w:r>
+              <w:rPr>
+                <w:rFonts w:ascii="Times New Roman" w:hAnsi="Times New Roman"/>
+                <w:sz w:val="20"/>
+              </w:rPr>
+              <w:t>0.000</w:t>
             </w:r>
           </w:p>
         </w:tc>
@@ -1246,133 +1260,119 @@
                 <w:rFonts w:ascii="Times New Roman" w:hAnsi="Times New Roman"/>
                 <w:sz w:val="20"/>
               </w:rPr>
-              <w:t>0.668</w:t>
-            </w:r>
-          </w:p>
-        </w:tc>
-        <w:tc>
-          <w:tcPr>
-            <w:tcW w:type="dxa" w:w="455"/>
-          </w:tcPr>
-          <w:p>
-            <w:r>
-              <w:rPr>
-                <w:rFonts w:ascii="Times New Roman" w:hAnsi="Times New Roman"/>
-                <w:sz w:val="20"/>
-              </w:rPr>
-              <w:t>-1.178</w:t>
-            </w:r>
-          </w:p>
-        </w:tc>
-        <w:tc>
-          <w:tcPr>
-            <w:tcW w:type="dxa" w:w="455"/>
-          </w:tcPr>
-          <w:p>
-            <w:r>
-              <w:rPr>
-                <w:rFonts w:ascii="Times New Roman" w:hAnsi="Times New Roman"/>
-                <w:sz w:val="20"/>
-              </w:rPr>
-              <w:t>0.955</w:t>
-            </w:r>
-          </w:p>
-        </w:tc>
-        <w:tc>
-          <w:tcPr>
-            <w:tcW w:type="dxa" w:w="455"/>
-          </w:tcPr>
-          <w:p>
-            <w:r>
-              <w:rPr>
-                <w:rFonts w:ascii="Times New Roman" w:hAnsi="Times New Roman"/>
-                <w:sz w:val="20"/>
-              </w:rPr>
-              <w:t>0.860</w:t>
-            </w:r>
-          </w:p>
-        </w:tc>
-        <w:tc>
-          <w:tcPr>
-            <w:tcW w:type="dxa" w:w="455"/>
-          </w:tcPr>
-          <w:p>
-            <w:r>
-              <w:rPr>
-                <w:rFonts w:ascii="Times New Roman" w:hAnsi="Times New Roman"/>
-                <w:sz w:val="20"/>
-              </w:rPr>
-              <w:t>-2.202</w:t>
-            </w:r>
-          </w:p>
-        </w:tc>
-        <w:tc>
-          <w:tcPr>
-            <w:tcW w:type="dxa" w:w="455"/>
-          </w:tcPr>
-          <w:p>
-            <w:r>
-              <w:rPr>
-                <w:rFonts w:ascii="Times New Roman" w:hAnsi="Times New Roman"/>
-                <w:sz w:val="20"/>
-              </w:rPr>
-              <w:t>0.133</w:t>
-            </w:r>
-          </w:p>
-        </w:tc>
-        <w:tc>
-          <w:tcPr>
-            <w:tcW w:type="dxa" w:w="455"/>
-          </w:tcPr>
-          <w:p>
-            <w:r>
-              <w:rPr>
-                <w:rFonts w:ascii="Times New Roman" w:hAnsi="Times New Roman"/>
-                <w:sz w:val="20"/>
-              </w:rPr>
-              <w:t>0.983</w:t>
-            </w:r>
-          </w:p>
-        </w:tc>
-        <w:tc>
-          <w:tcPr>
-            <w:tcW w:type="dxa" w:w="455"/>
-          </w:tcPr>
-          <w:p>
-            <w:r>
-              <w:rPr>
-                <w:rFonts w:ascii="Times New Roman" w:hAnsi="Times New Roman"/>
-                <w:sz w:val="20"/>
-              </w:rPr>
-              <w:t>-2.196</w:t>
-            </w:r>
-          </w:p>
-        </w:tc>
-        <w:tc>
-          <w:tcPr>
-            <w:tcW w:type="dxa" w:w="455"/>
-          </w:tcPr>
-          <w:p>
-            <w:r>
-              <w:rPr>
-                <w:rFonts w:ascii="Times New Roman" w:hAnsi="Times New Roman"/>
-                <w:sz w:val="20"/>
-              </w:rPr>
-              <w:t>0.163</w:t>
-            </w:r>
-          </w:p>
-        </w:tc>
-        <w:tc>
-          <w:tcPr>
-            <w:tcW w:type="dxa" w:w="455"/>
-          </w:tcPr>
-          <w:p>
-            <w:r>
-              <w:rPr>
-                <w:rFonts w:ascii="Times New Roman" w:hAnsi="Times New Roman"/>
-                <w:sz w:val="20"/>
-              </w:rPr>
-              <w:t>0.979</w:t>
+              <w:t>7.603***</w:t>
+            </w:r>
+          </w:p>
+        </w:tc>
+        <w:tc>
+          <w:tcPr>
+            <w:tcW w:type="dxa" w:w="455"/>
+          </w:tcPr>
+          <w:p>
+            <w:r>
+              <w:rPr>
+                <w:rFonts w:ascii="Times New Roman" w:hAnsi="Times New Roman"/>
+                <w:sz w:val="20"/>
+              </w:rPr>
+              <w:t>0.000</w:t>
+            </w:r>
+          </w:p>
+        </w:tc>
+        <w:tc>
+          <w:tcPr>
+            <w:tcW w:type="dxa" w:w="455"/>
+          </w:tcPr>
+          <w:p>
+            <w:r>
+              <w:rPr>
+                <w:rFonts w:ascii="Times New Roman" w:hAnsi="Times New Roman"/>
+                <w:sz w:val="20"/>
+              </w:rPr>
+              <w:t>1.000</w:t>
+            </w:r>
+          </w:p>
+        </w:tc>
+        <w:tc>
+          <w:tcPr>
+            <w:tcW w:type="dxa" w:w="455"/>
+          </w:tcPr>
+          <w:p>
+            <w:r>
+              <w:rPr>
+                <w:rFonts w:ascii="Times New Roman" w:hAnsi="Times New Roman"/>
+                <w:sz w:val="20"/>
+              </w:rPr>
+              <w:t>2.587*</w:t>
+            </w:r>
+          </w:p>
+        </w:tc>
+        <w:tc>
+          <w:tcPr>
+            <w:tcW w:type="dxa" w:w="455"/>
+          </w:tcPr>
+          <w:p>
+            <w:r>
+              <w:rPr>
+                <w:rFonts w:ascii="Times New Roman" w:hAnsi="Times New Roman"/>
+                <w:sz w:val="20"/>
+              </w:rPr>
+              <w:t>0.077</w:t>
+            </w:r>
+          </w:p>
+        </w:tc>
+        <w:tc>
+          <w:tcPr>
+            <w:tcW w:type="dxa" w:w="455"/>
+          </w:tcPr>
+          <w:p>
+            <w:r>
+              <w:rPr>
+                <w:rFonts w:ascii="Times New Roman" w:hAnsi="Times New Roman"/>
+                <w:sz w:val="20"/>
+              </w:rPr>
+              <w:t>0.991</w:t>
+            </w:r>
+          </w:p>
+        </w:tc>
+        <w:tc>
+          <w:tcPr>
+            <w:tcW w:type="dxa" w:w="455"/>
+          </w:tcPr>
+          <w:p>
+            <w:r>
+              <w:rPr>
+                <w:rFonts w:ascii="Times New Roman" w:hAnsi="Times New Roman"/>
+                <w:sz w:val="20"/>
+              </w:rPr>
+              <w:t>0.518</w:t>
+            </w:r>
+          </w:p>
+        </w:tc>
+        <w:tc>
+          <w:tcPr>
+            <w:tcW w:type="dxa" w:w="455"/>
+          </w:tcPr>
+          <w:p>
+            <w:r>
+              <w:rPr>
+                <w:rFonts w:ascii="Times New Roman" w:hAnsi="Times New Roman"/>
+                <w:sz w:val="20"/>
+              </w:rPr>
+              <w:t>0.778</w:t>
+            </w:r>
+          </w:p>
+        </w:tc>
+        <w:tc>
+          <w:tcPr>
+            <w:tcW w:type="dxa" w:w="455"/>
+          </w:tcPr>
+          <w:p>
+            <w:r>
+              <w:rPr>
+                <w:rFonts w:ascii="Times New Roman" w:hAnsi="Times New Roman"/>
+                <w:sz w:val="20"/>
+              </w:rPr>
+              <w:t>0.515</w:t>
             </w:r>
           </w:p>
         </w:tc>
@@ -1388,63 +1388,63 @@
                 <w:rFonts w:ascii="Times New Roman" w:hAnsi="Times New Roman"/>
                 <w:sz w:val="20"/>
               </w:rPr>
-              <w:t>GARCH(1,1)</w:t>
-            </w:r>
-          </w:p>
-        </w:tc>
-        <w:tc>
-          <w:tcPr>
-            <w:tcW w:type="dxa" w:w="455"/>
-          </w:tcPr>
-          <w:p>
-            <w:r>
-              <w:rPr>
-                <w:rFonts w:ascii="Times New Roman" w:hAnsi="Times New Roman"/>
-                <w:sz w:val="20"/>
-              </w:rPr>
-              <w:t>-2.012</w:t>
-            </w:r>
-          </w:p>
-        </w:tc>
-        <w:tc>
-          <w:tcPr>
-            <w:tcW w:type="dxa" w:w="455"/>
-          </w:tcPr>
-          <w:p>
-            <w:r>
-              <w:rPr>
-                <w:rFonts w:ascii="Times New Roman" w:hAnsi="Times New Roman"/>
-                <w:sz w:val="20"/>
-              </w:rPr>
-              <w:t>0.148</w:t>
-            </w:r>
-          </w:p>
-        </w:tc>
-        <w:tc>
-          <w:tcPr>
-            <w:tcW w:type="dxa" w:w="455"/>
-          </w:tcPr>
-          <w:p>
-            <w:r>
-              <w:rPr>
-                <w:rFonts w:ascii="Times New Roman" w:hAnsi="Times New Roman"/>
-                <w:sz w:val="20"/>
-              </w:rPr>
-              <w:t>0.903</w:t>
-            </w:r>
-          </w:p>
-        </w:tc>
-        <w:tc>
-          <w:tcPr>
-            <w:tcW w:type="dxa" w:w="455"/>
-          </w:tcPr>
-          <w:p>
-            <w:r>
-              <w:rPr>
-                <w:rFonts w:ascii="Times New Roman" w:hAnsi="Times New Roman"/>
-                <w:sz w:val="20"/>
-              </w:rPr>
-              <w:t>-0.656</w:t>
+              <w:t>EGARCH(1,1)</w:t>
+            </w:r>
+          </w:p>
+        </w:tc>
+        <w:tc>
+          <w:tcPr>
+            <w:tcW w:type="dxa" w:w="455"/>
+          </w:tcPr>
+          <w:p>
+            <w:r>
+              <w:rPr>
+                <w:rFonts w:ascii="Times New Roman" w:hAnsi="Times New Roman"/>
+                <w:sz w:val="20"/>
+              </w:rPr>
+              <w:t>0.801</w:t>
+            </w:r>
+          </w:p>
+        </w:tc>
+        <w:tc>
+          <w:tcPr>
+            <w:tcW w:type="dxa" w:w="455"/>
+          </w:tcPr>
+          <w:p>
+            <w:r>
+              <w:rPr>
+                <w:rFonts w:ascii="Times New Roman" w:hAnsi="Times New Roman"/>
+                <w:sz w:val="20"/>
+              </w:rPr>
+              <w:t>0.861</w:t>
+            </w:r>
+          </w:p>
+        </w:tc>
+        <w:tc>
+          <w:tcPr>
+            <w:tcW w:type="dxa" w:w="455"/>
+          </w:tcPr>
+          <w:p>
+            <w:r>
+              <w:rPr>
+                <w:rFonts w:ascii="Times New Roman" w:hAnsi="Times New Roman"/>
+                <w:sz w:val="20"/>
+              </w:rPr>
+              <w:t>0.291</w:t>
+            </w:r>
+          </w:p>
+        </w:tc>
+        <w:tc>
+          <w:tcPr>
+            <w:tcW w:type="dxa" w:w="455"/>
+          </w:tcPr>
+          <w:p>
+            <w:r>
+              <w:rPr>
+                <w:rFonts w:ascii="Times New Roman" w:hAnsi="Times New Roman"/>
+                <w:sz w:val="20"/>
+              </w:rPr>
+              <w:t>1.139</w:t>
             </w:r>
           </w:p>
         </w:tc>
@@ -1472,21 +1472,63 @@
                 <w:rFonts w:ascii="Times New Roman" w:hAnsi="Times New Roman"/>
                 <w:sz w:val="20"/>
               </w:rPr>
-              <w:t>0.285</w:t>
-            </w:r>
-          </w:p>
-        </w:tc>
-        <w:tc>
-          <w:tcPr>
-            <w:tcW w:type="dxa" w:w="455"/>
-          </w:tcPr>
-          <w:p>
-            <w:r>
-              <w:rPr>
-                <w:rFonts w:ascii="Times New Roman" w:hAnsi="Times New Roman"/>
-                <w:sz w:val="20"/>
-              </w:rPr>
-              <w:t>-0.942</w:t>
+              <w:t>0.157</w:t>
+            </w:r>
+          </w:p>
+        </w:tc>
+        <w:tc>
+          <w:tcPr>
+            <w:tcW w:type="dxa" w:w="455"/>
+          </w:tcPr>
+          <w:p>
+            <w:r>
+              <w:rPr>
+                <w:rFonts w:ascii="Times New Roman" w:hAnsi="Times New Roman"/>
+                <w:sz w:val="20"/>
+              </w:rPr>
+              <w:t>-1.038</w:t>
+            </w:r>
+          </w:p>
+        </w:tc>
+        <w:tc>
+          <w:tcPr>
+            <w:tcW w:type="dxa" w:w="455"/>
+          </w:tcPr>
+          <w:p>
+            <w:r>
+              <w:rPr>
+                <w:rFonts w:ascii="Times New Roman" w:hAnsi="Times New Roman"/>
+                <w:sz w:val="20"/>
+              </w:rPr>
+              <w:t>0.898</w:t>
+            </w:r>
+          </w:p>
+        </w:tc>
+        <w:tc>
+          <w:tcPr>
+            <w:tcW w:type="dxa" w:w="455"/>
+          </w:tcPr>
+          <w:p>
+            <w:r>
+              <w:rPr>
+                <w:rFonts w:ascii="Times New Roman" w:hAnsi="Times New Roman"/>
+                <w:sz w:val="20"/>
+              </w:rPr>
+              <w:t>0.802</w:t>
+            </w:r>
+          </w:p>
+        </w:tc>
+        <w:tc>
+          <w:tcPr>
+            <w:tcW w:type="dxa" w:w="455"/>
+          </w:tcPr>
+          <w:p>
+            <w:r>
+              <w:rPr>
+                <w:rFonts w:ascii="Times New Roman" w:hAnsi="Times New Roman"/>
+                <w:sz w:val="20"/>
+              </w:rPr>
+              <w:t>-0.432</w:t>
             </w:r>
           </w:p>
         </w:tc>
@@ -1514,133 +1556,91 @@
                 <w:rFonts w:ascii="Times New Roman" w:hAnsi="Times New Roman"/>
                 <w:sz w:val="20"/>
               </w:rPr>
-              <w:t>0.774</w:t>
-            </w:r>
-          </w:p>
-        </w:tc>
-        <w:tc>
-          <w:tcPr>
-            <w:tcW w:type="dxa" w:w="455"/>
-          </w:tcPr>
-          <w:p>
-            <w:r>
-              <w:rPr>
-                <w:rFonts w:ascii="Times New Roman" w:hAnsi="Times New Roman"/>
-                <w:sz w:val="20"/>
-              </w:rPr>
-              <w:t>-1.037</w:t>
-            </w:r>
-          </w:p>
-        </w:tc>
-        <w:tc>
-          <w:tcPr>
-            <w:tcW w:type="dxa" w:w="455"/>
-          </w:tcPr>
-          <w:p>
-            <w:r>
-              <w:rPr>
-                <w:rFonts w:ascii="Times New Roman" w:hAnsi="Times New Roman"/>
-                <w:sz w:val="20"/>
-              </w:rPr>
-              <w:t>0.955</w:t>
-            </w:r>
-          </w:p>
-        </w:tc>
-        <w:tc>
-          <w:tcPr>
-            <w:tcW w:type="dxa" w:w="455"/>
-          </w:tcPr>
-          <w:p>
-            <w:r>
-              <w:rPr>
-                <w:rFonts w:ascii="Times New Roman" w:hAnsi="Times New Roman"/>
-                <w:sz w:val="20"/>
-              </w:rPr>
-              <w:t>0.826</w:t>
-            </w:r>
-          </w:p>
-        </w:tc>
-        <w:tc>
-          <w:tcPr>
-            <w:tcW w:type="dxa" w:w="455"/>
-          </w:tcPr>
-          <w:p>
-            <w:r>
-              <w:rPr>
-                <w:rFonts w:ascii="Times New Roman" w:hAnsi="Times New Roman"/>
-                <w:sz w:val="20"/>
-              </w:rPr>
-              <w:t>-2.219</w:t>
-            </w:r>
-          </w:p>
-        </w:tc>
-        <w:tc>
-          <w:tcPr>
-            <w:tcW w:type="dxa" w:w="455"/>
-          </w:tcPr>
-          <w:p>
-            <w:r>
-              <w:rPr>
-                <w:rFonts w:ascii="Times New Roman" w:hAnsi="Times New Roman"/>
-                <w:sz w:val="20"/>
-              </w:rPr>
-              <w:t>0.133</w:t>
-            </w:r>
-          </w:p>
-        </w:tc>
-        <w:tc>
-          <w:tcPr>
-            <w:tcW w:type="dxa" w:w="455"/>
-          </w:tcPr>
-          <w:p>
-            <w:r>
-              <w:rPr>
-                <w:rFonts w:ascii="Times New Roman" w:hAnsi="Times New Roman"/>
-                <w:sz w:val="20"/>
-              </w:rPr>
-              <w:t>0.983</w:t>
-            </w:r>
-          </w:p>
-        </w:tc>
-        <w:tc>
-          <w:tcPr>
-            <w:tcW w:type="dxa" w:w="455"/>
-          </w:tcPr>
-          <w:p>
-            <w:r>
-              <w:rPr>
-                <w:rFonts w:ascii="Times New Roman" w:hAnsi="Times New Roman"/>
-                <w:sz w:val="20"/>
-              </w:rPr>
-              <w:t>-2.264</w:t>
-            </w:r>
-          </w:p>
-        </w:tc>
-        <w:tc>
-          <w:tcPr>
-            <w:tcW w:type="dxa" w:w="455"/>
-          </w:tcPr>
-          <w:p>
-            <w:r>
-              <w:rPr>
-                <w:rFonts w:ascii="Times New Roman" w:hAnsi="Times New Roman"/>
-                <w:sz w:val="20"/>
-              </w:rPr>
-              <w:t>0.163</w:t>
-            </w:r>
-          </w:p>
-        </w:tc>
-        <w:tc>
-          <w:tcPr>
-            <w:tcW w:type="dxa" w:w="455"/>
-          </w:tcPr>
-          <w:p>
-            <w:r>
-              <w:rPr>
-                <w:rFonts w:ascii="Times New Roman" w:hAnsi="Times New Roman"/>
-                <w:sz w:val="20"/>
-              </w:rPr>
-              <w:t>0.982</w:t>
+              <w:t>0.621</w:t>
+            </w:r>
+          </w:p>
+        </w:tc>
+        <w:tc>
+          <w:tcPr>
+            <w:tcW w:type="dxa" w:w="455"/>
+          </w:tcPr>
+          <w:p>
+            <w:r>
+              <w:rPr>
+                <w:rFonts w:ascii="Times New Roman" w:hAnsi="Times New Roman"/>
+                <w:sz w:val="20"/>
+              </w:rPr>
+              <w:t>-2.401</w:t>
+            </w:r>
+          </w:p>
+        </w:tc>
+        <w:tc>
+          <w:tcPr>
+            <w:tcW w:type="dxa" w:w="455"/>
+          </w:tcPr>
+          <w:p>
+            <w:r>
+              <w:rPr>
+                <w:rFonts w:ascii="Times New Roman" w:hAnsi="Times New Roman"/>
+                <w:sz w:val="20"/>
+              </w:rPr>
+              <w:t>0.114</w:t>
+            </w:r>
+          </w:p>
+        </w:tc>
+        <w:tc>
+          <w:tcPr>
+            <w:tcW w:type="dxa" w:w="455"/>
+          </w:tcPr>
+          <w:p>
+            <w:r>
+              <w:rPr>
+                <w:rFonts w:ascii="Times New Roman" w:hAnsi="Times New Roman"/>
+                <w:sz w:val="20"/>
+              </w:rPr>
+              <w:t>0.989</w:t>
+            </w:r>
+          </w:p>
+        </w:tc>
+        <w:tc>
+          <w:tcPr>
+            <w:tcW w:type="dxa" w:w="455"/>
+          </w:tcPr>
+          <w:p>
+            <w:r>
+              <w:rPr>
+                <w:rFonts w:ascii="Times New Roman" w:hAnsi="Times New Roman"/>
+                <w:sz w:val="20"/>
+              </w:rPr>
+              <w:t>-2.175</w:t>
+            </w:r>
+          </w:p>
+        </w:tc>
+        <w:tc>
+          <w:tcPr>
+            <w:tcW w:type="dxa" w:w="455"/>
+          </w:tcPr>
+          <w:p>
+            <w:r>
+              <w:rPr>
+                <w:rFonts w:ascii="Times New Roman" w:hAnsi="Times New Roman"/>
+                <w:sz w:val="20"/>
+              </w:rPr>
+              <w:t>0.207</w:t>
+            </w:r>
+          </w:p>
+        </w:tc>
+        <w:tc>
+          <w:tcPr>
+            <w:tcW w:type="dxa" w:w="455"/>
+          </w:tcPr>
+          <w:p>
+            <w:r>
+              <w:rPr>
+                <w:rFonts w:ascii="Times New Roman" w:hAnsi="Times New Roman"/>
+                <w:sz w:val="20"/>
+              </w:rPr>
+              <w:t>0.958</w:t>
             </w:r>
           </w:p>
         </w:tc>
@@ -1656,63 +1656,63 @@
                 <w:rFonts w:ascii="Times New Roman" w:hAnsi="Times New Roman"/>
                 <w:sz w:val="20"/>
               </w:rPr>
-              <w:t>GJR-GARCH(1,1)</w:t>
-            </w:r>
-          </w:p>
-        </w:tc>
-        <w:tc>
-          <w:tcPr>
-            <w:tcW w:type="dxa" w:w="455"/>
-          </w:tcPr>
-          <w:p>
-            <w:r>
-              <w:rPr>
-                <w:rFonts w:ascii="Times New Roman" w:hAnsi="Times New Roman"/>
-                <w:sz w:val="20"/>
-              </w:rPr>
-              <w:t>-2.115</w:t>
-            </w:r>
-          </w:p>
-        </w:tc>
-        <w:tc>
-          <w:tcPr>
-            <w:tcW w:type="dxa" w:w="455"/>
-          </w:tcPr>
-          <w:p>
-            <w:r>
-              <w:rPr>
-                <w:rFonts w:ascii="Times New Roman" w:hAnsi="Times New Roman"/>
-                <w:sz w:val="20"/>
-              </w:rPr>
-              <w:t>0.148</w:t>
-            </w:r>
-          </w:p>
-        </w:tc>
-        <w:tc>
-          <w:tcPr>
-            <w:tcW w:type="dxa" w:w="455"/>
-          </w:tcPr>
-          <w:p>
-            <w:r>
-              <w:rPr>
-                <w:rFonts w:ascii="Times New Roman" w:hAnsi="Times New Roman"/>
-                <w:sz w:val="20"/>
-              </w:rPr>
-              <w:t>0.904</w:t>
-            </w:r>
-          </w:p>
-        </w:tc>
-        <w:tc>
-          <w:tcPr>
-            <w:tcW w:type="dxa" w:w="455"/>
-          </w:tcPr>
-          <w:p>
-            <w:r>
-              <w:rPr>
-                <w:rFonts w:ascii="Times New Roman" w:hAnsi="Times New Roman"/>
-                <w:sz w:val="20"/>
-              </w:rPr>
-              <w:t>-0.620</w:t>
+              <w:t>FIGARCH(1,d,1)</w:t>
+            </w:r>
+          </w:p>
+        </w:tc>
+        <w:tc>
+          <w:tcPr>
+            <w:tcW w:type="dxa" w:w="455"/>
+          </w:tcPr>
+          <w:p>
+            <w:r>
+              <w:rPr>
+                <w:rFonts w:ascii="Times New Roman" w:hAnsi="Times New Roman"/>
+                <w:sz w:val="20"/>
+              </w:rPr>
+              <w:t>-3.468***</w:t>
+            </w:r>
+          </w:p>
+        </w:tc>
+        <w:tc>
+          <w:tcPr>
+            <w:tcW w:type="dxa" w:w="455"/>
+          </w:tcPr>
+          <w:p>
+            <w:r>
+              <w:rPr>
+                <w:rFonts w:ascii="Times New Roman" w:hAnsi="Times New Roman"/>
+                <w:sz w:val="20"/>
+              </w:rPr>
+              <w:t>0.004</w:t>
+            </w:r>
+          </w:p>
+        </w:tc>
+        <w:tc>
+          <w:tcPr>
+            <w:tcW w:type="dxa" w:w="455"/>
+          </w:tcPr>
+          <w:p>
+            <w:r>
+              <w:rPr>
+                <w:rFonts w:ascii="Times New Roman" w:hAnsi="Times New Roman"/>
+                <w:sz w:val="20"/>
+              </w:rPr>
+              <w:t>0.983</w:t>
+            </w:r>
+          </w:p>
+        </w:tc>
+        <w:tc>
+          <w:tcPr>
+            <w:tcW w:type="dxa" w:w="455"/>
+          </w:tcPr>
+          <w:p>
+            <w:r>
+              <w:rPr>
+                <w:rFonts w:ascii="Times New Roman" w:hAnsi="Times New Roman"/>
+                <w:sz w:val="20"/>
+              </w:rPr>
+              <w:t>-0.227</w:t>
             </w:r>
           </w:p>
         </w:tc>
@@ -1740,175 +1740,175 @@
                 <w:rFonts w:ascii="Times New Roman" w:hAnsi="Times New Roman"/>
                 <w:sz w:val="20"/>
               </w:rPr>
-              <w:t>0.267</w:t>
-            </w:r>
-          </w:p>
-        </w:tc>
-        <w:tc>
-          <w:tcPr>
-            <w:tcW w:type="dxa" w:w="455"/>
-          </w:tcPr>
-          <w:p>
-            <w:r>
-              <w:rPr>
-                <w:rFonts w:ascii="Times New Roman" w:hAnsi="Times New Roman"/>
-                <w:sz w:val="20"/>
-              </w:rPr>
-              <w:t>-1.660</w:t>
-            </w:r>
-          </w:p>
-        </w:tc>
-        <w:tc>
-          <w:tcPr>
-            <w:tcW w:type="dxa" w:w="455"/>
-          </w:tcPr>
-          <w:p>
-            <w:r>
-              <w:rPr>
-                <w:rFonts w:ascii="Times New Roman" w:hAnsi="Times New Roman"/>
-                <w:sz w:val="20"/>
-              </w:rPr>
-              <w:t>0.582</w:t>
-            </w:r>
-          </w:p>
-        </w:tc>
-        <w:tc>
-          <w:tcPr>
-            <w:tcW w:type="dxa" w:w="455"/>
-          </w:tcPr>
-          <w:p>
-            <w:r>
-              <w:rPr>
-                <w:rFonts w:ascii="Times New Roman" w:hAnsi="Times New Roman"/>
-                <w:sz w:val="20"/>
-              </w:rPr>
-              <w:t>0.930</w:t>
-            </w:r>
-          </w:p>
-        </w:tc>
-        <w:tc>
-          <w:tcPr>
-            <w:tcW w:type="dxa" w:w="455"/>
-          </w:tcPr>
-          <w:p>
-            <w:r>
-              <w:rPr>
-                <w:rFonts w:ascii="Times New Roman" w:hAnsi="Times New Roman"/>
-                <w:sz w:val="20"/>
-              </w:rPr>
-              <w:t>-1.567</w:t>
-            </w:r>
-          </w:p>
-        </w:tc>
-        <w:tc>
-          <w:tcPr>
-            <w:tcW w:type="dxa" w:w="455"/>
-          </w:tcPr>
-          <w:p>
-            <w:r>
-              <w:rPr>
-                <w:rFonts w:ascii="Times New Roman" w:hAnsi="Times New Roman"/>
-                <w:sz w:val="20"/>
-              </w:rPr>
-              <w:t>0.585</w:t>
-            </w:r>
-          </w:p>
-        </w:tc>
-        <w:tc>
-          <w:tcPr>
-            <w:tcW w:type="dxa" w:w="455"/>
-          </w:tcPr>
-          <w:p>
-            <w:r>
-              <w:rPr>
-                <w:rFonts w:ascii="Times New Roman" w:hAnsi="Times New Roman"/>
-                <w:sz w:val="20"/>
-              </w:rPr>
-              <w:t>0.928</w:t>
-            </w:r>
-          </w:p>
-        </w:tc>
-        <w:tc>
-          <w:tcPr>
-            <w:tcW w:type="dxa" w:w="455"/>
-          </w:tcPr>
-          <w:p>
-            <w:r>
-              <w:rPr>
-                <w:rFonts w:ascii="Times New Roman" w:hAnsi="Times New Roman"/>
-                <w:sz w:val="20"/>
-              </w:rPr>
-              <w:t>-2.183</w:t>
-            </w:r>
-          </w:p>
-        </w:tc>
-        <w:tc>
-          <w:tcPr>
-            <w:tcW w:type="dxa" w:w="455"/>
-          </w:tcPr>
-          <w:p>
-            <w:r>
-              <w:rPr>
-                <w:rFonts w:ascii="Times New Roman" w:hAnsi="Times New Roman"/>
-                <w:sz w:val="20"/>
-              </w:rPr>
-              <w:t>0.133</w:t>
-            </w:r>
-          </w:p>
-        </w:tc>
-        <w:tc>
-          <w:tcPr>
-            <w:tcW w:type="dxa" w:w="455"/>
-          </w:tcPr>
-          <w:p>
-            <w:r>
-              <w:rPr>
-                <w:rFonts w:ascii="Times New Roman" w:hAnsi="Times New Roman"/>
-                <w:sz w:val="20"/>
-              </w:rPr>
-              <w:t>0.982</w:t>
-            </w:r>
-          </w:p>
-        </w:tc>
-        <w:tc>
-          <w:tcPr>
-            <w:tcW w:type="dxa" w:w="455"/>
-          </w:tcPr>
-          <w:p>
-            <w:r>
-              <w:rPr>
-                <w:rFonts w:ascii="Times New Roman" w:hAnsi="Times New Roman"/>
-                <w:sz w:val="20"/>
-              </w:rPr>
-              <w:t>-2.087</w:t>
-            </w:r>
-          </w:p>
-        </w:tc>
-        <w:tc>
-          <w:tcPr>
-            <w:tcW w:type="dxa" w:w="455"/>
-          </w:tcPr>
-          <w:p>
-            <w:r>
-              <w:rPr>
-                <w:rFonts w:ascii="Times New Roman" w:hAnsi="Times New Roman"/>
-                <w:sz w:val="20"/>
-              </w:rPr>
-              <w:t>0.163</w:t>
-            </w:r>
-          </w:p>
-        </w:tc>
-        <w:tc>
-          <w:tcPr>
-            <w:tcW w:type="dxa" w:w="455"/>
-          </w:tcPr>
-          <w:p>
-            <w:r>
-              <w:rPr>
-                <w:rFonts w:ascii="Times New Roman" w:hAnsi="Times New Roman"/>
-                <w:sz w:val="20"/>
-              </w:rPr>
-              <w:t>0.971</w:t>
+              <w:t>0.027\textsuperscript{eq}</w:t>
+            </w:r>
+          </w:p>
+        </w:tc>
+        <w:tc>
+          <w:tcPr>
+            <w:tcW w:type="dxa" w:w="455"/>
+          </w:tcPr>
+          <w:p>
+            <w:r>
+              <w:rPr>
+                <w:rFonts w:ascii="Times New Roman" w:hAnsi="Times New Roman"/>
+                <w:sz w:val="20"/>
+              </w:rPr>
+              <w:t>-0.838</w:t>
+            </w:r>
+          </w:p>
+        </w:tc>
+        <w:tc>
+          <w:tcPr>
+            <w:tcW w:type="dxa" w:w="455"/>
+          </w:tcPr>
+          <w:p>
+            <w:r>
+              <w:rPr>
+                <w:rFonts w:ascii="Times New Roman" w:hAnsi="Times New Roman"/>
+                <w:sz w:val="20"/>
+              </w:rPr>
+              <w:t>0.898</w:t>
+            </w:r>
+          </w:p>
+        </w:tc>
+        <w:tc>
+          <w:tcPr>
+            <w:tcW w:type="dxa" w:w="455"/>
+          </w:tcPr>
+          <w:p>
+            <w:r>
+              <w:rPr>
+                <w:rFonts w:ascii="Times New Roman" w:hAnsi="Times New Roman"/>
+                <w:sz w:val="20"/>
+              </w:rPr>
+              <w:t>0.752</w:t>
+            </w:r>
+          </w:p>
+        </w:tc>
+        <w:tc>
+          <w:tcPr>
+            <w:tcW w:type="dxa" w:w="455"/>
+          </w:tcPr>
+          <w:p>
+            <w:r>
+              <w:rPr>
+                <w:rFonts w:ascii="Times New Roman" w:hAnsi="Times New Roman"/>
+                <w:sz w:val="20"/>
+              </w:rPr>
+              <w:t>-0.548</w:t>
+            </w:r>
+          </w:p>
+        </w:tc>
+        <w:tc>
+          <w:tcPr>
+            <w:tcW w:type="dxa" w:w="455"/>
+          </w:tcPr>
+          <w:p>
+            <w:r>
+              <w:rPr>
+                <w:rFonts w:ascii="Times New Roman" w:hAnsi="Times New Roman"/>
+                <w:sz w:val="20"/>
+              </w:rPr>
+              <w:t>1.000</w:t>
+            </w:r>
+          </w:p>
+        </w:tc>
+        <w:tc>
+          <w:tcPr>
+            <w:tcW w:type="dxa" w:w="455"/>
+          </w:tcPr>
+          <w:p>
+            <w:r>
+              <w:rPr>
+                <w:rFonts w:ascii="Times New Roman" w:hAnsi="Times New Roman"/>
+                <w:sz w:val="20"/>
+              </w:rPr>
+              <w:t>0.671</w:t>
+            </w:r>
+          </w:p>
+        </w:tc>
+        <w:tc>
+          <w:tcPr>
+            <w:tcW w:type="dxa" w:w="455"/>
+          </w:tcPr>
+          <w:p>
+            <w:r>
+              <w:rPr>
+                <w:rFonts w:ascii="Times New Roman" w:hAnsi="Times New Roman"/>
+                <w:sz w:val="20"/>
+              </w:rPr>
+              <w:t>-2.237</w:t>
+            </w:r>
+          </w:p>
+        </w:tc>
+        <w:tc>
+          <w:tcPr>
+            <w:tcW w:type="dxa" w:w="455"/>
+          </w:tcPr>
+          <w:p>
+            <w:r>
+              <w:rPr>
+                <w:rFonts w:ascii="Times New Roman" w:hAnsi="Times New Roman"/>
+                <w:sz w:val="20"/>
+              </w:rPr>
+              <w:t>0.145</w:t>
+            </w:r>
+          </w:p>
+        </w:tc>
+        <w:tc>
+          <w:tcPr>
+            <w:tcW w:type="dxa" w:w="455"/>
+          </w:tcPr>
+          <w:p>
+            <w:r>
+              <w:rPr>
+                <w:rFonts w:ascii="Times New Roman" w:hAnsi="Times New Roman"/>
+                <w:sz w:val="20"/>
+              </w:rPr>
+              <w:t>0.984</w:t>
+            </w:r>
+          </w:p>
+        </w:tc>
+        <w:tc>
+          <w:tcPr>
+            <w:tcW w:type="dxa" w:w="455"/>
+          </w:tcPr>
+          <w:p>
+            <w:r>
+              <w:rPr>
+                <w:rFonts w:ascii="Times New Roman" w:hAnsi="Times New Roman"/>
+                <w:sz w:val="20"/>
+              </w:rPr>
+              <w:t>-2.156</w:t>
+            </w:r>
+          </w:p>
+        </w:tc>
+        <w:tc>
+          <w:tcPr>
+            <w:tcW w:type="dxa" w:w="455"/>
+          </w:tcPr>
+          <w:p>
+            <w:r>
+              <w:rPr>
+                <w:rFonts w:ascii="Times New Roman" w:hAnsi="Times New Roman"/>
+                <w:sz w:val="20"/>
+              </w:rPr>
+              <w:t>0.207</w:t>
+            </w:r>
+          </w:p>
+        </w:tc>
+        <w:tc>
+          <w:tcPr>
+            <w:tcW w:type="dxa" w:w="455"/>
+          </w:tcPr>
+          <w:p>
+            <w:r>
+              <w:rPr>
+                <w:rFonts w:ascii="Times New Roman" w:hAnsi="Times New Roman"/>
+                <w:sz w:val="20"/>
+              </w:rPr>
+              <w:t>0.961</w:t>
             </w:r>
           </w:p>
         </w:tc>
@@ -1924,6 +1924,542 @@
                 <w:rFonts w:ascii="Times New Roman" w:hAnsi="Times New Roman"/>
                 <w:sz w:val="20"/>
               </w:rPr>
+              <w:t>GARCH(1,1)</w:t>
+            </w:r>
+          </w:p>
+        </w:tc>
+        <w:tc>
+          <w:tcPr>
+            <w:tcW w:type="dxa" w:w="455"/>
+          </w:tcPr>
+          <w:p>
+            <w:r>
+              <w:rPr>
+                <w:rFonts w:ascii="Times New Roman" w:hAnsi="Times New Roman"/>
+                <w:sz w:val="20"/>
+              </w:rPr>
+              <w:t>-3.363***</w:t>
+            </w:r>
+          </w:p>
+        </w:tc>
+        <w:tc>
+          <w:tcPr>
+            <w:tcW w:type="dxa" w:w="455"/>
+          </w:tcPr>
+          <w:p>
+            <w:r>
+              <w:rPr>
+                <w:rFonts w:ascii="Times New Roman" w:hAnsi="Times New Roman"/>
+                <w:sz w:val="20"/>
+              </w:rPr>
+              <w:t>0.005</w:t>
+            </w:r>
+          </w:p>
+        </w:tc>
+        <w:tc>
+          <w:tcPr>
+            <w:tcW w:type="dxa" w:w="455"/>
+          </w:tcPr>
+          <w:p>
+            <w:r>
+              <w:rPr>
+                <w:rFonts w:ascii="Times New Roman" w:hAnsi="Times New Roman"/>
+                <w:sz w:val="20"/>
+              </w:rPr>
+              <w:t>0.969</w:t>
+            </w:r>
+          </w:p>
+        </w:tc>
+        <w:tc>
+          <w:tcPr>
+            <w:tcW w:type="dxa" w:w="455"/>
+          </w:tcPr>
+          <w:p>
+            <w:r>
+              <w:rPr>
+                <w:rFonts w:ascii="Times New Roman" w:hAnsi="Times New Roman"/>
+                <w:sz w:val="20"/>
+              </w:rPr>
+              <w:t>0.808</w:t>
+            </w:r>
+          </w:p>
+        </w:tc>
+        <w:tc>
+          <w:tcPr>
+            <w:tcW w:type="dxa" w:w="455"/>
+          </w:tcPr>
+          <w:p>
+            <w:r>
+              <w:rPr>
+                <w:rFonts w:ascii="Times New Roman" w:hAnsi="Times New Roman"/>
+                <w:sz w:val="20"/>
+              </w:rPr>
+              <w:t>1.000</w:t>
+            </w:r>
+          </w:p>
+        </w:tc>
+        <w:tc>
+          <w:tcPr>
+            <w:tcW w:type="dxa" w:w="455"/>
+          </w:tcPr>
+          <w:p>
+            <w:r>
+              <w:rPr>
+                <w:rFonts w:ascii="Times New Roman" w:hAnsi="Times New Roman"/>
+                <w:sz w:val="20"/>
+              </w:rPr>
+              <w:t>0.058</w:t>
+            </w:r>
+          </w:p>
+        </w:tc>
+        <w:tc>
+          <w:tcPr>
+            <w:tcW w:type="dxa" w:w="455"/>
+          </w:tcPr>
+          <w:p>
+            <w:r>
+              <w:rPr>
+                <w:rFonts w:ascii="Times New Roman" w:hAnsi="Times New Roman"/>
+                <w:sz w:val="20"/>
+              </w:rPr>
+              <w:t>-1.225</w:t>
+            </w:r>
+          </w:p>
+        </w:tc>
+        <w:tc>
+          <w:tcPr>
+            <w:tcW w:type="dxa" w:w="455"/>
+          </w:tcPr>
+          <w:p>
+            <w:r>
+              <w:rPr>
+                <w:rFonts w:ascii="Times New Roman" w:hAnsi="Times New Roman"/>
+                <w:sz w:val="20"/>
+              </w:rPr>
+              <w:t>0.882</w:t>
+            </w:r>
+          </w:p>
+        </w:tc>
+        <w:tc>
+          <w:tcPr>
+            <w:tcW w:type="dxa" w:w="455"/>
+          </w:tcPr>
+          <w:p>
+            <w:r>
+              <w:rPr>
+                <w:rFonts w:ascii="Times New Roman" w:hAnsi="Times New Roman"/>
+                <w:sz w:val="20"/>
+              </w:rPr>
+              <w:t>0.851</w:t>
+            </w:r>
+          </w:p>
+        </w:tc>
+        <w:tc>
+          <w:tcPr>
+            <w:tcW w:type="dxa" w:w="455"/>
+          </w:tcPr>
+          <w:p>
+            <w:r>
+              <w:rPr>
+                <w:rFonts w:ascii="Times New Roman" w:hAnsi="Times New Roman"/>
+                <w:sz w:val="20"/>
+              </w:rPr>
+              <w:t>-0.391</w:t>
+            </w:r>
+          </w:p>
+        </w:tc>
+        <w:tc>
+          <w:tcPr>
+            <w:tcW w:type="dxa" w:w="455"/>
+          </w:tcPr>
+          <w:p>
+            <w:r>
+              <w:rPr>
+                <w:rFonts w:ascii="Times New Roman" w:hAnsi="Times New Roman"/>
+                <w:sz w:val="20"/>
+              </w:rPr>
+              <w:t>1.000</w:t>
+            </w:r>
+          </w:p>
+        </w:tc>
+        <w:tc>
+          <w:tcPr>
+            <w:tcW w:type="dxa" w:w="455"/>
+          </w:tcPr>
+          <w:p>
+            <w:r>
+              <w:rPr>
+                <w:rFonts w:ascii="Times New Roman" w:hAnsi="Times New Roman"/>
+                <w:sz w:val="20"/>
+              </w:rPr>
+              <w:t>0.612</w:t>
+            </w:r>
+          </w:p>
+        </w:tc>
+        <w:tc>
+          <w:tcPr>
+            <w:tcW w:type="dxa" w:w="455"/>
+          </w:tcPr>
+          <w:p>
+            <w:r>
+              <w:rPr>
+                <w:rFonts w:ascii="Times New Roman" w:hAnsi="Times New Roman"/>
+                <w:sz w:val="20"/>
+              </w:rPr>
+              <w:t>-2.254</w:t>
+            </w:r>
+          </w:p>
+        </w:tc>
+        <w:tc>
+          <w:tcPr>
+            <w:tcW w:type="dxa" w:w="455"/>
+          </w:tcPr>
+          <w:p>
+            <w:r>
+              <w:rPr>
+                <w:rFonts w:ascii="Times New Roman" w:hAnsi="Times New Roman"/>
+                <w:sz w:val="20"/>
+              </w:rPr>
+              <w:t>0.145</w:t>
+            </w:r>
+          </w:p>
+        </w:tc>
+        <w:tc>
+          <w:tcPr>
+            <w:tcW w:type="dxa" w:w="455"/>
+          </w:tcPr>
+          <w:p>
+            <w:r>
+              <w:rPr>
+                <w:rFonts w:ascii="Times New Roman" w:hAnsi="Times New Roman"/>
+                <w:sz w:val="20"/>
+              </w:rPr>
+              <w:t>0.984</w:t>
+            </w:r>
+          </w:p>
+        </w:tc>
+        <w:tc>
+          <w:tcPr>
+            <w:tcW w:type="dxa" w:w="455"/>
+          </w:tcPr>
+          <w:p>
+            <w:r>
+              <w:rPr>
+                <w:rFonts w:ascii="Times New Roman" w:hAnsi="Times New Roman"/>
+                <w:sz w:val="20"/>
+              </w:rPr>
+              <w:t>-2.300</w:t>
+            </w:r>
+          </w:p>
+        </w:tc>
+        <w:tc>
+          <w:tcPr>
+            <w:tcW w:type="dxa" w:w="455"/>
+          </w:tcPr>
+          <w:p>
+            <w:r>
+              <w:rPr>
+                <w:rFonts w:ascii="Times New Roman" w:hAnsi="Times New Roman"/>
+                <w:sz w:val="20"/>
+              </w:rPr>
+              <w:t>0.172</w:t>
+            </w:r>
+          </w:p>
+        </w:tc>
+        <w:tc>
+          <w:tcPr>
+            <w:tcW w:type="dxa" w:w="455"/>
+          </w:tcPr>
+          <w:p>
+            <w:r>
+              <w:rPr>
+                <w:rFonts w:ascii="Times New Roman" w:hAnsi="Times New Roman"/>
+                <w:sz w:val="20"/>
+              </w:rPr>
+              <w:t>0.969</w:t>
+            </w:r>
+          </w:p>
+        </w:tc>
+      </w:tr>
+      <w:tr>
+        <w:tc>
+          <w:tcPr>
+            <w:tcW w:type="dxa" w:w="455"/>
+          </w:tcPr>
+          <w:p>
+            <w:r>
+              <w:rPr>
+                <w:rFonts w:ascii="Times New Roman" w:hAnsi="Times New Roman"/>
+                <w:sz w:val="20"/>
+              </w:rPr>
+              <w:t>GJR-GARCH(1,1)</w:t>
+            </w:r>
+          </w:p>
+        </w:tc>
+        <w:tc>
+          <w:tcPr>
+            <w:tcW w:type="dxa" w:w="455"/>
+          </w:tcPr>
+          <w:p>
+            <w:r>
+              <w:rPr>
+                <w:rFonts w:ascii="Times New Roman" w:hAnsi="Times New Roman"/>
+                <w:sz w:val="20"/>
+              </w:rPr>
+              <w:t>-2.770**</w:t>
+            </w:r>
+          </w:p>
+        </w:tc>
+        <w:tc>
+          <w:tcPr>
+            <w:tcW w:type="dxa" w:w="455"/>
+          </w:tcPr>
+          <w:p>
+            <w:r>
+              <w:rPr>
+                <w:rFonts w:ascii="Times New Roman" w:hAnsi="Times New Roman"/>
+                <w:sz w:val="20"/>
+              </w:rPr>
+              <w:t>0.034</w:t>
+            </w:r>
+          </w:p>
+        </w:tc>
+        <w:tc>
+          <w:tcPr>
+            <w:tcW w:type="dxa" w:w="455"/>
+          </w:tcPr>
+          <w:p>
+            <w:r>
+              <w:rPr>
+                <w:rFonts w:ascii="Times New Roman" w:hAnsi="Times New Roman"/>
+                <w:sz w:val="20"/>
+              </w:rPr>
+              <w:t>0.922</w:t>
+            </w:r>
+          </w:p>
+        </w:tc>
+        <w:tc>
+          <w:tcPr>
+            <w:tcW w:type="dxa" w:w="455"/>
+          </w:tcPr>
+          <w:p>
+            <w:r>
+              <w:rPr>
+                <w:rFonts w:ascii="Times New Roman" w:hAnsi="Times New Roman"/>
+                <w:sz w:val="20"/>
+              </w:rPr>
+              <w:t>0.861</w:t>
+            </w:r>
+          </w:p>
+        </w:tc>
+        <w:tc>
+          <w:tcPr>
+            <w:tcW w:type="dxa" w:w="455"/>
+          </w:tcPr>
+          <w:p>
+            <w:r>
+              <w:rPr>
+                <w:rFonts w:ascii="Times New Roman" w:hAnsi="Times New Roman"/>
+                <w:sz w:val="20"/>
+              </w:rPr>
+              <w:t>1.000</w:t>
+            </w:r>
+          </w:p>
+        </w:tc>
+        <w:tc>
+          <w:tcPr>
+            <w:tcW w:type="dxa" w:w="455"/>
+          </w:tcPr>
+          <w:p>
+            <w:r>
+              <w:rPr>
+                <w:rFonts w:ascii="Times New Roman" w:hAnsi="Times New Roman"/>
+                <w:sz w:val="20"/>
+              </w:rPr>
+              <w:t>0.077</w:t>
+            </w:r>
+          </w:p>
+        </w:tc>
+        <w:tc>
+          <w:tcPr>
+            <w:tcW w:type="dxa" w:w="455"/>
+          </w:tcPr>
+          <w:p>
+            <w:r>
+              <w:rPr>
+                <w:rFonts w:ascii="Times New Roman" w:hAnsi="Times New Roman"/>
+                <w:sz w:val="20"/>
+              </w:rPr>
+              <w:t>-1.923</w:t>
+            </w:r>
+          </w:p>
+        </w:tc>
+        <w:tc>
+          <w:tcPr>
+            <w:tcW w:type="dxa" w:w="455"/>
+          </w:tcPr>
+          <w:p>
+            <w:r>
+              <w:rPr>
+                <w:rFonts w:ascii="Times New Roman" w:hAnsi="Times New Roman"/>
+                <w:sz w:val="20"/>
+              </w:rPr>
+              <w:t>0.468</w:t>
+            </w:r>
+          </w:p>
+        </w:tc>
+        <w:tc>
+          <w:tcPr>
+            <w:tcW w:type="dxa" w:w="455"/>
+          </w:tcPr>
+          <w:p>
+            <w:r>
+              <w:rPr>
+                <w:rFonts w:ascii="Times New Roman" w:hAnsi="Times New Roman"/>
+                <w:sz w:val="20"/>
+              </w:rPr>
+              <w:t>0.959</w:t>
+            </w:r>
+          </w:p>
+        </w:tc>
+        <w:tc>
+          <w:tcPr>
+            <w:tcW w:type="dxa" w:w="455"/>
+          </w:tcPr>
+          <w:p>
+            <w:r>
+              <w:rPr>
+                <w:rFonts w:ascii="Times New Roman" w:hAnsi="Times New Roman"/>
+                <w:sz w:val="20"/>
+              </w:rPr>
+              <w:t>-0.927</w:t>
+            </w:r>
+          </w:p>
+        </w:tc>
+        <w:tc>
+          <w:tcPr>
+            <w:tcW w:type="dxa" w:w="455"/>
+          </w:tcPr>
+          <w:p>
+            <w:r>
+              <w:rPr>
+                <w:rFonts w:ascii="Times New Roman" w:hAnsi="Times New Roman"/>
+                <w:sz w:val="20"/>
+              </w:rPr>
+              <w:t>1.000</w:t>
+            </w:r>
+          </w:p>
+        </w:tc>
+        <w:tc>
+          <w:tcPr>
+            <w:tcW w:type="dxa" w:w="455"/>
+          </w:tcPr>
+          <w:p>
+            <w:r>
+              <w:rPr>
+                <w:rFonts w:ascii="Times New Roman" w:hAnsi="Times New Roman"/>
+                <w:sz w:val="20"/>
+              </w:rPr>
+              <w:t>0.792</w:t>
+            </w:r>
+          </w:p>
+        </w:tc>
+        <w:tc>
+          <w:tcPr>
+            <w:tcW w:type="dxa" w:w="455"/>
+          </w:tcPr>
+          <w:p>
+            <w:r>
+              <w:rPr>
+                <w:rFonts w:ascii="Times New Roman" w:hAnsi="Times New Roman"/>
+                <w:sz w:val="20"/>
+              </w:rPr>
+              <w:t>-2.214</w:t>
+            </w:r>
+          </w:p>
+        </w:tc>
+        <w:tc>
+          <w:tcPr>
+            <w:tcW w:type="dxa" w:w="455"/>
+          </w:tcPr>
+          <w:p>
+            <w:r>
+              <w:rPr>
+                <w:rFonts w:ascii="Times New Roman" w:hAnsi="Times New Roman"/>
+                <w:sz w:val="20"/>
+              </w:rPr>
+              <w:t>0.145</w:t>
+            </w:r>
+          </w:p>
+        </w:tc>
+        <w:tc>
+          <w:tcPr>
+            <w:tcW w:type="dxa" w:w="455"/>
+          </w:tcPr>
+          <w:p>
+            <w:r>
+              <w:rPr>
+                <w:rFonts w:ascii="Times New Roman" w:hAnsi="Times New Roman"/>
+                <w:sz w:val="20"/>
+              </w:rPr>
+              <w:t>0.983</w:t>
+            </w:r>
+          </w:p>
+        </w:tc>
+        <w:tc>
+          <w:tcPr>
+            <w:tcW w:type="dxa" w:w="455"/>
+          </w:tcPr>
+          <w:p>
+            <w:r>
+              <w:rPr>
+                <w:rFonts w:ascii="Times New Roman" w:hAnsi="Times New Roman"/>
+                <w:sz w:val="20"/>
+              </w:rPr>
+              <w:t>-1.128</w:t>
+            </w:r>
+          </w:p>
+        </w:tc>
+        <w:tc>
+          <w:tcPr>
+            <w:tcW w:type="dxa" w:w="455"/>
+          </w:tcPr>
+          <w:p>
+            <w:r>
+              <w:rPr>
+                <w:rFonts w:ascii="Times New Roman" w:hAnsi="Times New Roman"/>
+                <w:sz w:val="20"/>
+              </w:rPr>
+              <w:t>0.778</w:t>
+            </w:r>
+          </w:p>
+        </w:tc>
+        <w:tc>
+          <w:tcPr>
+            <w:tcW w:type="dxa" w:w="455"/>
+          </w:tcPr>
+          <w:p>
+            <w:r>
+              <w:rPr>
+                <w:rFonts w:ascii="Times New Roman" w:hAnsi="Times New Roman"/>
+                <w:sz w:val="20"/>
+              </w:rPr>
+              <w:t>0.763</w:t>
+            </w:r>
+          </w:p>
+        </w:tc>
+      </w:tr>
+      <w:tr>
+        <w:tc>
+          <w:tcPr>
+            <w:tcW w:type="dxa" w:w="455"/>
+          </w:tcPr>
+          <w:p>
+            <w:r>
+              <w:rPr>
+                <w:rFonts w:ascii="Times New Roman" w:hAnsi="Times New Roman"/>
+                <w:sz w:val="20"/>
+              </w:rPr>
               <w:t>HAR</w:t>
             </w:r>
           </w:p>
@@ -1938,49 +2474,133 @@
                 <w:rFonts w:ascii="Times New Roman" w:hAnsi="Times New Roman"/>
                 <w:sz w:val="20"/>
               </w:rPr>
-              <w:t>1.282</w:t>
-            </w:r>
-          </w:p>
-        </w:tc>
-        <w:tc>
-          <w:tcPr>
-            <w:tcW w:type="dxa" w:w="455"/>
-          </w:tcPr>
-          <w:p>
-            <w:r>
-              <w:rPr>
-                <w:rFonts w:ascii="Times New Roman" w:hAnsi="Times New Roman"/>
-                <w:sz w:val="20"/>
-              </w:rPr>
-              <w:t>0.399</w:t>
-            </w:r>
-          </w:p>
-        </w:tc>
-        <w:tc>
-          <w:tcPr>
-            <w:tcW w:type="dxa" w:w="455"/>
-          </w:tcPr>
-          <w:p>
-            <w:r>
-              <w:rPr>
-                <w:rFonts w:ascii="Times New Roman" w:hAnsi="Times New Roman"/>
-                <w:sz w:val="20"/>
-              </w:rPr>
-              <w:t>0.723</w:t>
-            </w:r>
-          </w:p>
-        </w:tc>
-        <w:tc>
-          <w:tcPr>
-            <w:tcW w:type="dxa" w:w="455"/>
-          </w:tcPr>
-          <w:p>
-            <w:r>
-              <w:rPr>
-                <w:rFonts w:ascii="Times New Roman" w:hAnsi="Times New Roman"/>
-                <w:sz w:val="20"/>
-              </w:rPr>
-              <w:t>-0.057</w:t>
+              <w:t>5.189***</w:t>
+            </w:r>
+          </w:p>
+        </w:tc>
+        <w:tc>
+          <w:tcPr>
+            <w:tcW w:type="dxa" w:w="455"/>
+          </w:tcPr>
+          <w:p>
+            <w:r>
+              <w:rPr>
+                <w:rFonts w:ascii="Times New Roman" w:hAnsi="Times New Roman"/>
+                <w:sz w:val="20"/>
+              </w:rPr>
+              <w:t>0.000</w:t>
+            </w:r>
+          </w:p>
+        </w:tc>
+        <w:tc>
+          <w:tcPr>
+            <w:tcW w:type="dxa" w:w="455"/>
+          </w:tcPr>
+          <w:p>
+            <w:r>
+              <w:rPr>
+                <w:rFonts w:ascii="Times New Roman" w:hAnsi="Times New Roman"/>
+                <w:sz w:val="20"/>
+              </w:rPr>
+              <w:t>0.999</w:t>
+            </w:r>
+          </w:p>
+        </w:tc>
+        <w:tc>
+          <w:tcPr>
+            <w:tcW w:type="dxa" w:w="455"/>
+          </w:tcPr>
+          <w:p>
+            <w:r>
+              <w:rPr>
+                <w:rFonts w:ascii="Times New Roman" w:hAnsi="Times New Roman"/>
+                <w:sz w:val="20"/>
+              </w:rPr>
+              <w:t>2.792*</w:t>
+            </w:r>
+          </w:p>
+        </w:tc>
+        <w:tc>
+          <w:tcPr>
+            <w:tcW w:type="dxa" w:w="455"/>
+          </w:tcPr>
+          <w:p>
+            <w:r>
+              <w:rPr>
+                <w:rFonts w:ascii="Times New Roman" w:hAnsi="Times New Roman"/>
+                <w:sz w:val="20"/>
+              </w:rPr>
+              <w:t>0.058</w:t>
+            </w:r>
+          </w:p>
+        </w:tc>
+        <w:tc>
+          <w:tcPr>
+            <w:tcW w:type="dxa" w:w="455"/>
+          </w:tcPr>
+          <w:p>
+            <w:r>
+              <w:rPr>
+                <w:rFonts w:ascii="Times New Roman" w:hAnsi="Times New Roman"/>
+                <w:sz w:val="20"/>
+              </w:rPr>
+              <w:t>0.292</w:t>
+            </w:r>
+          </w:p>
+        </w:tc>
+        <w:tc>
+          <w:tcPr>
+            <w:tcW w:type="dxa" w:w="455"/>
+          </w:tcPr>
+          <w:p>
+            <w:r>
+              <w:rPr>
+                <w:rFonts w:ascii="Times New Roman" w:hAnsi="Times New Roman"/>
+                <w:sz w:val="20"/>
+              </w:rPr>
+              <w:t>-1.943</w:t>
+            </w:r>
+          </w:p>
+        </w:tc>
+        <w:tc>
+          <w:tcPr>
+            <w:tcW w:type="dxa" w:w="455"/>
+          </w:tcPr>
+          <w:p>
+            <w:r>
+              <w:rPr>
+                <w:rFonts w:ascii="Times New Roman" w:hAnsi="Times New Roman"/>
+                <w:sz w:val="20"/>
+              </w:rPr>
+              <w:t>0.468</w:t>
+            </w:r>
+          </w:p>
+        </w:tc>
+        <w:tc>
+          <w:tcPr>
+            <w:tcW w:type="dxa" w:w="455"/>
+          </w:tcPr>
+          <w:p>
+            <w:r>
+              <w:rPr>
+                <w:rFonts w:ascii="Times New Roman" w:hAnsi="Times New Roman"/>
+                <w:sz w:val="20"/>
+              </w:rPr>
+              <w:t>0.953</w:t>
+            </w:r>
+          </w:p>
+        </w:tc>
+        <w:tc>
+          <w:tcPr>
+            <w:tcW w:type="dxa" w:w="455"/>
+          </w:tcPr>
+          <w:p>
+            <w:r>
+              <w:rPr>
+                <w:rFonts w:ascii="Times New Roman" w:hAnsi="Times New Roman"/>
+                <w:sz w:val="20"/>
+              </w:rPr>
+              <w:t>-1.210</w:t>
             </w:r>
           </w:p>
         </w:tc>
@@ -2008,77 +2628,35 @@
                 <w:rFonts w:ascii="Times New Roman" w:hAnsi="Times New Roman"/>
                 <w:sz w:val="20"/>
               </w:rPr>
-              <w:t>0.085</w:t>
-            </w:r>
-          </w:p>
-        </w:tc>
-        <w:tc>
-          <w:tcPr>
-            <w:tcW w:type="dxa" w:w="455"/>
-          </w:tcPr>
-          <w:p>
-            <w:r>
-              <w:rPr>
-                <w:rFonts w:ascii="Times New Roman" w:hAnsi="Times New Roman"/>
-                <w:sz w:val="20"/>
-              </w:rPr>
-              <w:t>-1.558</w:t>
-            </w:r>
-          </w:p>
-        </w:tc>
-        <w:tc>
-          <w:tcPr>
-            <w:tcW w:type="dxa" w:w="455"/>
-          </w:tcPr>
-          <w:p>
-            <w:r>
-              <w:rPr>
-                <w:rFonts w:ascii="Times New Roman" w:hAnsi="Times New Roman"/>
-                <w:sz w:val="20"/>
-              </w:rPr>
-              <w:t>0.597</w:t>
-            </w:r>
-          </w:p>
-        </w:tc>
-        <w:tc>
-          <w:tcPr>
-            <w:tcW w:type="dxa" w:w="455"/>
-          </w:tcPr>
-          <w:p>
-            <w:r>
-              <w:rPr>
-                <w:rFonts w:ascii="Times New Roman" w:hAnsi="Times New Roman"/>
-                <w:sz w:val="20"/>
-              </w:rPr>
-              <w:t>0.901</w:t>
-            </w:r>
-          </w:p>
-        </w:tc>
-        <w:tc>
-          <w:tcPr>
-            <w:tcW w:type="dxa" w:w="455"/>
-          </w:tcPr>
-          <w:p>
-            <w:r>
-              <w:rPr>
-                <w:rFonts w:ascii="Times New Roman" w:hAnsi="Times New Roman"/>
-                <w:sz w:val="20"/>
-              </w:rPr>
-              <w:t>-2.147</w:t>
-            </w:r>
-          </w:p>
-        </w:tc>
-        <w:tc>
-          <w:tcPr>
-            <w:tcW w:type="dxa" w:w="455"/>
-          </w:tcPr>
-          <w:p>
-            <w:r>
-              <w:rPr>
-                <w:rFonts w:ascii="Times New Roman" w:hAnsi="Times New Roman"/>
-                <w:sz w:val="20"/>
-              </w:rPr>
-              <w:t>0.191</w:t>
+              <w:t>0.847</w:t>
+            </w:r>
+          </w:p>
+        </w:tc>
+        <w:tc>
+          <w:tcPr>
+            <w:tcW w:type="dxa" w:w="455"/>
+          </w:tcPr>
+          <w:p>
+            <w:r>
+              <w:rPr>
+                <w:rFonts w:ascii="Times New Roman" w:hAnsi="Times New Roman"/>
+                <w:sz w:val="20"/>
+              </w:rPr>
+              <w:t>-2.083</w:t>
+            </w:r>
+          </w:p>
+        </w:tc>
+        <w:tc>
+          <w:tcPr>
+            <w:tcW w:type="dxa" w:w="455"/>
+          </w:tcPr>
+          <w:p>
+            <w:r>
+              <w:rPr>
+                <w:rFonts w:ascii="Times New Roman" w:hAnsi="Times New Roman"/>
+                <w:sz w:val="20"/>
+              </w:rPr>
+              <w:t>0.145</w:t>
             </w:r>
           </w:p>
         </w:tc>
@@ -2106,77 +2684,1643 @@
                 <w:rFonts w:ascii="Times New Roman" w:hAnsi="Times New Roman"/>
                 <w:sz w:val="20"/>
               </w:rPr>
-              <w:t>-2.068</w:t>
-            </w:r>
-          </w:p>
-        </w:tc>
-        <w:tc>
-          <w:tcPr>
-            <w:tcW w:type="dxa" w:w="455"/>
-          </w:tcPr>
-          <w:p>
-            <w:r>
-              <w:rPr>
-                <w:rFonts w:ascii="Times New Roman" w:hAnsi="Times New Roman"/>
-                <w:sz w:val="20"/>
-              </w:rPr>
-              <w:t>0.133</w:t>
-            </w:r>
-          </w:p>
-        </w:tc>
-        <w:tc>
-          <w:tcPr>
-            <w:tcW w:type="dxa" w:w="455"/>
-          </w:tcPr>
-          <w:p>
-            <w:r>
-              <w:rPr>
-                <w:rFonts w:ascii="Times New Roman" w:hAnsi="Times New Roman"/>
-                <w:sz w:val="20"/>
-              </w:rPr>
-              <w:t>0.976</w:t>
-            </w:r>
-          </w:p>
-        </w:tc>
-        <w:tc>
-          <w:tcPr>
-            <w:tcW w:type="dxa" w:w="455"/>
-          </w:tcPr>
-          <w:p>
-            <w:r>
-              <w:rPr>
-                <w:rFonts w:ascii="Times New Roman" w:hAnsi="Times New Roman"/>
-                <w:sz w:val="20"/>
-              </w:rPr>
-              <w:t>-2.204</w:t>
-            </w:r>
-          </w:p>
-        </w:tc>
-        <w:tc>
-          <w:tcPr>
-            <w:tcW w:type="dxa" w:w="455"/>
-          </w:tcPr>
-          <w:p>
-            <w:r>
-              <w:rPr>
-                <w:rFonts w:ascii="Times New Roman" w:hAnsi="Times New Roman"/>
-                <w:sz w:val="20"/>
-              </w:rPr>
-              <w:t>0.163</w:t>
-            </w:r>
-          </w:p>
-        </w:tc>
-        <w:tc>
-          <w:tcPr>
-            <w:tcW w:type="dxa" w:w="455"/>
-          </w:tcPr>
-          <w:p>
-            <w:r>
-              <w:rPr>
-                <w:rFonts w:ascii="Times New Roman" w:hAnsi="Times New Roman"/>
-                <w:sz w:val="20"/>
-              </w:rPr>
-              <w:t>0.979</w:t>
+              <w:t>-2.171</w:t>
+            </w:r>
+          </w:p>
+        </w:tc>
+        <w:tc>
+          <w:tcPr>
+            <w:tcW w:type="dxa" w:w="455"/>
+          </w:tcPr>
+          <w:p>
+            <w:r>
+              <w:rPr>
+                <w:rFonts w:ascii="Times New Roman" w:hAnsi="Times New Roman"/>
+                <w:sz w:val="20"/>
+              </w:rPr>
+              <w:t>0.207</w:t>
+            </w:r>
+          </w:p>
+        </w:tc>
+        <w:tc>
+          <w:tcPr>
+            <w:tcW w:type="dxa" w:w="455"/>
+          </w:tcPr>
+          <w:p>
+            <w:r>
+              <w:rPr>
+                <w:rFonts w:ascii="Times New Roman" w:hAnsi="Times New Roman"/>
+                <w:sz w:val="20"/>
+              </w:rPr>
+              <w:t>0.960</w:t>
+            </w:r>
+          </w:p>
+        </w:tc>
+      </w:tr>
+      <w:tr>
+        <w:tc>
+          <w:tcPr>
+            <w:tcW w:type="dxa" w:w="455"/>
+          </w:tcPr>
+          <w:p>
+            <w:r>
+              <w:rPr>
+                <w:rFonts w:ascii="Times New Roman" w:hAnsi="Times New Roman"/>
+                <w:sz w:val="20"/>
+              </w:rPr>
+              <w:t>LSTM-Attention</w:t>
+            </w:r>
+          </w:p>
+        </w:tc>
+        <w:tc>
+          <w:tcPr>
+            <w:tcW w:type="dxa" w:w="455"/>
+          </w:tcPr>
+          <w:p>
+            <w:r>
+              <w:rPr>
+                <w:rFonts w:ascii="Times New Roman" w:hAnsi="Times New Roman"/>
+                <w:sz w:val="20"/>
+              </w:rPr>
+              <w:t>-1.065</w:t>
+            </w:r>
+          </w:p>
+        </w:tc>
+        <w:tc>
+          <w:tcPr>
+            <w:tcW w:type="dxa" w:w="455"/>
+          </w:tcPr>
+          <w:p>
+            <w:r>
+              <w:rPr>
+                <w:rFonts w:ascii="Times New Roman" w:hAnsi="Times New Roman"/>
+                <w:sz w:val="20"/>
+              </w:rPr>
+              <w:t>0.861</w:t>
+            </w:r>
+          </w:p>
+        </w:tc>
+        <w:tc>
+          <w:tcPr>
+            <w:tcW w:type="dxa" w:w="455"/>
+          </w:tcPr>
+          <w:p>
+            <w:r>
+              <w:rPr>
+                <w:rFonts w:ascii="Times New Roman" w:hAnsi="Times New Roman"/>
+                <w:sz w:val="20"/>
+              </w:rPr>
+              <w:t>0.084</w:t>
+            </w:r>
+          </w:p>
+        </w:tc>
+        <w:tc>
+          <w:tcPr>
+            <w:tcW w:type="dxa" w:w="455"/>
+          </w:tcPr>
+          <w:p>
+            <w:r>
+              <w:rPr>
+                <w:rFonts w:ascii="Times New Roman" w:hAnsi="Times New Roman"/>
+                <w:sz w:val="20"/>
+              </w:rPr>
+              <w:t>1.105</w:t>
+            </w:r>
+          </w:p>
+        </w:tc>
+        <w:tc>
+          <w:tcPr>
+            <w:tcW w:type="dxa" w:w="455"/>
+          </w:tcPr>
+          <w:p>
+            <w:r>
+              <w:rPr>
+                <w:rFonts w:ascii="Times New Roman" w:hAnsi="Times New Roman"/>
+                <w:sz w:val="20"/>
+              </w:rPr>
+              <w:t>1.000</w:t>
+            </w:r>
+          </w:p>
+        </w:tc>
+        <w:tc>
+          <w:tcPr>
+            <w:tcW w:type="dxa" w:w="455"/>
+          </w:tcPr>
+          <w:p>
+            <w:r>
+              <w:rPr>
+                <w:rFonts w:ascii="Times New Roman" w:hAnsi="Times New Roman"/>
+                <w:sz w:val="20"/>
+              </w:rPr>
+              <w:t>0.295</w:t>
+            </w:r>
+          </w:p>
+        </w:tc>
+        <w:tc>
+          <w:tcPr>
+            <w:tcW w:type="dxa" w:w="455"/>
+          </w:tcPr>
+          <w:p>
+            <w:r>
+              <w:rPr>
+                <w:rFonts w:ascii="Times New Roman" w:hAnsi="Times New Roman"/>
+                <w:sz w:val="20"/>
+              </w:rPr>
+              <w:t>-3.190**</w:t>
+            </w:r>
+          </w:p>
+        </w:tc>
+        <w:tc>
+          <w:tcPr>
+            <w:tcW w:type="dxa" w:w="455"/>
+          </w:tcPr>
+          <w:p>
+            <w:r>
+              <w:rPr>
+                <w:rFonts w:ascii="Times New Roman" w:hAnsi="Times New Roman"/>
+                <w:sz w:val="20"/>
+              </w:rPr>
+              <w:t>0.020</w:t>
+            </w:r>
+          </w:p>
+        </w:tc>
+        <w:tc>
+          <w:tcPr>
+            <w:tcW w:type="dxa" w:w="455"/>
+          </w:tcPr>
+          <w:p>
+            <w:r>
+              <w:rPr>
+                <w:rFonts w:ascii="Times New Roman" w:hAnsi="Times New Roman"/>
+                <w:sz w:val="20"/>
+              </w:rPr>
+              <w:t>0.995</w:t>
+            </w:r>
+          </w:p>
+        </w:tc>
+        <w:tc>
+          <w:tcPr>
+            <w:tcW w:type="dxa" w:w="455"/>
+          </w:tcPr>
+          <w:p>
+            <w:r>
+              <w:rPr>
+                <w:rFonts w:ascii="Times New Roman" w:hAnsi="Times New Roman"/>
+                <w:sz w:val="20"/>
+              </w:rPr>
+              <w:t>-1.696</w:t>
+            </w:r>
+          </w:p>
+        </w:tc>
+        <w:tc>
+          <w:tcPr>
+            <w:tcW w:type="dxa" w:w="455"/>
+          </w:tcPr>
+          <w:p>
+            <w:r>
+              <w:rPr>
+                <w:rFonts w:ascii="Times New Roman" w:hAnsi="Times New Roman"/>
+                <w:sz w:val="20"/>
+              </w:rPr>
+              <w:t>0.809</w:t>
+            </w:r>
+          </w:p>
+        </w:tc>
+        <w:tc>
+          <w:tcPr>
+            <w:tcW w:type="dxa" w:w="455"/>
+          </w:tcPr>
+          <w:p>
+            <w:r>
+              <w:rPr>
+                <w:rFonts w:ascii="Times New Roman" w:hAnsi="Times New Roman"/>
+                <w:sz w:val="20"/>
+              </w:rPr>
+              <w:t>0.868</w:t>
+            </w:r>
+          </w:p>
+        </w:tc>
+        <w:tc>
+          <w:tcPr>
+            <w:tcW w:type="dxa" w:w="455"/>
+          </w:tcPr>
+          <w:p>
+            <w:r>
+              <w:rPr>
+                <w:rFonts w:ascii="Times New Roman" w:hAnsi="Times New Roman"/>
+                <w:sz w:val="20"/>
+              </w:rPr>
+              <w:t>—</w:t>
+            </w:r>
+          </w:p>
+        </w:tc>
+        <w:tc>
+          <w:tcPr>
+            <w:tcW w:type="dxa" w:w="455"/>
+          </w:tcPr>
+          <w:p>
+            <w:r>
+              <w:rPr>
+                <w:rFonts w:ascii="Times New Roman" w:hAnsi="Times New Roman"/>
+                <w:sz w:val="20"/>
+              </w:rPr>
+              <w:t>—</w:t>
+            </w:r>
+          </w:p>
+        </w:tc>
+        <w:tc>
+          <w:tcPr>
+            <w:tcW w:type="dxa" w:w="455"/>
+          </w:tcPr>
+          <w:p>
+            <w:r>
+              <w:rPr>
+                <w:rFonts w:ascii="Times New Roman" w:hAnsi="Times New Roman"/>
+                <w:sz w:val="20"/>
+              </w:rPr>
+              <w:t>—</w:t>
+            </w:r>
+          </w:p>
+        </w:tc>
+        <w:tc>
+          <w:tcPr>
+            <w:tcW w:type="dxa" w:w="455"/>
+          </w:tcPr>
+          <w:p>
+            <w:r>
+              <w:rPr>
+                <w:rFonts w:ascii="Times New Roman" w:hAnsi="Times New Roman"/>
+                <w:sz w:val="20"/>
+              </w:rPr>
+              <w:t>—</w:t>
+            </w:r>
+          </w:p>
+        </w:tc>
+        <w:tc>
+          <w:tcPr>
+            <w:tcW w:type="dxa" w:w="455"/>
+          </w:tcPr>
+          <w:p>
+            <w:r>
+              <w:rPr>
+                <w:rFonts w:ascii="Times New Roman" w:hAnsi="Times New Roman"/>
+                <w:sz w:val="20"/>
+              </w:rPr>
+              <w:t>—</w:t>
+            </w:r>
+          </w:p>
+        </w:tc>
+        <w:tc>
+          <w:tcPr>
+            <w:tcW w:type="dxa" w:w="455"/>
+          </w:tcPr>
+          <w:p>
+            <w:r>
+              <w:rPr>
+                <w:rFonts w:ascii="Times New Roman" w:hAnsi="Times New Roman"/>
+                <w:sz w:val="20"/>
+              </w:rPr>
+              <w:t>—</w:t>
+            </w:r>
+          </w:p>
+        </w:tc>
+      </w:tr>
+      <w:tr>
+        <w:tc>
+          <w:tcPr>
+            <w:tcW w:type="dxa" w:w="455"/>
+          </w:tcPr>
+          <w:p>
+            <w:r>
+              <w:rPr>
+                <w:rFonts w:ascii="Times New Roman" w:hAnsi="Times New Roman"/>
+                <w:sz w:val="20"/>
+              </w:rPr>
+              <w:t>LSTM-SSE</w:t>
+            </w:r>
+          </w:p>
+        </w:tc>
+        <w:tc>
+          <w:tcPr>
+            <w:tcW w:type="dxa" w:w="455"/>
+          </w:tcPr>
+          <w:p>
+            <w:r>
+              <w:rPr>
+                <w:rFonts w:ascii="Times New Roman" w:hAnsi="Times New Roman"/>
+                <w:sz w:val="20"/>
+              </w:rPr>
+              <w:t>-5.092***</w:t>
+            </w:r>
+          </w:p>
+        </w:tc>
+        <w:tc>
+          <w:tcPr>
+            <w:tcW w:type="dxa" w:w="455"/>
+          </w:tcPr>
+          <w:p>
+            <w:r>
+              <w:rPr>
+                <w:rFonts w:ascii="Times New Roman" w:hAnsi="Times New Roman"/>
+                <w:sz w:val="20"/>
+              </w:rPr>
+              <w:t>0.000</w:t>
+            </w:r>
+          </w:p>
+        </w:tc>
+        <w:tc>
+          <w:tcPr>
+            <w:tcW w:type="dxa" w:w="455"/>
+          </w:tcPr>
+          <w:p>
+            <w:r>
+              <w:rPr>
+                <w:rFonts w:ascii="Times New Roman" w:hAnsi="Times New Roman"/>
+                <w:sz w:val="20"/>
+              </w:rPr>
+              <w:t>0.992</w:t>
+            </w:r>
+          </w:p>
+        </w:tc>
+        <w:tc>
+          <w:tcPr>
+            <w:tcW w:type="dxa" w:w="455"/>
+          </w:tcPr>
+          <w:p>
+            <w:r>
+              <w:rPr>
+                <w:rFonts w:ascii="Times New Roman" w:hAnsi="Times New Roman"/>
+                <w:sz w:val="20"/>
+              </w:rPr>
+              <w:t>0.316</w:t>
+            </w:r>
+          </w:p>
+        </w:tc>
+        <w:tc>
+          <w:tcPr>
+            <w:tcW w:type="dxa" w:w="455"/>
+          </w:tcPr>
+          <w:p>
+            <w:r>
+              <w:rPr>
+                <w:rFonts w:ascii="Times New Roman" w:hAnsi="Times New Roman"/>
+                <w:sz w:val="20"/>
+              </w:rPr>
+              <w:t>1.000</w:t>
+            </w:r>
+          </w:p>
+        </w:tc>
+        <w:tc>
+          <w:tcPr>
+            <w:tcW w:type="dxa" w:w="455"/>
+          </w:tcPr>
+          <w:p>
+            <w:r>
+              <w:rPr>
+                <w:rFonts w:ascii="Times New Roman" w:hAnsi="Times New Roman"/>
+                <w:sz w:val="20"/>
+              </w:rPr>
+              <w:t>0.007\textsuperscript{eq}</w:t>
+            </w:r>
+          </w:p>
+        </w:tc>
+        <w:tc>
+          <w:tcPr>
+            <w:tcW w:type="dxa" w:w="455"/>
+          </w:tcPr>
+          <w:p>
+            <w:r>
+              <w:rPr>
+                <w:rFonts w:ascii="Times New Roman" w:hAnsi="Times New Roman"/>
+                <w:sz w:val="20"/>
+              </w:rPr>
+              <w:t>-2.244</w:t>
+            </w:r>
+          </w:p>
+        </w:tc>
+        <w:tc>
+          <w:tcPr>
+            <w:tcW w:type="dxa" w:w="455"/>
+          </w:tcPr>
+          <w:p>
+            <w:r>
+              <w:rPr>
+                <w:rFonts w:ascii="Times New Roman" w:hAnsi="Times New Roman"/>
+                <w:sz w:val="20"/>
+              </w:rPr>
+              <w:t>0.248</w:t>
+            </w:r>
+          </w:p>
+        </w:tc>
+        <w:tc>
+          <w:tcPr>
+            <w:tcW w:type="dxa" w:w="455"/>
+          </w:tcPr>
+          <w:p>
+            <w:r>
+              <w:rPr>
+                <w:rFonts w:ascii="Times New Roman" w:hAnsi="Times New Roman"/>
+                <w:sz w:val="20"/>
+              </w:rPr>
+              <w:t>0.978</w:t>
+            </w:r>
+          </w:p>
+        </w:tc>
+        <w:tc>
+          <w:tcPr>
+            <w:tcW w:type="dxa" w:w="455"/>
+          </w:tcPr>
+          <w:p>
+            <w:r>
+              <w:rPr>
+                <w:rFonts w:ascii="Times New Roman" w:hAnsi="Times New Roman"/>
+                <w:sz w:val="20"/>
+              </w:rPr>
+              <w:t>-1.767</w:t>
+            </w:r>
+          </w:p>
+        </w:tc>
+        <w:tc>
+          <w:tcPr>
+            <w:tcW w:type="dxa" w:w="455"/>
+          </w:tcPr>
+          <w:p>
+            <w:r>
+              <w:rPr>
+                <w:rFonts w:ascii="Times New Roman" w:hAnsi="Times New Roman"/>
+                <w:sz w:val="20"/>
+              </w:rPr>
+              <w:t>0.772</w:t>
+            </w:r>
+          </w:p>
+        </w:tc>
+        <w:tc>
+          <w:tcPr>
+            <w:tcW w:type="dxa" w:w="455"/>
+          </w:tcPr>
+          <w:p>
+            <w:r>
+              <w:rPr>
+                <w:rFonts w:ascii="Times New Roman" w:hAnsi="Times New Roman"/>
+                <w:sz w:val="20"/>
+              </w:rPr>
+              <w:t>0.942</w:t>
+            </w:r>
+          </w:p>
+        </w:tc>
+        <w:tc>
+          <w:tcPr>
+            <w:tcW w:type="dxa" w:w="455"/>
+          </w:tcPr>
+          <w:p>
+            <w:r>
+              <w:rPr>
+                <w:rFonts w:ascii="Times New Roman" w:hAnsi="Times New Roman"/>
+                <w:sz w:val="20"/>
+              </w:rPr>
+              <w:t>—</w:t>
+            </w:r>
+          </w:p>
+        </w:tc>
+        <w:tc>
+          <w:tcPr>
+            <w:tcW w:type="dxa" w:w="455"/>
+          </w:tcPr>
+          <w:p>
+            <w:r>
+              <w:rPr>
+                <w:rFonts w:ascii="Times New Roman" w:hAnsi="Times New Roman"/>
+                <w:sz w:val="20"/>
+              </w:rPr>
+              <w:t>—</w:t>
+            </w:r>
+          </w:p>
+        </w:tc>
+        <w:tc>
+          <w:tcPr>
+            <w:tcW w:type="dxa" w:w="455"/>
+          </w:tcPr>
+          <w:p>
+            <w:r>
+              <w:rPr>
+                <w:rFonts w:ascii="Times New Roman" w:hAnsi="Times New Roman"/>
+                <w:sz w:val="20"/>
+              </w:rPr>
+              <w:t>—</w:t>
+            </w:r>
+          </w:p>
+        </w:tc>
+        <w:tc>
+          <w:tcPr>
+            <w:tcW w:type="dxa" w:w="455"/>
+          </w:tcPr>
+          <w:p>
+            <w:r>
+              <w:rPr>
+                <w:rFonts w:ascii="Times New Roman" w:hAnsi="Times New Roman"/>
+                <w:sz w:val="20"/>
+              </w:rPr>
+              <w:t>—</w:t>
+            </w:r>
+          </w:p>
+        </w:tc>
+        <w:tc>
+          <w:tcPr>
+            <w:tcW w:type="dxa" w:w="455"/>
+          </w:tcPr>
+          <w:p>
+            <w:r>
+              <w:rPr>
+                <w:rFonts w:ascii="Times New Roman" w:hAnsi="Times New Roman"/>
+                <w:sz w:val="20"/>
+              </w:rPr>
+              <w:t>—</w:t>
+            </w:r>
+          </w:p>
+        </w:tc>
+        <w:tc>
+          <w:tcPr>
+            <w:tcW w:type="dxa" w:w="455"/>
+          </w:tcPr>
+          <w:p>
+            <w:r>
+              <w:rPr>
+                <w:rFonts w:ascii="Times New Roman" w:hAnsi="Times New Roman"/>
+                <w:sz w:val="20"/>
+              </w:rPr>
+              <w:t>—</w:t>
+            </w:r>
+          </w:p>
+        </w:tc>
+      </w:tr>
+      <w:tr>
+        <w:tc>
+          <w:tcPr>
+            <w:tcW w:type="dxa" w:w="455"/>
+          </w:tcPr>
+          <w:p>
+            <w:r>
+              <w:rPr>
+                <w:rFonts w:ascii="Times New Roman" w:hAnsi="Times New Roman"/>
+                <w:sz w:val="20"/>
+              </w:rPr>
+              <w:t>MSGARCH(1,1)</w:t>
+            </w:r>
+          </w:p>
+        </w:tc>
+        <w:tc>
+          <w:tcPr>
+            <w:tcW w:type="dxa" w:w="455"/>
+          </w:tcPr>
+          <w:p>
+            <w:r>
+              <w:rPr>
+                <w:rFonts w:ascii="Times New Roman" w:hAnsi="Times New Roman"/>
+                <w:sz w:val="20"/>
+              </w:rPr>
+              <w:t>6.153***</w:t>
+            </w:r>
+          </w:p>
+        </w:tc>
+        <w:tc>
+          <w:tcPr>
+            <w:tcW w:type="dxa" w:w="455"/>
+          </w:tcPr>
+          <w:p>
+            <w:r>
+              <w:rPr>
+                <w:rFonts w:ascii="Times New Roman" w:hAnsi="Times New Roman"/>
+                <w:sz w:val="20"/>
+              </w:rPr>
+              <w:t>0.000</w:t>
+            </w:r>
+          </w:p>
+        </w:tc>
+        <w:tc>
+          <w:tcPr>
+            <w:tcW w:type="dxa" w:w="455"/>
+          </w:tcPr>
+          <w:p>
+            <w:r>
+              <w:rPr>
+                <w:rFonts w:ascii="Times New Roman" w:hAnsi="Times New Roman"/>
+                <w:sz w:val="20"/>
+              </w:rPr>
+              <w:t>1.000</w:t>
+            </w:r>
+          </w:p>
+        </w:tc>
+        <w:tc>
+          <w:tcPr>
+            <w:tcW w:type="dxa" w:w="455"/>
+          </w:tcPr>
+          <w:p>
+            <w:r>
+              <w:rPr>
+                <w:rFonts w:ascii="Times New Roman" w:hAnsi="Times New Roman"/>
+                <w:sz w:val="20"/>
+              </w:rPr>
+              <w:t>5.446***</w:t>
+            </w:r>
+          </w:p>
+        </w:tc>
+        <w:tc>
+          <w:tcPr>
+            <w:tcW w:type="dxa" w:w="455"/>
+          </w:tcPr>
+          <w:p>
+            <w:r>
+              <w:rPr>
+                <w:rFonts w:ascii="Times New Roman" w:hAnsi="Times New Roman"/>
+                <w:sz w:val="20"/>
+              </w:rPr>
+              <w:t>0.000</w:t>
+            </w:r>
+          </w:p>
+        </w:tc>
+        <w:tc>
+          <w:tcPr>
+            <w:tcW w:type="dxa" w:w="455"/>
+          </w:tcPr>
+          <w:p>
+            <w:r>
+              <w:rPr>
+                <w:rFonts w:ascii="Times New Roman" w:hAnsi="Times New Roman"/>
+                <w:sz w:val="20"/>
+              </w:rPr>
+              <w:t>1.000</w:t>
+            </w:r>
+          </w:p>
+        </w:tc>
+        <w:tc>
+          <w:tcPr>
+            <w:tcW w:type="dxa" w:w="455"/>
+          </w:tcPr>
+          <w:p>
+            <w:r>
+              <w:rPr>
+                <w:rFonts w:ascii="Times New Roman" w:hAnsi="Times New Roman"/>
+                <w:sz w:val="20"/>
+              </w:rPr>
+              <w:t>2.376</w:t>
+            </w:r>
+          </w:p>
+        </w:tc>
+        <w:tc>
+          <w:tcPr>
+            <w:tcW w:type="dxa" w:w="455"/>
+          </w:tcPr>
+          <w:p>
+            <w:r>
+              <w:rPr>
+                <w:rFonts w:ascii="Times New Roman" w:hAnsi="Times New Roman"/>
+                <w:sz w:val="20"/>
+              </w:rPr>
+              <w:t>0.193</w:t>
+            </w:r>
+          </w:p>
+        </w:tc>
+        <w:tc>
+          <w:tcPr>
+            <w:tcW w:type="dxa" w:w="455"/>
+          </w:tcPr>
+          <w:p>
+            <w:r>
+              <w:rPr>
+                <w:rFonts w:ascii="Times New Roman" w:hAnsi="Times New Roman"/>
+                <w:sz w:val="20"/>
+              </w:rPr>
+              <w:t>0.987</w:t>
+            </w:r>
+          </w:p>
+        </w:tc>
+        <w:tc>
+          <w:tcPr>
+            <w:tcW w:type="dxa" w:w="455"/>
+          </w:tcPr>
+          <w:p>
+            <w:r>
+              <w:rPr>
+                <w:rFonts w:ascii="Times New Roman" w:hAnsi="Times New Roman"/>
+                <w:sz w:val="20"/>
+              </w:rPr>
+              <w:t>2.442</w:t>
+            </w:r>
+          </w:p>
+        </w:tc>
+        <w:tc>
+          <w:tcPr>
+            <w:tcW w:type="dxa" w:w="455"/>
+          </w:tcPr>
+          <w:p>
+            <w:r>
+              <w:rPr>
+                <w:rFonts w:ascii="Times New Roman" w:hAnsi="Times New Roman"/>
+                <w:sz w:val="20"/>
+              </w:rPr>
+              <w:t>0.175</w:t>
+            </w:r>
+          </w:p>
+        </w:tc>
+        <w:tc>
+          <w:tcPr>
+            <w:tcW w:type="dxa" w:w="455"/>
+          </w:tcPr>
+          <w:p>
+            <w:r>
+              <w:rPr>
+                <w:rFonts w:ascii="Times New Roman" w:hAnsi="Times New Roman"/>
+                <w:sz w:val="20"/>
+              </w:rPr>
+              <w:t>0.989</w:t>
+            </w:r>
+          </w:p>
+        </w:tc>
+        <w:tc>
+          <w:tcPr>
+            <w:tcW w:type="dxa" w:w="455"/>
+          </w:tcPr>
+          <w:p>
+            <w:r>
+              <w:rPr>
+                <w:rFonts w:ascii="Times New Roman" w:hAnsi="Times New Roman"/>
+                <w:sz w:val="20"/>
+              </w:rPr>
+              <w:t>—</w:t>
+            </w:r>
+          </w:p>
+        </w:tc>
+        <w:tc>
+          <w:tcPr>
+            <w:tcW w:type="dxa" w:w="455"/>
+          </w:tcPr>
+          <w:p>
+            <w:r>
+              <w:rPr>
+                <w:rFonts w:ascii="Times New Roman" w:hAnsi="Times New Roman"/>
+                <w:sz w:val="20"/>
+              </w:rPr>
+              <w:t>—</w:t>
+            </w:r>
+          </w:p>
+        </w:tc>
+        <w:tc>
+          <w:tcPr>
+            <w:tcW w:type="dxa" w:w="455"/>
+          </w:tcPr>
+          <w:p>
+            <w:r>
+              <w:rPr>
+                <w:rFonts w:ascii="Times New Roman" w:hAnsi="Times New Roman"/>
+                <w:sz w:val="20"/>
+              </w:rPr>
+              <w:t>—</w:t>
+            </w:r>
+          </w:p>
+        </w:tc>
+        <w:tc>
+          <w:tcPr>
+            <w:tcW w:type="dxa" w:w="455"/>
+          </w:tcPr>
+          <w:p>
+            <w:r>
+              <w:rPr>
+                <w:rFonts w:ascii="Times New Roman" w:hAnsi="Times New Roman"/>
+                <w:sz w:val="20"/>
+              </w:rPr>
+              <w:t>—</w:t>
+            </w:r>
+          </w:p>
+        </w:tc>
+        <w:tc>
+          <w:tcPr>
+            <w:tcW w:type="dxa" w:w="455"/>
+          </w:tcPr>
+          <w:p>
+            <w:r>
+              <w:rPr>
+                <w:rFonts w:ascii="Times New Roman" w:hAnsi="Times New Roman"/>
+                <w:sz w:val="20"/>
+              </w:rPr>
+              <w:t>—</w:t>
+            </w:r>
+          </w:p>
+        </w:tc>
+        <w:tc>
+          <w:tcPr>
+            <w:tcW w:type="dxa" w:w="455"/>
+          </w:tcPr>
+          <w:p>
+            <w:r>
+              <w:rPr>
+                <w:rFonts w:ascii="Times New Roman" w:hAnsi="Times New Roman"/>
+                <w:sz w:val="20"/>
+              </w:rPr>
+              <w:t>—</w:t>
+            </w:r>
+          </w:p>
+        </w:tc>
+      </w:tr>
+      <w:tr>
+        <w:tc>
+          <w:tcPr>
+            <w:tcW w:type="dxa" w:w="455"/>
+          </w:tcPr>
+          <w:p>
+            <w:r>
+              <w:rPr>
+                <w:rFonts w:ascii="Times New Roman" w:hAnsi="Times New Roman"/>
+                <w:sz w:val="20"/>
+              </w:rPr>
+              <w:t>NN-GARCH</w:t>
+            </w:r>
+          </w:p>
+        </w:tc>
+        <w:tc>
+          <w:tcPr>
+            <w:tcW w:type="dxa" w:w="455"/>
+          </w:tcPr>
+          <w:p>
+            <w:r>
+              <w:rPr>
+                <w:rFonts w:ascii="Times New Roman" w:hAnsi="Times New Roman"/>
+                <w:sz w:val="20"/>
+              </w:rPr>
+              <w:t>-0.287</w:t>
+            </w:r>
+          </w:p>
+        </w:tc>
+        <w:tc>
+          <w:tcPr>
+            <w:tcW w:type="dxa" w:w="455"/>
+          </w:tcPr>
+          <w:p>
+            <w:r>
+              <w:rPr>
+                <w:rFonts w:ascii="Times New Roman" w:hAnsi="Times New Roman"/>
+                <w:sz w:val="20"/>
+              </w:rPr>
+              <w:t>0.861</w:t>
+            </w:r>
+          </w:p>
+        </w:tc>
+        <w:tc>
+          <w:tcPr>
+            <w:tcW w:type="dxa" w:w="455"/>
+          </w:tcPr>
+          <w:p>
+            <w:r>
+              <w:rPr>
+                <w:rFonts w:ascii="Times New Roman" w:hAnsi="Times New Roman"/>
+                <w:sz w:val="20"/>
+              </w:rPr>
+              <w:t>0.451</w:t>
+            </w:r>
+          </w:p>
+        </w:tc>
+        <w:tc>
+          <w:tcPr>
+            <w:tcW w:type="dxa" w:w="455"/>
+          </w:tcPr>
+          <w:p>
+            <w:r>
+              <w:rPr>
+                <w:rFonts w:ascii="Times New Roman" w:hAnsi="Times New Roman"/>
+                <w:sz w:val="20"/>
+              </w:rPr>
+              <w:t>4.987***</w:t>
+            </w:r>
+          </w:p>
+        </w:tc>
+        <w:tc>
+          <w:tcPr>
+            <w:tcW w:type="dxa" w:w="455"/>
+          </w:tcPr>
+          <w:p>
+            <w:r>
+              <w:rPr>
+                <w:rFonts w:ascii="Times New Roman" w:hAnsi="Times New Roman"/>
+                <w:sz w:val="20"/>
+              </w:rPr>
+              <w:t>0.000</w:t>
+            </w:r>
+          </w:p>
+        </w:tc>
+        <w:tc>
+          <w:tcPr>
+            <w:tcW w:type="dxa" w:w="455"/>
+          </w:tcPr>
+          <w:p>
+            <w:r>
+              <w:rPr>
+                <w:rFonts w:ascii="Times New Roman" w:hAnsi="Times New Roman"/>
+                <w:sz w:val="20"/>
+              </w:rPr>
+              <w:t>1.000</w:t>
+            </w:r>
+          </w:p>
+        </w:tc>
+        <w:tc>
+          <w:tcPr>
+            <w:tcW w:type="dxa" w:w="455"/>
+          </w:tcPr>
+          <w:p>
+            <w:r>
+              <w:rPr>
+                <w:rFonts w:ascii="Times New Roman" w:hAnsi="Times New Roman"/>
+                <w:sz w:val="20"/>
+              </w:rPr>
+              <w:t>-1.739</w:t>
+            </w:r>
+          </w:p>
+        </w:tc>
+        <w:tc>
+          <w:tcPr>
+            <w:tcW w:type="dxa" w:w="455"/>
+          </w:tcPr>
+          <w:p>
+            <w:r>
+              <w:rPr>
+                <w:rFonts w:ascii="Times New Roman" w:hAnsi="Times New Roman"/>
+                <w:sz w:val="20"/>
+              </w:rPr>
+              <w:t>0.574</w:t>
+            </w:r>
+          </w:p>
+        </w:tc>
+        <w:tc>
+          <w:tcPr>
+            <w:tcW w:type="dxa" w:w="455"/>
+          </w:tcPr>
+          <w:p>
+            <w:r>
+              <w:rPr>
+                <w:rFonts w:ascii="Times New Roman" w:hAnsi="Times New Roman"/>
+                <w:sz w:val="20"/>
+              </w:rPr>
+              <w:t>0.937</w:t>
+            </w:r>
+          </w:p>
+        </w:tc>
+        <w:tc>
+          <w:tcPr>
+            <w:tcW w:type="dxa" w:w="455"/>
+          </w:tcPr>
+          <w:p>
+            <w:r>
+              <w:rPr>
+                <w:rFonts w:ascii="Times New Roman" w:hAnsi="Times New Roman"/>
+                <w:sz w:val="20"/>
+              </w:rPr>
+              <w:t>-1.081</w:t>
+            </w:r>
+          </w:p>
+        </w:tc>
+        <w:tc>
+          <w:tcPr>
+            <w:tcW w:type="dxa" w:w="455"/>
+          </w:tcPr>
+          <w:p>
+            <w:r>
+              <w:rPr>
+                <w:rFonts w:ascii="Times New Roman" w:hAnsi="Times New Roman"/>
+                <w:sz w:val="20"/>
+              </w:rPr>
+              <w:t>1.000</w:t>
+            </w:r>
+          </w:p>
+        </w:tc>
+        <w:tc>
+          <w:tcPr>
+            <w:tcW w:type="dxa" w:w="455"/>
+          </w:tcPr>
+          <w:p>
+            <w:r>
+              <w:rPr>
+                <w:rFonts w:ascii="Times New Roman" w:hAnsi="Times New Roman"/>
+                <w:sz w:val="20"/>
+              </w:rPr>
+              <w:t>0.808</w:t>
+            </w:r>
+          </w:p>
+        </w:tc>
+        <w:tc>
+          <w:tcPr>
+            <w:tcW w:type="dxa" w:w="455"/>
+          </w:tcPr>
+          <w:p>
+            <w:r>
+              <w:rPr>
+                <w:rFonts w:ascii="Times New Roman" w:hAnsi="Times New Roman"/>
+                <w:sz w:val="20"/>
+              </w:rPr>
+              <w:t>—</w:t>
+            </w:r>
+          </w:p>
+        </w:tc>
+        <w:tc>
+          <w:tcPr>
+            <w:tcW w:type="dxa" w:w="455"/>
+          </w:tcPr>
+          <w:p>
+            <w:r>
+              <w:rPr>
+                <w:rFonts w:ascii="Times New Roman" w:hAnsi="Times New Roman"/>
+                <w:sz w:val="20"/>
+              </w:rPr>
+              <w:t>—</w:t>
+            </w:r>
+          </w:p>
+        </w:tc>
+        <w:tc>
+          <w:tcPr>
+            <w:tcW w:type="dxa" w:w="455"/>
+          </w:tcPr>
+          <w:p>
+            <w:r>
+              <w:rPr>
+                <w:rFonts w:ascii="Times New Roman" w:hAnsi="Times New Roman"/>
+                <w:sz w:val="20"/>
+              </w:rPr>
+              <w:t>—</w:t>
+            </w:r>
+          </w:p>
+        </w:tc>
+        <w:tc>
+          <w:tcPr>
+            <w:tcW w:type="dxa" w:w="455"/>
+          </w:tcPr>
+          <w:p>
+            <w:r>
+              <w:rPr>
+                <w:rFonts w:ascii="Times New Roman" w:hAnsi="Times New Roman"/>
+                <w:sz w:val="20"/>
+              </w:rPr>
+              <w:t>—</w:t>
+            </w:r>
+          </w:p>
+        </w:tc>
+        <w:tc>
+          <w:tcPr>
+            <w:tcW w:type="dxa" w:w="455"/>
+          </w:tcPr>
+          <w:p>
+            <w:r>
+              <w:rPr>
+                <w:rFonts w:ascii="Times New Roman" w:hAnsi="Times New Roman"/>
+                <w:sz w:val="20"/>
+              </w:rPr>
+              <w:t>—</w:t>
+            </w:r>
+          </w:p>
+        </w:tc>
+        <w:tc>
+          <w:tcPr>
+            <w:tcW w:type="dxa" w:w="455"/>
+          </w:tcPr>
+          <w:p>
+            <w:r>
+              <w:rPr>
+                <w:rFonts w:ascii="Times New Roman" w:hAnsi="Times New Roman"/>
+                <w:sz w:val="20"/>
+              </w:rPr>
+              <w:t>—</w:t>
+            </w:r>
+          </w:p>
+        </w:tc>
+      </w:tr>
+      <w:tr>
+        <w:tc>
+          <w:tcPr>
+            <w:tcW w:type="dxa" w:w="455"/>
+          </w:tcPr>
+          <w:p>
+            <w:r>
+              <w:rPr>
+                <w:rFonts w:ascii="Times New Roman" w:hAnsi="Times New Roman"/>
+                <w:sz w:val="20"/>
+              </w:rPr>
+              <w:t>TCN</w:t>
+            </w:r>
+          </w:p>
+        </w:tc>
+        <w:tc>
+          <w:tcPr>
+            <w:tcW w:type="dxa" w:w="455"/>
+          </w:tcPr>
+          <w:p>
+            <w:r>
+              <w:rPr>
+                <w:rFonts w:ascii="Times New Roman" w:hAnsi="Times New Roman"/>
+                <w:sz w:val="20"/>
+              </w:rPr>
+              <w:t>-1.450</w:t>
+            </w:r>
+          </w:p>
+        </w:tc>
+        <w:tc>
+          <w:tcPr>
+            <w:tcW w:type="dxa" w:w="455"/>
+          </w:tcPr>
+          <w:p>
+            <w:r>
+              <w:rPr>
+                <w:rFonts w:ascii="Times New Roman" w:hAnsi="Times New Roman"/>
+                <w:sz w:val="20"/>
+              </w:rPr>
+              <w:t>0.588</w:t>
+            </w:r>
+          </w:p>
+        </w:tc>
+        <w:tc>
+          <w:tcPr>
+            <w:tcW w:type="dxa" w:w="455"/>
+          </w:tcPr>
+          <w:p>
+            <w:r>
+              <w:rPr>
+                <w:rFonts w:ascii="Times New Roman" w:hAnsi="Times New Roman"/>
+                <w:sz w:val="20"/>
+              </w:rPr>
+              <w:t>0.555</w:t>
+            </w:r>
+          </w:p>
+        </w:tc>
+        <w:tc>
+          <w:tcPr>
+            <w:tcW w:type="dxa" w:w="455"/>
+          </w:tcPr>
+          <w:p>
+            <w:r>
+              <w:rPr>
+                <w:rFonts w:ascii="Times New Roman" w:hAnsi="Times New Roman"/>
+                <w:sz w:val="20"/>
+              </w:rPr>
+              <w:t>0.599</w:t>
+            </w:r>
+          </w:p>
+        </w:tc>
+        <w:tc>
+          <w:tcPr>
+            <w:tcW w:type="dxa" w:w="455"/>
+          </w:tcPr>
+          <w:p>
+            <w:r>
+              <w:rPr>
+                <w:rFonts w:ascii="Times New Roman" w:hAnsi="Times New Roman"/>
+                <w:sz w:val="20"/>
+              </w:rPr>
+              <w:t>1.000</w:t>
+            </w:r>
+          </w:p>
+        </w:tc>
+        <w:tc>
+          <w:tcPr>
+            <w:tcW w:type="dxa" w:w="455"/>
+          </w:tcPr>
+          <w:p>
+            <w:r>
+              <w:rPr>
+                <w:rFonts w:ascii="Times New Roman" w:hAnsi="Times New Roman"/>
+                <w:sz w:val="20"/>
+              </w:rPr>
+              <w:t>0.260</w:t>
+            </w:r>
+          </w:p>
+        </w:tc>
+        <w:tc>
+          <w:tcPr>
+            <w:tcW w:type="dxa" w:w="455"/>
+          </w:tcPr>
+          <w:p>
+            <w:r>
+              <w:rPr>
+                <w:rFonts w:ascii="Times New Roman" w:hAnsi="Times New Roman"/>
+                <w:sz w:val="20"/>
+              </w:rPr>
+              <w:t>-2.976**</w:t>
+            </w:r>
+          </w:p>
+        </w:tc>
+        <w:tc>
+          <w:tcPr>
+            <w:tcW w:type="dxa" w:w="455"/>
+          </w:tcPr>
+          <w:p>
+            <w:r>
+              <w:rPr>
+                <w:rFonts w:ascii="Times New Roman" w:hAnsi="Times New Roman"/>
+                <w:sz w:val="20"/>
+              </w:rPr>
+              <w:t>0.035</w:t>
+            </w:r>
+          </w:p>
+        </w:tc>
+        <w:tc>
+          <w:tcPr>
+            <w:tcW w:type="dxa" w:w="455"/>
+          </w:tcPr>
+          <w:p>
+            <w:r>
+              <w:rPr>
+                <w:rFonts w:ascii="Times New Roman" w:hAnsi="Times New Roman"/>
+                <w:sz w:val="20"/>
+              </w:rPr>
+              <w:t>0.997</w:t>
+            </w:r>
+          </w:p>
+        </w:tc>
+        <w:tc>
+          <w:tcPr>
+            <w:tcW w:type="dxa" w:w="455"/>
+          </w:tcPr>
+          <w:p>
+            <w:r>
+              <w:rPr>
+                <w:rFonts w:ascii="Times New Roman" w:hAnsi="Times New Roman"/>
+                <w:sz w:val="20"/>
+              </w:rPr>
+              <w:t>-2.872*</w:t>
+            </w:r>
+          </w:p>
+        </w:tc>
+        <w:tc>
+          <w:tcPr>
+            <w:tcW w:type="dxa" w:w="455"/>
+          </w:tcPr>
+          <w:p>
+            <w:r>
+              <w:rPr>
+                <w:rFonts w:ascii="Times New Roman" w:hAnsi="Times New Roman"/>
+                <w:sz w:val="20"/>
+              </w:rPr>
+              <w:t>0.057</w:t>
+            </w:r>
+          </w:p>
+        </w:tc>
+        <w:tc>
+          <w:tcPr>
+            <w:tcW w:type="dxa" w:w="455"/>
+          </w:tcPr>
+          <w:p>
+            <w:r>
+              <w:rPr>
+                <w:rFonts w:ascii="Times New Roman" w:hAnsi="Times New Roman"/>
+                <w:sz w:val="20"/>
+              </w:rPr>
+              <w:t>0.990</w:t>
+            </w:r>
+          </w:p>
+        </w:tc>
+        <w:tc>
+          <w:tcPr>
+            <w:tcW w:type="dxa" w:w="455"/>
+          </w:tcPr>
+          <w:p>
+            <w:r>
+              <w:rPr>
+                <w:rFonts w:ascii="Times New Roman" w:hAnsi="Times New Roman"/>
+                <w:sz w:val="20"/>
+              </w:rPr>
+              <w:t>—</w:t>
+            </w:r>
+          </w:p>
+        </w:tc>
+        <w:tc>
+          <w:tcPr>
+            <w:tcW w:type="dxa" w:w="455"/>
+          </w:tcPr>
+          <w:p>
+            <w:r>
+              <w:rPr>
+                <w:rFonts w:ascii="Times New Roman" w:hAnsi="Times New Roman"/>
+                <w:sz w:val="20"/>
+              </w:rPr>
+              <w:t>—</w:t>
+            </w:r>
+          </w:p>
+        </w:tc>
+        <w:tc>
+          <w:tcPr>
+            <w:tcW w:type="dxa" w:w="455"/>
+          </w:tcPr>
+          <w:p>
+            <w:r>
+              <w:rPr>
+                <w:rFonts w:ascii="Times New Roman" w:hAnsi="Times New Roman"/>
+                <w:sz w:val="20"/>
+              </w:rPr>
+              <w:t>—</w:t>
+            </w:r>
+          </w:p>
+        </w:tc>
+        <w:tc>
+          <w:tcPr>
+            <w:tcW w:type="dxa" w:w="455"/>
+          </w:tcPr>
+          <w:p>
+            <w:r>
+              <w:rPr>
+                <w:rFonts w:ascii="Times New Roman" w:hAnsi="Times New Roman"/>
+                <w:sz w:val="20"/>
+              </w:rPr>
+              <w:t>—</w:t>
+            </w:r>
+          </w:p>
+        </w:tc>
+        <w:tc>
+          <w:tcPr>
+            <w:tcW w:type="dxa" w:w="455"/>
+          </w:tcPr>
+          <w:p>
+            <w:r>
+              <w:rPr>
+                <w:rFonts w:ascii="Times New Roman" w:hAnsi="Times New Roman"/>
+                <w:sz w:val="20"/>
+              </w:rPr>
+              <w:t>—</w:t>
+            </w:r>
+          </w:p>
+        </w:tc>
+        <w:tc>
+          <w:tcPr>
+            <w:tcW w:type="dxa" w:w="455"/>
+          </w:tcPr>
+          <w:p>
+            <w:r>
+              <w:rPr>
+                <w:rFonts w:ascii="Times New Roman" w:hAnsi="Times New Roman"/>
+                <w:sz w:val="20"/>
+              </w:rPr>
+              <w:t>—</w:t>
+            </w:r>
+          </w:p>
+        </w:tc>
+      </w:tr>
+      <w:tr>
+        <w:tc>
+          <w:tcPr>
+            <w:tcW w:type="dxa" w:w="455"/>
+          </w:tcPr>
+          <w:p>
+            <w:r>
+              <w:rPr>
+                <w:rFonts w:ascii="Times New Roman" w:hAnsi="Times New Roman"/>
+                <w:sz w:val="20"/>
+              </w:rPr>
+              <w:t>Transformer</w:t>
+            </w:r>
+          </w:p>
+        </w:tc>
+        <w:tc>
+          <w:tcPr>
+            <w:tcW w:type="dxa" w:w="455"/>
+          </w:tcPr>
+          <w:p>
+            <w:r>
+              <w:rPr>
+                <w:rFonts w:ascii="Times New Roman" w:hAnsi="Times New Roman"/>
+                <w:sz w:val="20"/>
+              </w:rPr>
+              <w:t>-4.567***</w:t>
+            </w:r>
+          </w:p>
+        </w:tc>
+        <w:tc>
+          <w:tcPr>
+            <w:tcW w:type="dxa" w:w="455"/>
+          </w:tcPr>
+          <w:p>
+            <w:r>
+              <w:rPr>
+                <w:rFonts w:ascii="Times New Roman" w:hAnsi="Times New Roman"/>
+                <w:sz w:val="20"/>
+              </w:rPr>
+              <w:t>0.000</w:t>
+            </w:r>
+          </w:p>
+        </w:tc>
+        <w:tc>
+          <w:tcPr>
+            <w:tcW w:type="dxa" w:w="455"/>
+          </w:tcPr>
+          <w:p>
+            <w:r>
+              <w:rPr>
+                <w:rFonts w:ascii="Times New Roman" w:hAnsi="Times New Roman"/>
+                <w:sz w:val="20"/>
+              </w:rPr>
+              <w:t>0.740</w:t>
+            </w:r>
+          </w:p>
+        </w:tc>
+        <w:tc>
+          <w:tcPr>
+            <w:tcW w:type="dxa" w:w="455"/>
+          </w:tcPr>
+          <w:p>
+            <w:r>
+              <w:rPr>
+                <w:rFonts w:ascii="Times New Roman" w:hAnsi="Times New Roman"/>
+                <w:sz w:val="20"/>
+              </w:rPr>
+              <w:t>0.115</w:t>
+            </w:r>
+          </w:p>
+        </w:tc>
+        <w:tc>
+          <w:tcPr>
+            <w:tcW w:type="dxa" w:w="455"/>
+          </w:tcPr>
+          <w:p>
+            <w:r>
+              <w:rPr>
+                <w:rFonts w:ascii="Times New Roman" w:hAnsi="Times New Roman"/>
+                <w:sz w:val="20"/>
+              </w:rPr>
+              <w:t>1.000</w:t>
+            </w:r>
+          </w:p>
+        </w:tc>
+        <w:tc>
+          <w:tcPr>
+            <w:tcW w:type="dxa" w:w="455"/>
+          </w:tcPr>
+          <w:p>
+            <w:r>
+              <w:rPr>
+                <w:rFonts w:ascii="Times New Roman" w:hAnsi="Times New Roman"/>
+                <w:sz w:val="20"/>
+              </w:rPr>
+              <w:t>0.100</w:t>
+            </w:r>
+          </w:p>
+        </w:tc>
+        <w:tc>
+          <w:tcPr>
+            <w:tcW w:type="dxa" w:w="455"/>
+          </w:tcPr>
+          <w:p>
+            <w:r>
+              <w:rPr>
+                <w:rFonts w:ascii="Times New Roman" w:hAnsi="Times New Roman"/>
+                <w:sz w:val="20"/>
+              </w:rPr>
+              <w:t>-3.097**</w:t>
+            </w:r>
+          </w:p>
+        </w:tc>
+        <w:tc>
+          <w:tcPr>
+            <w:tcW w:type="dxa" w:w="455"/>
+          </w:tcPr>
+          <w:p>
+            <w:r>
+              <w:rPr>
+                <w:rFonts w:ascii="Times New Roman" w:hAnsi="Times New Roman"/>
+                <w:sz w:val="20"/>
+              </w:rPr>
+              <w:t>0.025</w:t>
+            </w:r>
+          </w:p>
+        </w:tc>
+        <w:tc>
+          <w:tcPr>
+            <w:tcW w:type="dxa" w:w="455"/>
+          </w:tcPr>
+          <w:p>
+            <w:r>
+              <w:rPr>
+                <w:rFonts w:ascii="Times New Roman" w:hAnsi="Times New Roman"/>
+                <w:sz w:val="20"/>
+              </w:rPr>
+              <w:t>0.997</w:t>
+            </w:r>
+          </w:p>
+        </w:tc>
+        <w:tc>
+          <w:tcPr>
+            <w:tcW w:type="dxa" w:w="455"/>
+          </w:tcPr>
+          <w:p>
+            <w:r>
+              <w:rPr>
+                <w:rFonts w:ascii="Times New Roman" w:hAnsi="Times New Roman"/>
+                <w:sz w:val="20"/>
+              </w:rPr>
+              <w:t>-2.283</w:t>
+            </w:r>
+          </w:p>
+        </w:tc>
+        <w:tc>
+          <w:tcPr>
+            <w:tcW w:type="dxa" w:w="455"/>
+          </w:tcPr>
+          <w:p>
+            <w:r>
+              <w:rPr>
+                <w:rFonts w:ascii="Times New Roman" w:hAnsi="Times New Roman"/>
+                <w:sz w:val="20"/>
+              </w:rPr>
+              <w:t>0.247</w:t>
+            </w:r>
+          </w:p>
+        </w:tc>
+        <w:tc>
+          <w:tcPr>
+            <w:tcW w:type="dxa" w:w="455"/>
+          </w:tcPr>
+          <w:p>
+            <w:r>
+              <w:rPr>
+                <w:rFonts w:ascii="Times New Roman" w:hAnsi="Times New Roman"/>
+                <w:sz w:val="20"/>
+              </w:rPr>
+              <w:t>0.969</w:t>
+            </w:r>
+          </w:p>
+        </w:tc>
+        <w:tc>
+          <w:tcPr>
+            <w:tcW w:type="dxa" w:w="455"/>
+          </w:tcPr>
+          <w:p>
+            <w:r>
+              <w:rPr>
+                <w:rFonts w:ascii="Times New Roman" w:hAnsi="Times New Roman"/>
+                <w:sz w:val="20"/>
+              </w:rPr>
+              <w:t>—</w:t>
+            </w:r>
+          </w:p>
+        </w:tc>
+        <w:tc>
+          <w:tcPr>
+            <w:tcW w:type="dxa" w:w="455"/>
+          </w:tcPr>
+          <w:p>
+            <w:r>
+              <w:rPr>
+                <w:rFonts w:ascii="Times New Roman" w:hAnsi="Times New Roman"/>
+                <w:sz w:val="20"/>
+              </w:rPr>
+              <w:t>—</w:t>
+            </w:r>
+          </w:p>
+        </w:tc>
+        <w:tc>
+          <w:tcPr>
+            <w:tcW w:type="dxa" w:w="455"/>
+          </w:tcPr>
+          <w:p>
+            <w:r>
+              <w:rPr>
+                <w:rFonts w:ascii="Times New Roman" w:hAnsi="Times New Roman"/>
+                <w:sz w:val="20"/>
+              </w:rPr>
+              <w:t>—</w:t>
+            </w:r>
+          </w:p>
+        </w:tc>
+        <w:tc>
+          <w:tcPr>
+            <w:tcW w:type="dxa" w:w="455"/>
+          </w:tcPr>
+          <w:p>
+            <w:r>
+              <w:rPr>
+                <w:rFonts w:ascii="Times New Roman" w:hAnsi="Times New Roman"/>
+                <w:sz w:val="20"/>
+              </w:rPr>
+              <w:t>—</w:t>
+            </w:r>
+          </w:p>
+        </w:tc>
+        <w:tc>
+          <w:tcPr>
+            <w:tcW w:type="dxa" w:w="455"/>
+          </w:tcPr>
+          <w:p>
+            <w:r>
+              <w:rPr>
+                <w:rFonts w:ascii="Times New Roman" w:hAnsi="Times New Roman"/>
+                <w:sz w:val="20"/>
+              </w:rPr>
+              <w:t>—</w:t>
+            </w:r>
+          </w:p>
+        </w:tc>
+        <w:tc>
+          <w:tcPr>
+            <w:tcW w:type="dxa" w:w="455"/>
+          </w:tcPr>
+          <w:p>
+            <w:r>
+              <w:rPr>
+                <w:rFonts w:ascii="Times New Roman" w:hAnsi="Times New Roman"/>
+                <w:sz w:val="20"/>
+              </w:rPr>
+              <w:t>—</w:t>
             </w:r>
           </w:p>
         </w:tc>

--- a/outputs/tables/Table9_DieboldMariano.docx
+++ b/outputs/tables/Table9_DieboldMariano.docx
@@ -330,7 +330,7 @@
                 <w:rFonts w:ascii="Times New Roman" w:hAnsi="Times New Roman"/>
                 <w:sz w:val="20"/>
               </w:rPr>
-              <w:t>13.696***</w:t>
+              <w:t>14.866***</w:t>
             </w:r>
           </w:p>
         </w:tc>
@@ -372,7 +372,7 @@
                 <w:rFonts w:ascii="Times New Roman" w:hAnsi="Times New Roman"/>
                 <w:sz w:val="20"/>
               </w:rPr>
-              <w:t>5.359***</w:t>
+              <w:t>5.399***</w:t>
             </w:r>
           </w:p>
         </w:tc>
@@ -414,49 +414,63 @@
                 <w:rFonts w:ascii="Times New Roman" w:hAnsi="Times New Roman"/>
                 <w:sz w:val="20"/>
               </w:rPr>
-              <w:t>-0.111</w:t>
-            </w:r>
-          </w:p>
-        </w:tc>
-        <w:tc>
-          <w:tcPr>
-            <w:tcW w:type="dxa" w:w="455"/>
-          </w:tcPr>
-          <w:p>
-            <w:r>
-              <w:rPr>
-                <w:rFonts w:ascii="Times New Roman" w:hAnsi="Times New Roman"/>
-                <w:sz w:val="20"/>
-              </w:rPr>
-              <w:t>0.912</w:t>
-            </w:r>
-          </w:p>
-        </w:tc>
-        <w:tc>
-          <w:tcPr>
-            <w:tcW w:type="dxa" w:w="455"/>
-          </w:tcPr>
-          <w:p>
-            <w:r>
-              <w:rPr>
-                <w:rFonts w:ascii="Times New Roman" w:hAnsi="Times New Roman"/>
-                <w:sz w:val="20"/>
-              </w:rPr>
-              <w:t>0.387</w:t>
-            </w:r>
-          </w:p>
-        </w:tc>
-        <w:tc>
-          <w:tcPr>
-            <w:tcW w:type="dxa" w:w="455"/>
-          </w:tcPr>
-          <w:p>
-            <w:r>
-              <w:rPr>
-                <w:rFonts w:ascii="Times New Roman" w:hAnsi="Times New Roman"/>
-                <w:sz w:val="20"/>
-              </w:rPr>
-              <w:t>1.418</w:t>
+              <w:t>3.461***</w:t>
+            </w:r>
+          </w:p>
+        </w:tc>
+        <w:tc>
+          <w:tcPr>
+            <w:tcW w:type="dxa" w:w="455"/>
+          </w:tcPr>
+          <w:p>
+            <w:r>
+              <w:rPr>
+                <w:rFonts w:ascii="Times New Roman" w:hAnsi="Times New Roman"/>
+                <w:sz w:val="20"/>
+              </w:rPr>
+              <w:t>0.007</w:t>
+            </w:r>
+          </w:p>
+        </w:tc>
+        <w:tc>
+          <w:tcPr>
+            <w:tcW w:type="dxa" w:w="455"/>
+          </w:tcPr>
+          <w:p>
+            <w:r>
+              <w:rPr>
+                <w:rFonts w:ascii="Times New Roman" w:hAnsi="Times New Roman"/>
+                <w:sz w:val="20"/>
+              </w:rPr>
+              <w:t>0.999</w:t>
+            </w:r>
+          </w:p>
+        </w:tc>
+        <w:tc>
+          <w:tcPr>
+            <w:tcW w:type="dxa" w:w="455"/>
+          </w:tcPr>
+          <w:p>
+            <w:r>
+              <w:rPr>
+                <w:rFonts w:ascii="Times New Roman" w:hAnsi="Times New Roman"/>
+                <w:sz w:val="20"/>
+              </w:rPr>
+              <w:t>3.989***</w:t>
+            </w:r>
+          </w:p>
+        </w:tc>
+        <w:tc>
+          <w:tcPr>
+            <w:tcW w:type="dxa" w:w="455"/>
+          </w:tcPr>
+          <w:p>
+            <w:r>
+              <w:rPr>
+                <w:rFonts w:ascii="Times New Roman" w:hAnsi="Times New Roman"/>
+                <w:sz w:val="20"/>
+              </w:rPr>
+              <w:t>0.001</w:t>
             </w:r>
           </w:p>
         </w:tc>
@@ -484,91 +498,77 @@
                 <w:rFonts w:ascii="Times New Roman" w:hAnsi="Times New Roman"/>
                 <w:sz w:val="20"/>
               </w:rPr>
-              <w:t>0.841</w:t>
-            </w:r>
-          </w:p>
-        </w:tc>
-        <w:tc>
-          <w:tcPr>
-            <w:tcW w:type="dxa" w:w="455"/>
-          </w:tcPr>
-          <w:p>
-            <w:r>
-              <w:rPr>
-                <w:rFonts w:ascii="Times New Roman" w:hAnsi="Times New Roman"/>
-                <w:sz w:val="20"/>
-              </w:rPr>
-              <w:t>1.716</w:t>
-            </w:r>
-          </w:p>
-        </w:tc>
-        <w:tc>
-          <w:tcPr>
-            <w:tcW w:type="dxa" w:w="455"/>
-          </w:tcPr>
-          <w:p>
-            <w:r>
-              <w:rPr>
-                <w:rFonts w:ascii="Times New Roman" w:hAnsi="Times New Roman"/>
-                <w:sz w:val="20"/>
-              </w:rPr>
-              <w:t>0.172</w:t>
-            </w:r>
-          </w:p>
-        </w:tc>
-        <w:tc>
-          <w:tcPr>
-            <w:tcW w:type="dxa" w:w="455"/>
-          </w:tcPr>
-          <w:p>
-            <w:r>
-              <w:rPr>
-                <w:rFonts w:ascii="Times New Roman" w:hAnsi="Times New Roman"/>
-                <w:sz w:val="20"/>
-              </w:rPr>
-              <w:t>0.914</w:t>
-            </w:r>
-          </w:p>
-        </w:tc>
-        <w:tc>
-          <w:tcPr>
-            <w:tcW w:type="dxa" w:w="455"/>
-          </w:tcPr>
-          <w:p>
-            <w:r>
-              <w:rPr>
-                <w:rFonts w:ascii="Times New Roman" w:hAnsi="Times New Roman"/>
-                <w:sz w:val="20"/>
-              </w:rPr>
-              <w:t>0.918</w:t>
-            </w:r>
-          </w:p>
-        </w:tc>
-        <w:tc>
-          <w:tcPr>
-            <w:tcW w:type="dxa" w:w="455"/>
-          </w:tcPr>
-          <w:p>
-            <w:r>
-              <w:rPr>
-                <w:rFonts w:ascii="Times New Roman" w:hAnsi="Times New Roman"/>
-                <w:sz w:val="20"/>
-              </w:rPr>
-              <w:t>0.778</w:t>
-            </w:r>
-          </w:p>
-        </w:tc>
-        <w:tc>
-          <w:tcPr>
-            <w:tcW w:type="dxa" w:w="455"/>
-          </w:tcPr>
-          <w:p>
-            <w:r>
-              <w:rPr>
-                <w:rFonts w:ascii="Times New Roman" w:hAnsi="Times New Roman"/>
-                <w:sz w:val="20"/>
-              </w:rPr>
-              <w:t>0.641</w:t>
+              <w:t>1.915</w:t>
+            </w:r>
+          </w:p>
+        </w:tc>
+        <w:tc>
+          <w:tcPr>
+            <w:tcW w:type="dxa" w:w="455"/>
+          </w:tcPr>
+          <w:p>
+            <w:r>
+              <w:rPr>
+                <w:rFonts w:ascii="Times New Roman" w:hAnsi="Times New Roman"/>
+                <w:sz w:val="20"/>
+              </w:rPr>
+              <w:t>0.444</w:t>
+            </w:r>
+          </w:p>
+        </w:tc>
+        <w:tc>
+          <w:tcPr>
+            <w:tcW w:type="dxa" w:w="455"/>
+          </w:tcPr>
+          <w:p>
+            <w:r>
+              <w:rPr>
+                <w:rFonts w:ascii="Times New Roman" w:hAnsi="Times New Roman"/>
+                <w:sz w:val="20"/>
+              </w:rPr>
+              <w:t>0.967</w:t>
+            </w:r>
+          </w:p>
+        </w:tc>
+        <w:tc>
+          <w:tcPr>
+            <w:tcW w:type="dxa" w:w="455"/>
+          </w:tcPr>
+          <w:p>
+            <w:r>
+              <w:rPr>
+                <w:rFonts w:ascii="Times New Roman" w:hAnsi="Times New Roman"/>
+                <w:sz w:val="20"/>
+              </w:rPr>
+              <w:t>1.725</w:t>
+            </w:r>
+          </w:p>
+        </w:tc>
+        <w:tc>
+          <w:tcPr>
+            <w:tcW w:type="dxa" w:w="455"/>
+          </w:tcPr>
+          <w:p>
+            <w:r>
+              <w:rPr>
+                <w:rFonts w:ascii="Times New Roman" w:hAnsi="Times New Roman"/>
+                <w:sz w:val="20"/>
+              </w:rPr>
+              <w:t>0.454</w:t>
+            </w:r>
+          </w:p>
+        </w:tc>
+        <w:tc>
+          <w:tcPr>
+            <w:tcW w:type="dxa" w:w="455"/>
+          </w:tcPr>
+          <w:p>
+            <w:r>
+              <w:rPr>
+                <w:rFonts w:ascii="Times New Roman" w:hAnsi="Times New Roman"/>
+                <w:sz w:val="20"/>
+              </w:rPr>
+              <w:t>0.899</w:t>
             </w:r>
           </w:p>
         </w:tc>
@@ -598,133 +598,91 @@
                 <w:rFonts w:ascii="Times New Roman" w:hAnsi="Times New Roman"/>
                 <w:sz w:val="20"/>
               </w:rPr>
-              <w:t>-1.585</w:t>
-            </w:r>
-          </w:p>
-        </w:tc>
-        <w:tc>
-          <w:tcPr>
-            <w:tcW w:type="dxa" w:w="455"/>
-          </w:tcPr>
-          <w:p>
-            <w:r>
-              <w:rPr>
-                <w:rFonts w:ascii="Times New Roman" w:hAnsi="Times New Roman"/>
-                <w:sz w:val="20"/>
-              </w:rPr>
-              <w:t>0.565</w:t>
-            </w:r>
-          </w:p>
-        </w:tc>
-        <w:tc>
-          <w:tcPr>
-            <w:tcW w:type="dxa" w:w="455"/>
-          </w:tcPr>
-          <w:p>
-            <w:r>
-              <w:rPr>
-                <w:rFonts w:ascii="Times New Roman" w:hAnsi="Times New Roman"/>
-                <w:sz w:val="20"/>
-              </w:rPr>
-              <w:t>0.606</w:t>
-            </w:r>
-          </w:p>
-        </w:tc>
-        <w:tc>
-          <w:tcPr>
-            <w:tcW w:type="dxa" w:w="455"/>
-          </w:tcPr>
-          <w:p>
-            <w:r>
-              <w:rPr>
-                <w:rFonts w:ascii="Times New Roman" w:hAnsi="Times New Roman"/>
-                <w:sz w:val="20"/>
-              </w:rPr>
-              <w:t>2.381</w:t>
-            </w:r>
-          </w:p>
-        </w:tc>
-        <w:tc>
-          <w:tcPr>
-            <w:tcW w:type="dxa" w:w="455"/>
-          </w:tcPr>
-          <w:p>
-            <w:r>
-              <w:rPr>
-                <w:rFonts w:ascii="Times New Roman" w:hAnsi="Times New Roman"/>
-                <w:sz w:val="20"/>
-              </w:rPr>
-              <w:t>0.173</w:t>
-            </w:r>
-          </w:p>
-        </w:tc>
-        <w:tc>
-          <w:tcPr>
-            <w:tcW w:type="dxa" w:w="455"/>
-          </w:tcPr>
-          <w:p>
-            <w:r>
-              <w:rPr>
-                <w:rFonts w:ascii="Times New Roman" w:hAnsi="Times New Roman"/>
-                <w:sz w:val="20"/>
-              </w:rPr>
-              <w:t>0.965</w:t>
-            </w:r>
-          </w:p>
-        </w:tc>
-        <w:tc>
-          <w:tcPr>
-            <w:tcW w:type="dxa" w:w="455"/>
-          </w:tcPr>
-          <w:p>
-            <w:r>
-              <w:rPr>
-                <w:rFonts w:ascii="Times New Roman" w:hAnsi="Times New Roman"/>
-                <w:sz w:val="20"/>
-              </w:rPr>
-              <w:t>-1.635</w:t>
-            </w:r>
-          </w:p>
-        </w:tc>
-        <w:tc>
-          <w:tcPr>
-            <w:tcW w:type="dxa" w:w="455"/>
-          </w:tcPr>
-          <w:p>
-            <w:r>
-              <w:rPr>
-                <w:rFonts w:ascii="Times New Roman" w:hAnsi="Times New Roman"/>
-                <w:sz w:val="20"/>
-              </w:rPr>
-              <w:t>0.612</w:t>
-            </w:r>
-          </w:p>
-        </w:tc>
-        <w:tc>
-          <w:tcPr>
-            <w:tcW w:type="dxa" w:w="455"/>
-          </w:tcPr>
-          <w:p>
-            <w:r>
-              <w:rPr>
-                <w:rFonts w:ascii="Times New Roman" w:hAnsi="Times New Roman"/>
-                <w:sz w:val="20"/>
-              </w:rPr>
-              <w:t>0.917</w:t>
-            </w:r>
-          </w:p>
-        </w:tc>
-        <w:tc>
-          <w:tcPr>
-            <w:tcW w:type="dxa" w:w="455"/>
-          </w:tcPr>
-          <w:p>
-            <w:r>
-              <w:rPr>
-                <w:rFonts w:ascii="Times New Roman" w:hAnsi="Times New Roman"/>
-                <w:sz w:val="20"/>
-              </w:rPr>
-              <w:t>-0.642</w:t>
+              <w:t>5.366***</w:t>
+            </w:r>
+          </w:p>
+        </w:tc>
+        <w:tc>
+          <w:tcPr>
+            <w:tcW w:type="dxa" w:w="455"/>
+          </w:tcPr>
+          <w:p>
+            <w:r>
+              <w:rPr>
+                <w:rFonts w:ascii="Times New Roman" w:hAnsi="Times New Roman"/>
+                <w:sz w:val="20"/>
+              </w:rPr>
+              <w:t>0.000</w:t>
+            </w:r>
+          </w:p>
+        </w:tc>
+        <w:tc>
+          <w:tcPr>
+            <w:tcW w:type="dxa" w:w="455"/>
+          </w:tcPr>
+          <w:p>
+            <w:r>
+              <w:rPr>
+                <w:rFonts w:ascii="Times New Roman" w:hAnsi="Times New Roman"/>
+                <w:sz w:val="20"/>
+              </w:rPr>
+              <w:t>0.990</w:t>
+            </w:r>
+          </w:p>
+        </w:tc>
+        <w:tc>
+          <w:tcPr>
+            <w:tcW w:type="dxa" w:w="455"/>
+          </w:tcPr>
+          <w:p>
+            <w:r>
+              <w:rPr>
+                <w:rFonts w:ascii="Times New Roman" w:hAnsi="Times New Roman"/>
+                <w:sz w:val="20"/>
+              </w:rPr>
+              <w:t>3.491***</w:t>
+            </w:r>
+          </w:p>
+        </w:tc>
+        <w:tc>
+          <w:tcPr>
+            <w:tcW w:type="dxa" w:w="455"/>
+          </w:tcPr>
+          <w:p>
+            <w:r>
+              <w:rPr>
+                <w:rFonts w:ascii="Times New Roman" w:hAnsi="Times New Roman"/>
+                <w:sz w:val="20"/>
+              </w:rPr>
+              <w:t>0.005</w:t>
+            </w:r>
+          </w:p>
+        </w:tc>
+        <w:tc>
+          <w:tcPr>
+            <w:tcW w:type="dxa" w:w="455"/>
+          </w:tcPr>
+          <w:p>
+            <w:r>
+              <w:rPr>
+                <w:rFonts w:ascii="Times New Roman" w:hAnsi="Times New Roman"/>
+                <w:sz w:val="20"/>
+              </w:rPr>
+              <w:t>0.603</w:t>
+            </w:r>
+          </w:p>
+        </w:tc>
+        <w:tc>
+          <w:tcPr>
+            <w:tcW w:type="dxa" w:w="455"/>
+          </w:tcPr>
+          <w:p>
+            <w:r>
+              <w:rPr>
+                <w:rFonts w:ascii="Times New Roman" w:hAnsi="Times New Roman"/>
+                <w:sz w:val="20"/>
+              </w:rPr>
+              <w:t>0.219</w:t>
             </w:r>
           </w:p>
         </w:tc>
@@ -752,49 +710,7 @@
                 <w:rFonts w:ascii="Times New Roman" w:hAnsi="Times New Roman"/>
                 <w:sz w:val="20"/>
               </w:rPr>
-              <w:t>0.646</w:t>
-            </w:r>
-          </w:p>
-        </w:tc>
-        <w:tc>
-          <w:tcPr>
-            <w:tcW w:type="dxa" w:w="455"/>
-          </w:tcPr>
-          <w:p>
-            <w:r>
-              <w:rPr>
-                <w:rFonts w:ascii="Times New Roman" w:hAnsi="Times New Roman"/>
-                <w:sz w:val="20"/>
-              </w:rPr>
-              <w:t>1.134</w:t>
-            </w:r>
-          </w:p>
-        </w:tc>
-        <w:tc>
-          <w:tcPr>
-            <w:tcW w:type="dxa" w:w="455"/>
-          </w:tcPr>
-          <w:p>
-            <w:r>
-              <w:rPr>
-                <w:rFonts w:ascii="Times New Roman" w:hAnsi="Times New Roman"/>
-                <w:sz w:val="20"/>
-              </w:rPr>
-              <w:t>0.257</w:t>
-            </w:r>
-          </w:p>
-        </w:tc>
-        <w:tc>
-          <w:tcPr>
-            <w:tcW w:type="dxa" w:w="455"/>
-          </w:tcPr>
-          <w:p>
-            <w:r>
-              <w:rPr>
-                <w:rFonts w:ascii="Times New Roman" w:hAnsi="Times New Roman"/>
-                <w:sz w:val="20"/>
-              </w:rPr>
-              <w:t>0.840</w:t>
+              <w:t>0.381</w:t>
             </w:r>
           </w:p>
         </w:tc>
@@ -822,21 +738,105 @@
                 <w:rFonts w:ascii="Times New Roman" w:hAnsi="Times New Roman"/>
                 <w:sz w:val="20"/>
               </w:rPr>
-              <w:t>0.517</w:t>
-            </w:r>
-          </w:p>
-        </w:tc>
-        <w:tc>
-          <w:tcPr>
-            <w:tcW w:type="dxa" w:w="455"/>
-          </w:tcPr>
-          <w:p>
-            <w:r>
-              <w:rPr>
-                <w:rFonts w:ascii="Times New Roman" w:hAnsi="Times New Roman"/>
-                <w:sz w:val="20"/>
-              </w:rPr>
-              <w:t>0.906</w:t>
+              <w:t>1.000</w:t>
+            </w:r>
+          </w:p>
+        </w:tc>
+        <w:tc>
+          <w:tcPr>
+            <w:tcW w:type="dxa" w:w="455"/>
+          </w:tcPr>
+          <w:p>
+            <w:r>
+              <w:rPr>
+                <w:rFonts w:ascii="Times New Roman" w:hAnsi="Times New Roman"/>
+                <w:sz w:val="20"/>
+              </w:rPr>
+              <w:t>0.871</w:t>
+            </w:r>
+          </w:p>
+        </w:tc>
+        <w:tc>
+          <w:tcPr>
+            <w:tcW w:type="dxa" w:w="455"/>
+          </w:tcPr>
+          <w:p>
+            <w:r>
+              <w:rPr>
+                <w:rFonts w:ascii="Times New Roman" w:hAnsi="Times New Roman"/>
+                <w:sz w:val="20"/>
+              </w:rPr>
+              <w:t>1.575</w:t>
+            </w:r>
+          </w:p>
+        </w:tc>
+        <w:tc>
+          <w:tcPr>
+            <w:tcW w:type="dxa" w:w="455"/>
+          </w:tcPr>
+          <w:p>
+            <w:r>
+              <w:rPr>
+                <w:rFonts w:ascii="Times New Roman" w:hAnsi="Times New Roman"/>
+                <w:sz w:val="20"/>
+              </w:rPr>
+              <w:t>0.747</w:t>
+            </w:r>
+          </w:p>
+        </w:tc>
+        <w:tc>
+          <w:tcPr>
+            <w:tcW w:type="dxa" w:w="455"/>
+          </w:tcPr>
+          <w:p>
+            <w:r>
+              <w:rPr>
+                <w:rFonts w:ascii="Times New Roman" w:hAnsi="Times New Roman"/>
+                <w:sz w:val="20"/>
+              </w:rPr>
+              <w:t>0.935</w:t>
+            </w:r>
+          </w:p>
+        </w:tc>
+        <w:tc>
+          <w:tcPr>
+            <w:tcW w:type="dxa" w:w="455"/>
+          </w:tcPr>
+          <w:p>
+            <w:r>
+              <w:rPr>
+                <w:rFonts w:ascii="Times New Roman" w:hAnsi="Times New Roman"/>
+                <w:sz w:val="20"/>
+              </w:rPr>
+              <w:t>1.900</w:t>
+            </w:r>
+          </w:p>
+        </w:tc>
+        <w:tc>
+          <w:tcPr>
+            <w:tcW w:type="dxa" w:w="455"/>
+          </w:tcPr>
+          <w:p>
+            <w:r>
+              <w:rPr>
+                <w:rFonts w:ascii="Times New Roman" w:hAnsi="Times New Roman"/>
+                <w:sz w:val="20"/>
+              </w:rPr>
+              <w:t>0.454</w:t>
+            </w:r>
+          </w:p>
+        </w:tc>
+        <w:tc>
+          <w:tcPr>
+            <w:tcW w:type="dxa" w:w="455"/>
+          </w:tcPr>
+          <w:p>
+            <w:r>
+              <w:rPr>
+                <w:rFonts w:ascii="Times New Roman" w:hAnsi="Times New Roman"/>
+                <w:sz w:val="20"/>
+              </w:rPr>
+              <w:t>0.951</w:t>
             </w:r>
           </w:p>
         </w:tc>
@@ -866,49 +866,91 @@
                 <w:rFonts w:ascii="Times New Roman" w:hAnsi="Times New Roman"/>
                 <w:sz w:val="20"/>
               </w:rPr>
-              <w:t>-5.138***</w:t>
-            </w:r>
-          </w:p>
-        </w:tc>
-        <w:tc>
-          <w:tcPr>
-            <w:tcW w:type="dxa" w:w="455"/>
-          </w:tcPr>
-          <w:p>
-            <w:r>
-              <w:rPr>
-                <w:rFonts w:ascii="Times New Roman" w:hAnsi="Times New Roman"/>
-                <w:sz w:val="20"/>
-              </w:rPr>
-              <w:t>0.000</w:t>
-            </w:r>
-          </w:p>
-        </w:tc>
-        <w:tc>
-          <w:tcPr>
-            <w:tcW w:type="dxa" w:w="455"/>
-          </w:tcPr>
-          <w:p>
-            <w:r>
-              <w:rPr>
-                <w:rFonts w:ascii="Times New Roman" w:hAnsi="Times New Roman"/>
-                <w:sz w:val="20"/>
-              </w:rPr>
-              <w:t>0.998</w:t>
-            </w:r>
-          </w:p>
-        </w:tc>
-        <w:tc>
-          <w:tcPr>
-            <w:tcW w:type="dxa" w:w="455"/>
-          </w:tcPr>
-          <w:p>
-            <w:r>
-              <w:rPr>
-                <w:rFonts w:ascii="Times New Roman" w:hAnsi="Times New Roman"/>
-                <w:sz w:val="20"/>
-              </w:rPr>
-              <w:t>0.986</w:t>
+              <w:t>-3.465***</w:t>
+            </w:r>
+          </w:p>
+        </w:tc>
+        <w:tc>
+          <w:tcPr>
+            <w:tcW w:type="dxa" w:w="455"/>
+          </w:tcPr>
+          <w:p>
+            <w:r>
+              <w:rPr>
+                <w:rFonts w:ascii="Times New Roman" w:hAnsi="Times New Roman"/>
+                <w:sz w:val="20"/>
+              </w:rPr>
+              <w:t>0.005</w:t>
+            </w:r>
+          </w:p>
+        </w:tc>
+        <w:tc>
+          <w:tcPr>
+            <w:tcW w:type="dxa" w:w="455"/>
+          </w:tcPr>
+          <w:p>
+            <w:r>
+              <w:rPr>
+                <w:rFonts w:ascii="Times New Roman" w:hAnsi="Times New Roman"/>
+                <w:sz w:val="20"/>
+              </w:rPr>
+              <w:t>0.647</w:t>
+            </w:r>
+          </w:p>
+        </w:tc>
+        <w:tc>
+          <w:tcPr>
+            <w:tcW w:type="dxa" w:w="455"/>
+          </w:tcPr>
+          <w:p>
+            <w:r>
+              <w:rPr>
+                <w:rFonts w:ascii="Times New Roman" w:hAnsi="Times New Roman"/>
+                <w:sz w:val="20"/>
+              </w:rPr>
+              <w:t>2.156</w:t>
+            </w:r>
+          </w:p>
+        </w:tc>
+        <w:tc>
+          <w:tcPr>
+            <w:tcW w:type="dxa" w:w="455"/>
+          </w:tcPr>
+          <w:p>
+            <w:r>
+              <w:rPr>
+                <w:rFonts w:ascii="Times New Roman" w:hAnsi="Times New Roman"/>
+                <w:sz w:val="20"/>
+              </w:rPr>
+              <w:t>0.279</w:t>
+            </w:r>
+          </w:p>
+        </w:tc>
+        <w:tc>
+          <w:tcPr>
+            <w:tcW w:type="dxa" w:w="455"/>
+          </w:tcPr>
+          <w:p>
+            <w:r>
+              <w:rPr>
+                <w:rFonts w:ascii="Times New Roman" w:hAnsi="Times New Roman"/>
+                <w:sz w:val="20"/>
+              </w:rPr>
+              <w:t>0.237</w:t>
+            </w:r>
+          </w:p>
+        </w:tc>
+        <w:tc>
+          <w:tcPr>
+            <w:tcW w:type="dxa" w:w="455"/>
+          </w:tcPr>
+          <w:p>
+            <w:r>
+              <w:rPr>
+                <w:rFonts w:ascii="Times New Roman" w:hAnsi="Times New Roman"/>
+                <w:sz w:val="20"/>
+              </w:rPr>
+              <w:t>0.546</w:t>
             </w:r>
           </w:p>
         </w:tc>
@@ -936,175 +978,133 @@
                 <w:rFonts w:ascii="Times New Roman" w:hAnsi="Times New Roman"/>
                 <w:sz w:val="20"/>
               </w:rPr>
-              <w:t>0.051</w:t>
-            </w:r>
-          </w:p>
-        </w:tc>
-        <w:tc>
-          <w:tcPr>
-            <w:tcW w:type="dxa" w:w="455"/>
-          </w:tcPr>
-          <w:p>
-            <w:r>
-              <w:rPr>
-                <w:rFonts w:ascii="Times New Roman" w:hAnsi="Times New Roman"/>
-                <w:sz w:val="20"/>
-              </w:rPr>
-              <w:t>-1.368</w:t>
-            </w:r>
-          </w:p>
-        </w:tc>
-        <w:tc>
-          <w:tcPr>
-            <w:tcW w:type="dxa" w:w="455"/>
-          </w:tcPr>
-          <w:p>
-            <w:r>
-              <w:rPr>
-                <w:rFonts w:ascii="Times New Roman" w:hAnsi="Times New Roman"/>
-                <w:sz w:val="20"/>
-              </w:rPr>
-              <w:t>0.857</w:t>
-            </w:r>
-          </w:p>
-        </w:tc>
-        <w:tc>
-          <w:tcPr>
-            <w:tcW w:type="dxa" w:w="455"/>
-          </w:tcPr>
-          <w:p>
-            <w:r>
-              <w:rPr>
-                <w:rFonts w:ascii="Times New Roman" w:hAnsi="Times New Roman"/>
-                <w:sz w:val="20"/>
-              </w:rPr>
-              <w:t>0.882</w:t>
-            </w:r>
-          </w:p>
-        </w:tc>
-        <w:tc>
-          <w:tcPr>
-            <w:tcW w:type="dxa" w:w="455"/>
-          </w:tcPr>
-          <w:p>
-            <w:r>
-              <w:rPr>
-                <w:rFonts w:ascii="Times New Roman" w:hAnsi="Times New Roman"/>
-                <w:sz w:val="20"/>
-              </w:rPr>
-              <w:t>-2.560</w:t>
-            </w:r>
-          </w:p>
-        </w:tc>
-        <w:tc>
-          <w:tcPr>
-            <w:tcW w:type="dxa" w:w="455"/>
-          </w:tcPr>
-          <w:p>
-            <w:r>
-              <w:rPr>
-                <w:rFonts w:ascii="Times New Roman" w:hAnsi="Times New Roman"/>
-                <w:sz w:val="20"/>
-              </w:rPr>
-              <w:t>0.136</w:t>
-            </w:r>
-          </w:p>
-        </w:tc>
-        <w:tc>
-          <w:tcPr>
-            <w:tcW w:type="dxa" w:w="455"/>
-          </w:tcPr>
-          <w:p>
-            <w:r>
-              <w:rPr>
-                <w:rFonts w:ascii="Times New Roman" w:hAnsi="Times New Roman"/>
-                <w:sz w:val="20"/>
-              </w:rPr>
-              <w:t>0.987</w:t>
-            </w:r>
-          </w:p>
-        </w:tc>
-        <w:tc>
-          <w:tcPr>
-            <w:tcW w:type="dxa" w:w="455"/>
-          </w:tcPr>
-          <w:p>
-            <w:r>
-              <w:rPr>
-                <w:rFonts w:ascii="Times New Roman" w:hAnsi="Times New Roman"/>
-                <w:sz w:val="20"/>
-              </w:rPr>
-              <w:t>—</w:t>
-            </w:r>
-          </w:p>
-        </w:tc>
-        <w:tc>
-          <w:tcPr>
-            <w:tcW w:type="dxa" w:w="455"/>
-          </w:tcPr>
-          <w:p>
-            <w:r>
-              <w:rPr>
-                <w:rFonts w:ascii="Times New Roman" w:hAnsi="Times New Roman"/>
-                <w:sz w:val="20"/>
-              </w:rPr>
-              <w:t>—</w:t>
-            </w:r>
-          </w:p>
-        </w:tc>
-        <w:tc>
-          <w:tcPr>
-            <w:tcW w:type="dxa" w:w="455"/>
-          </w:tcPr>
-          <w:p>
-            <w:r>
-              <w:rPr>
-                <w:rFonts w:ascii="Times New Roman" w:hAnsi="Times New Roman"/>
-                <w:sz w:val="20"/>
-              </w:rPr>
-              <w:t>—</w:t>
-            </w:r>
-          </w:p>
-        </w:tc>
-        <w:tc>
-          <w:tcPr>
-            <w:tcW w:type="dxa" w:w="455"/>
-          </w:tcPr>
-          <w:p>
-            <w:r>
-              <w:rPr>
-                <w:rFonts w:ascii="Times New Roman" w:hAnsi="Times New Roman"/>
-                <w:sz w:val="20"/>
-              </w:rPr>
-              <w:t>—</w:t>
-            </w:r>
-          </w:p>
-        </w:tc>
-        <w:tc>
-          <w:tcPr>
-            <w:tcW w:type="dxa" w:w="455"/>
-          </w:tcPr>
-          <w:p>
-            <w:r>
-              <w:rPr>
-                <w:rFonts w:ascii="Times New Roman" w:hAnsi="Times New Roman"/>
-                <w:sz w:val="20"/>
-              </w:rPr>
-              <w:t>—</w:t>
-            </w:r>
-          </w:p>
-        </w:tc>
-        <w:tc>
-          <w:tcPr>
-            <w:tcW w:type="dxa" w:w="455"/>
-          </w:tcPr>
-          <w:p>
-            <w:r>
-              <w:rPr>
-                <w:rFonts w:ascii="Times New Roman" w:hAnsi="Times New Roman"/>
-                <w:sz w:val="20"/>
-              </w:rPr>
-              <w:t>—</w:t>
+              <w:t>0.533</w:t>
+            </w:r>
+          </w:p>
+        </w:tc>
+        <w:tc>
+          <w:tcPr>
+            <w:tcW w:type="dxa" w:w="455"/>
+          </w:tcPr>
+          <w:p>
+            <w:r>
+              <w:rPr>
+                <w:rFonts w:ascii="Times New Roman" w:hAnsi="Times New Roman"/>
+                <w:sz w:val="20"/>
+              </w:rPr>
+              <w:t>0.276</w:t>
+            </w:r>
+          </w:p>
+        </w:tc>
+        <w:tc>
+          <w:tcPr>
+            <w:tcW w:type="dxa" w:w="455"/>
+          </w:tcPr>
+          <w:p>
+            <w:r>
+              <w:rPr>
+                <w:rFonts w:ascii="Times New Roman" w:hAnsi="Times New Roman"/>
+                <w:sz w:val="20"/>
+              </w:rPr>
+              <w:t>1.000</w:t>
+            </w:r>
+          </w:p>
+        </w:tc>
+        <w:tc>
+          <w:tcPr>
+            <w:tcW w:type="dxa" w:w="455"/>
+          </w:tcPr>
+          <w:p>
+            <w:r>
+              <w:rPr>
+                <w:rFonts w:ascii="Times New Roman" w:hAnsi="Times New Roman"/>
+                <w:sz w:val="20"/>
+              </w:rPr>
+              <w:t>0.408</w:t>
+            </w:r>
+          </w:p>
+        </w:tc>
+        <w:tc>
+          <w:tcPr>
+            <w:tcW w:type="dxa" w:w="455"/>
+          </w:tcPr>
+          <w:p>
+            <w:r>
+              <w:rPr>
+                <w:rFonts w:ascii="Times New Roman" w:hAnsi="Times New Roman"/>
+                <w:sz w:val="20"/>
+              </w:rPr>
+              <w:t>2.524</w:t>
+            </w:r>
+          </w:p>
+        </w:tc>
+        <w:tc>
+          <w:tcPr>
+            <w:tcW w:type="dxa" w:w="455"/>
+          </w:tcPr>
+          <w:p>
+            <w:r>
+              <w:rPr>
+                <w:rFonts w:ascii="Times New Roman" w:hAnsi="Times New Roman"/>
+                <w:sz w:val="20"/>
+              </w:rPr>
+              <w:t>0.146</w:t>
+            </w:r>
+          </w:p>
+        </w:tc>
+        <w:tc>
+          <w:tcPr>
+            <w:tcW w:type="dxa" w:w="455"/>
+          </w:tcPr>
+          <w:p>
+            <w:r>
+              <w:rPr>
+                <w:rFonts w:ascii="Times New Roman" w:hAnsi="Times New Roman"/>
+                <w:sz w:val="20"/>
+              </w:rPr>
+              <w:t>0.989</w:t>
+            </w:r>
+          </w:p>
+        </w:tc>
+        <w:tc>
+          <w:tcPr>
+            <w:tcW w:type="dxa" w:w="455"/>
+          </w:tcPr>
+          <w:p>
+            <w:r>
+              <w:rPr>
+                <w:rFonts w:ascii="Times New Roman" w:hAnsi="Times New Roman"/>
+                <w:sz w:val="20"/>
+              </w:rPr>
+              <w:t>1.621</w:t>
+            </w:r>
+          </w:p>
+        </w:tc>
+        <w:tc>
+          <w:tcPr>
+            <w:tcW w:type="dxa" w:w="455"/>
+          </w:tcPr>
+          <w:p>
+            <w:r>
+              <w:rPr>
+                <w:rFonts w:ascii="Times New Roman" w:hAnsi="Times New Roman"/>
+                <w:sz w:val="20"/>
+              </w:rPr>
+              <w:t>0.454</w:t>
+            </w:r>
+          </w:p>
+        </w:tc>
+        <w:tc>
+          <w:tcPr>
+            <w:tcW w:type="dxa" w:w="455"/>
+          </w:tcPr>
+          <w:p>
+            <w:r>
+              <w:rPr>
+                <w:rFonts w:ascii="Times New Roman" w:hAnsi="Times New Roman"/>
+                <w:sz w:val="20"/>
+              </w:rPr>
+              <w:t>0.798</w:t>
             </w:r>
           </w:p>
         </w:tc>
@@ -1134,7 +1134,7 @@
                 <w:rFonts w:ascii="Times New Roman" w:hAnsi="Times New Roman"/>
                 <w:sz w:val="20"/>
               </w:rPr>
-              <w:t>10.554***</w:t>
+              <w:t>10.984***</w:t>
             </w:r>
           </w:p>
         </w:tc>
@@ -1176,7 +1176,7 @@
                 <w:rFonts w:ascii="Times New Roman" w:hAnsi="Times New Roman"/>
                 <w:sz w:val="20"/>
               </w:rPr>
-              <w:t>4.205***</w:t>
+              <w:t>4.409***</w:t>
             </w:r>
           </w:p>
         </w:tc>
@@ -1204,35 +1204,35 @@
                 <w:rFonts w:ascii="Times New Roman" w:hAnsi="Times New Roman"/>
                 <w:sz w:val="20"/>
               </w:rPr>
-              <w:t>0.993</w:t>
-            </w:r>
-          </w:p>
-        </w:tc>
-        <w:tc>
-          <w:tcPr>
-            <w:tcW w:type="dxa" w:w="455"/>
-          </w:tcPr>
-          <w:p>
-            <w:r>
-              <w:rPr>
-                <w:rFonts w:ascii="Times New Roman" w:hAnsi="Times New Roman"/>
-                <w:sz w:val="20"/>
-              </w:rPr>
-              <w:t>8.738***</w:t>
-            </w:r>
-          </w:p>
-        </w:tc>
-        <w:tc>
-          <w:tcPr>
-            <w:tcW w:type="dxa" w:w="455"/>
-          </w:tcPr>
-          <w:p>
-            <w:r>
-              <w:rPr>
-                <w:rFonts w:ascii="Times New Roman" w:hAnsi="Times New Roman"/>
-                <w:sz w:val="20"/>
-              </w:rPr>
-              <w:t>0.000</w:t>
+              <w:t>0.998</w:t>
+            </w:r>
+          </w:p>
+        </w:tc>
+        <w:tc>
+          <w:tcPr>
+            <w:tcW w:type="dxa" w:w="455"/>
+          </w:tcPr>
+          <w:p>
+            <w:r>
+              <w:rPr>
+                <w:rFonts w:ascii="Times New Roman" w:hAnsi="Times New Roman"/>
+                <w:sz w:val="20"/>
+              </w:rPr>
+              <w:t>3.963***</w:t>
+            </w:r>
+          </w:p>
+        </w:tc>
+        <w:tc>
+          <w:tcPr>
+            <w:tcW w:type="dxa" w:w="455"/>
+          </w:tcPr>
+          <w:p>
+            <w:r>
+              <w:rPr>
+                <w:rFonts w:ascii="Times New Roman" w:hAnsi="Times New Roman"/>
+                <w:sz w:val="20"/>
+              </w:rPr>
+              <w:t>0.001</w:t>
             </w:r>
           </w:p>
         </w:tc>
@@ -1260,119 +1260,119 @@
                 <w:rFonts w:ascii="Times New Roman" w:hAnsi="Times New Roman"/>
                 <w:sz w:val="20"/>
               </w:rPr>
-              <w:t>7.603***</w:t>
-            </w:r>
-          </w:p>
-        </w:tc>
-        <w:tc>
-          <w:tcPr>
-            <w:tcW w:type="dxa" w:w="455"/>
-          </w:tcPr>
-          <w:p>
-            <w:r>
-              <w:rPr>
-                <w:rFonts w:ascii="Times New Roman" w:hAnsi="Times New Roman"/>
-                <w:sz w:val="20"/>
-              </w:rPr>
-              <w:t>0.000</w:t>
-            </w:r>
-          </w:p>
-        </w:tc>
-        <w:tc>
-          <w:tcPr>
-            <w:tcW w:type="dxa" w:w="455"/>
-          </w:tcPr>
-          <w:p>
-            <w:r>
-              <w:rPr>
-                <w:rFonts w:ascii="Times New Roman" w:hAnsi="Times New Roman"/>
-                <w:sz w:val="20"/>
-              </w:rPr>
-              <w:t>1.000</w:t>
-            </w:r>
-          </w:p>
-        </w:tc>
-        <w:tc>
-          <w:tcPr>
-            <w:tcW w:type="dxa" w:w="455"/>
-          </w:tcPr>
-          <w:p>
-            <w:r>
-              <w:rPr>
-                <w:rFonts w:ascii="Times New Roman" w:hAnsi="Times New Roman"/>
-                <w:sz w:val="20"/>
-              </w:rPr>
-              <w:t>2.587*</w:t>
-            </w:r>
-          </w:p>
-        </w:tc>
-        <w:tc>
-          <w:tcPr>
-            <w:tcW w:type="dxa" w:w="455"/>
-          </w:tcPr>
-          <w:p>
-            <w:r>
-              <w:rPr>
-                <w:rFonts w:ascii="Times New Roman" w:hAnsi="Times New Roman"/>
-                <w:sz w:val="20"/>
-              </w:rPr>
-              <w:t>0.077</w:t>
-            </w:r>
-          </w:p>
-        </w:tc>
-        <w:tc>
-          <w:tcPr>
-            <w:tcW w:type="dxa" w:w="455"/>
-          </w:tcPr>
-          <w:p>
-            <w:r>
-              <w:rPr>
-                <w:rFonts w:ascii="Times New Roman" w:hAnsi="Times New Roman"/>
-                <w:sz w:val="20"/>
-              </w:rPr>
-              <w:t>0.991</w:t>
-            </w:r>
-          </w:p>
-        </w:tc>
-        <w:tc>
-          <w:tcPr>
-            <w:tcW w:type="dxa" w:w="455"/>
-          </w:tcPr>
-          <w:p>
-            <w:r>
-              <w:rPr>
-                <w:rFonts w:ascii="Times New Roman" w:hAnsi="Times New Roman"/>
-                <w:sz w:val="20"/>
-              </w:rPr>
-              <w:t>0.518</w:t>
-            </w:r>
-          </w:p>
-        </w:tc>
-        <w:tc>
-          <w:tcPr>
-            <w:tcW w:type="dxa" w:w="455"/>
-          </w:tcPr>
-          <w:p>
-            <w:r>
-              <w:rPr>
-                <w:rFonts w:ascii="Times New Roman" w:hAnsi="Times New Roman"/>
-                <w:sz w:val="20"/>
-              </w:rPr>
-              <w:t>0.778</w:t>
-            </w:r>
-          </w:p>
-        </w:tc>
-        <w:tc>
-          <w:tcPr>
-            <w:tcW w:type="dxa" w:w="455"/>
-          </w:tcPr>
-          <w:p>
-            <w:r>
-              <w:rPr>
-                <w:rFonts w:ascii="Times New Roman" w:hAnsi="Times New Roman"/>
-                <w:sz w:val="20"/>
-              </w:rPr>
-              <w:t>0.515</w:t>
+              <w:t>3.399***</w:t>
+            </w:r>
+          </w:p>
+        </w:tc>
+        <w:tc>
+          <w:tcPr>
+            <w:tcW w:type="dxa" w:w="455"/>
+          </w:tcPr>
+          <w:p>
+            <w:r>
+              <w:rPr>
+                <w:rFonts w:ascii="Times New Roman" w:hAnsi="Times New Roman"/>
+                <w:sz w:val="20"/>
+              </w:rPr>
+              <w:t>0.009</w:t>
+            </w:r>
+          </w:p>
+        </w:tc>
+        <w:tc>
+          <w:tcPr>
+            <w:tcW w:type="dxa" w:w="455"/>
+          </w:tcPr>
+          <w:p>
+            <w:r>
+              <w:rPr>
+                <w:rFonts w:ascii="Times New Roman" w:hAnsi="Times New Roman"/>
+                <w:sz w:val="20"/>
+              </w:rPr>
+              <w:t>0.999</w:t>
+            </w:r>
+          </w:p>
+        </w:tc>
+        <w:tc>
+          <w:tcPr>
+            <w:tcW w:type="dxa" w:w="455"/>
+          </w:tcPr>
+          <w:p>
+            <w:r>
+              <w:rPr>
+                <w:rFonts w:ascii="Times New Roman" w:hAnsi="Times New Roman"/>
+                <w:sz w:val="20"/>
+              </w:rPr>
+              <w:t>2.136</w:t>
+            </w:r>
+          </w:p>
+        </w:tc>
+        <w:tc>
+          <w:tcPr>
+            <w:tcW w:type="dxa" w:w="455"/>
+          </w:tcPr>
+          <w:p>
+            <w:r>
+              <w:rPr>
+                <w:rFonts w:ascii="Times New Roman" w:hAnsi="Times New Roman"/>
+                <w:sz w:val="20"/>
+              </w:rPr>
+              <w:t>0.359</w:t>
+            </w:r>
+          </w:p>
+        </w:tc>
+        <w:tc>
+          <w:tcPr>
+            <w:tcW w:type="dxa" w:w="455"/>
+          </w:tcPr>
+          <w:p>
+            <w:r>
+              <w:rPr>
+                <w:rFonts w:ascii="Times New Roman" w:hAnsi="Times New Roman"/>
+                <w:sz w:val="20"/>
+              </w:rPr>
+              <w:t>0.981</w:t>
+            </w:r>
+          </w:p>
+        </w:tc>
+        <w:tc>
+          <w:tcPr>
+            <w:tcW w:type="dxa" w:w="455"/>
+          </w:tcPr>
+          <w:p>
+            <w:r>
+              <w:rPr>
+                <w:rFonts w:ascii="Times New Roman" w:hAnsi="Times New Roman"/>
+                <w:sz w:val="20"/>
+              </w:rPr>
+              <w:t>2.174</w:t>
+            </w:r>
+          </w:p>
+        </w:tc>
+        <w:tc>
+          <w:tcPr>
+            <w:tcW w:type="dxa" w:w="455"/>
+          </w:tcPr>
+          <w:p>
+            <w:r>
+              <w:rPr>
+                <w:rFonts w:ascii="Times New Roman" w:hAnsi="Times New Roman"/>
+                <w:sz w:val="20"/>
+              </w:rPr>
+              <w:t>0.386</w:t>
+            </w:r>
+          </w:p>
+        </w:tc>
+        <w:tc>
+          <w:tcPr>
+            <w:tcW w:type="dxa" w:w="455"/>
+          </w:tcPr>
+          <w:p>
+            <w:r>
+              <w:rPr>
+                <w:rFonts w:ascii="Times New Roman" w:hAnsi="Times New Roman"/>
+                <w:sz w:val="20"/>
+              </w:rPr>
+              <w:t>0.934</w:t>
             </w:r>
           </w:p>
         </w:tc>
@@ -1402,49 +1402,91 @@
                 <w:rFonts w:ascii="Times New Roman" w:hAnsi="Times New Roman"/>
                 <w:sz w:val="20"/>
               </w:rPr>
-              <w:t>0.801</w:t>
-            </w:r>
-          </w:p>
-        </w:tc>
-        <w:tc>
-          <w:tcPr>
-            <w:tcW w:type="dxa" w:w="455"/>
-          </w:tcPr>
-          <w:p>
-            <w:r>
-              <w:rPr>
-                <w:rFonts w:ascii="Times New Roman" w:hAnsi="Times New Roman"/>
-                <w:sz w:val="20"/>
-              </w:rPr>
-              <w:t>0.861</w:t>
-            </w:r>
-          </w:p>
-        </w:tc>
-        <w:tc>
-          <w:tcPr>
-            <w:tcW w:type="dxa" w:w="455"/>
-          </w:tcPr>
-          <w:p>
-            <w:r>
-              <w:rPr>
-                <w:rFonts w:ascii="Times New Roman" w:hAnsi="Times New Roman"/>
-                <w:sz w:val="20"/>
-              </w:rPr>
-              <w:t>0.291</w:t>
-            </w:r>
-          </w:p>
-        </w:tc>
-        <w:tc>
-          <w:tcPr>
-            <w:tcW w:type="dxa" w:w="455"/>
-          </w:tcPr>
-          <w:p>
-            <w:r>
-              <w:rPr>
-                <w:rFonts w:ascii="Times New Roman" w:hAnsi="Times New Roman"/>
-                <w:sz w:val="20"/>
-              </w:rPr>
-              <w:t>1.139</w:t>
+              <w:t>2.668*</w:t>
+            </w:r>
+          </w:p>
+        </w:tc>
+        <w:tc>
+          <w:tcPr>
+            <w:tcW w:type="dxa" w:w="455"/>
+          </w:tcPr>
+          <w:p>
+            <w:r>
+              <w:rPr>
+                <w:rFonts w:ascii="Times New Roman" w:hAnsi="Times New Roman"/>
+                <w:sz w:val="20"/>
+              </w:rPr>
+              <w:t>0.069</w:t>
+            </w:r>
+          </w:p>
+        </w:tc>
+        <w:tc>
+          <w:tcPr>
+            <w:tcW w:type="dxa" w:w="455"/>
+          </w:tcPr>
+          <w:p>
+            <w:r>
+              <w:rPr>
+                <w:rFonts w:ascii="Times New Roman" w:hAnsi="Times New Roman"/>
+                <w:sz w:val="20"/>
+              </w:rPr>
+              <w:t>0.870</w:t>
+            </w:r>
+          </w:p>
+        </w:tc>
+        <w:tc>
+          <w:tcPr>
+            <w:tcW w:type="dxa" w:w="455"/>
+          </w:tcPr>
+          <w:p>
+            <w:r>
+              <w:rPr>
+                <w:rFonts w:ascii="Times New Roman" w:hAnsi="Times New Roman"/>
+                <w:sz w:val="20"/>
+              </w:rPr>
+              <w:t>1.969</w:t>
+            </w:r>
+          </w:p>
+        </w:tc>
+        <w:tc>
+          <w:tcPr>
+            <w:tcW w:type="dxa" w:w="455"/>
+          </w:tcPr>
+          <w:p>
+            <w:r>
+              <w:rPr>
+                <w:rFonts w:ascii="Times New Roman" w:hAnsi="Times New Roman"/>
+                <w:sz w:val="20"/>
+              </w:rPr>
+              <w:t>0.391</w:t>
+            </w:r>
+          </w:p>
+        </w:tc>
+        <w:tc>
+          <w:tcPr>
+            <w:tcW w:type="dxa" w:w="455"/>
+          </w:tcPr>
+          <w:p>
+            <w:r>
+              <w:rPr>
+                <w:rFonts w:ascii="Times New Roman" w:hAnsi="Times New Roman"/>
+                <w:sz w:val="20"/>
+              </w:rPr>
+              <w:t>0.419</w:t>
+            </w:r>
+          </w:p>
+        </w:tc>
+        <w:tc>
+          <w:tcPr>
+            <w:tcW w:type="dxa" w:w="455"/>
+          </w:tcPr>
+          <w:p>
+            <w:r>
+              <w:rPr>
+                <w:rFonts w:ascii="Times New Roman" w:hAnsi="Times New Roman"/>
+                <w:sz w:val="20"/>
+              </w:rPr>
+              <w:t>1.053</w:t>
             </w:r>
           </w:p>
         </w:tc>
@@ -1472,63 +1514,21 @@
                 <w:rFonts w:ascii="Times New Roman" w:hAnsi="Times New Roman"/>
                 <w:sz w:val="20"/>
               </w:rPr>
-              <w:t>0.157</w:t>
-            </w:r>
-          </w:p>
-        </w:tc>
-        <w:tc>
-          <w:tcPr>
-            <w:tcW w:type="dxa" w:w="455"/>
-          </w:tcPr>
-          <w:p>
-            <w:r>
-              <w:rPr>
-                <w:rFonts w:ascii="Times New Roman" w:hAnsi="Times New Roman"/>
-                <w:sz w:val="20"/>
-              </w:rPr>
-              <w:t>-1.038</w:t>
-            </w:r>
-          </w:p>
-        </w:tc>
-        <w:tc>
-          <w:tcPr>
-            <w:tcW w:type="dxa" w:w="455"/>
-          </w:tcPr>
-          <w:p>
-            <w:r>
-              <w:rPr>
-                <w:rFonts w:ascii="Times New Roman" w:hAnsi="Times New Roman"/>
-                <w:sz w:val="20"/>
-              </w:rPr>
-              <w:t>0.898</w:t>
-            </w:r>
-          </w:p>
-        </w:tc>
-        <w:tc>
-          <w:tcPr>
-            <w:tcW w:type="dxa" w:w="455"/>
-          </w:tcPr>
-          <w:p>
-            <w:r>
-              <w:rPr>
-                <w:rFonts w:ascii="Times New Roman" w:hAnsi="Times New Roman"/>
-                <w:sz w:val="20"/>
-              </w:rPr>
-              <w:t>0.802</w:t>
-            </w:r>
-          </w:p>
-        </w:tc>
-        <w:tc>
-          <w:tcPr>
-            <w:tcW w:type="dxa" w:w="455"/>
-          </w:tcPr>
-          <w:p>
-            <w:r>
-              <w:rPr>
-                <w:rFonts w:ascii="Times New Roman" w:hAnsi="Times New Roman"/>
-                <w:sz w:val="20"/>
-              </w:rPr>
-              <w:t>-0.432</w:t>
+              <w:t>0.761</w:t>
+            </w:r>
+          </w:p>
+        </w:tc>
+        <w:tc>
+          <w:tcPr>
+            <w:tcW w:type="dxa" w:w="455"/>
+          </w:tcPr>
+          <w:p>
+            <w:r>
+              <w:rPr>
+                <w:rFonts w:ascii="Times New Roman" w:hAnsi="Times New Roman"/>
+                <w:sz w:val="20"/>
+              </w:rPr>
+              <w:t>1.152</w:t>
             </w:r>
           </w:p>
         </w:tc>
@@ -1556,91 +1556,91 @@
                 <w:rFonts w:ascii="Times New Roman" w:hAnsi="Times New Roman"/>
                 <w:sz w:val="20"/>
               </w:rPr>
-              <w:t>0.621</w:t>
-            </w:r>
-          </w:p>
-        </w:tc>
-        <w:tc>
-          <w:tcPr>
-            <w:tcW w:type="dxa" w:w="455"/>
-          </w:tcPr>
-          <w:p>
-            <w:r>
-              <w:rPr>
-                <w:rFonts w:ascii="Times New Roman" w:hAnsi="Times New Roman"/>
-                <w:sz w:val="20"/>
-              </w:rPr>
-              <w:t>-2.401</w:t>
-            </w:r>
-          </w:p>
-        </w:tc>
-        <w:tc>
-          <w:tcPr>
-            <w:tcW w:type="dxa" w:w="455"/>
-          </w:tcPr>
-          <w:p>
-            <w:r>
-              <w:rPr>
-                <w:rFonts w:ascii="Times New Roman" w:hAnsi="Times New Roman"/>
-                <w:sz w:val="20"/>
-              </w:rPr>
-              <w:t>0.114</w:t>
-            </w:r>
-          </w:p>
-        </w:tc>
-        <w:tc>
-          <w:tcPr>
-            <w:tcW w:type="dxa" w:w="455"/>
-          </w:tcPr>
-          <w:p>
-            <w:r>
-              <w:rPr>
-                <w:rFonts w:ascii="Times New Roman" w:hAnsi="Times New Roman"/>
-                <w:sz w:val="20"/>
-              </w:rPr>
-              <w:t>0.989</w:t>
-            </w:r>
-          </w:p>
-        </w:tc>
-        <w:tc>
-          <w:tcPr>
-            <w:tcW w:type="dxa" w:w="455"/>
-          </w:tcPr>
-          <w:p>
-            <w:r>
-              <w:rPr>
-                <w:rFonts w:ascii="Times New Roman" w:hAnsi="Times New Roman"/>
-                <w:sz w:val="20"/>
-              </w:rPr>
-              <w:t>-2.175</w:t>
-            </w:r>
-          </w:p>
-        </w:tc>
-        <w:tc>
-          <w:tcPr>
-            <w:tcW w:type="dxa" w:w="455"/>
-          </w:tcPr>
-          <w:p>
-            <w:r>
-              <w:rPr>
-                <w:rFonts w:ascii="Times New Roman" w:hAnsi="Times New Roman"/>
-                <w:sz w:val="20"/>
-              </w:rPr>
-              <w:t>0.207</w:t>
-            </w:r>
-          </w:p>
-        </w:tc>
-        <w:tc>
-          <w:tcPr>
-            <w:tcW w:type="dxa" w:w="455"/>
-          </w:tcPr>
-          <w:p>
-            <w:r>
-              <w:rPr>
-                <w:rFonts w:ascii="Times New Roman" w:hAnsi="Times New Roman"/>
-                <w:sz w:val="20"/>
-              </w:rPr>
-              <w:t>0.958</w:t>
+              <w:t>0.821</w:t>
+            </w:r>
+          </w:p>
+        </w:tc>
+        <w:tc>
+          <w:tcPr>
+            <w:tcW w:type="dxa" w:w="455"/>
+          </w:tcPr>
+          <w:p>
+            <w:r>
+              <w:rPr>
+                <w:rFonts w:ascii="Times New Roman" w:hAnsi="Times New Roman"/>
+                <w:sz w:val="20"/>
+              </w:rPr>
+              <w:t>-0.823</w:t>
+            </w:r>
+          </w:p>
+        </w:tc>
+        <w:tc>
+          <w:tcPr>
+            <w:tcW w:type="dxa" w:w="455"/>
+          </w:tcPr>
+          <w:p>
+            <w:r>
+              <w:rPr>
+                <w:rFonts w:ascii="Times New Roman" w:hAnsi="Times New Roman"/>
+                <w:sz w:val="20"/>
+              </w:rPr>
+              <w:t>1.000</w:t>
+            </w:r>
+          </w:p>
+        </w:tc>
+        <w:tc>
+          <w:tcPr>
+            <w:tcW w:type="dxa" w:w="455"/>
+          </w:tcPr>
+          <w:p>
+            <w:r>
+              <w:rPr>
+                <w:rFonts w:ascii="Times New Roman" w:hAnsi="Times New Roman"/>
+                <w:sz w:val="20"/>
+              </w:rPr>
+              <w:t>0.654</w:t>
+            </w:r>
+          </w:p>
+        </w:tc>
+        <w:tc>
+          <w:tcPr>
+            <w:tcW w:type="dxa" w:w="455"/>
+          </w:tcPr>
+          <w:p>
+            <w:r>
+              <w:rPr>
+                <w:rFonts w:ascii="Times New Roman" w:hAnsi="Times New Roman"/>
+                <w:sz w:val="20"/>
+              </w:rPr>
+              <w:t>-1.911</w:t>
+            </w:r>
+          </w:p>
+        </w:tc>
+        <w:tc>
+          <w:tcPr>
+            <w:tcW w:type="dxa" w:w="455"/>
+          </w:tcPr>
+          <w:p>
+            <w:r>
+              <w:rPr>
+                <w:rFonts w:ascii="Times New Roman" w:hAnsi="Times New Roman"/>
+                <w:sz w:val="20"/>
+              </w:rPr>
+              <w:t>0.454</w:t>
+            </w:r>
+          </w:p>
+        </w:tc>
+        <w:tc>
+          <w:tcPr>
+            <w:tcW w:type="dxa" w:w="455"/>
+          </w:tcPr>
+          <w:p>
+            <w:r>
+              <w:rPr>
+                <w:rFonts w:ascii="Times New Roman" w:hAnsi="Times New Roman"/>
+                <w:sz w:val="20"/>
+              </w:rPr>
+              <w:t>0.882</w:t>
             </w:r>
           </w:p>
         </w:tc>
@@ -1670,49 +1670,91 @@
                 <w:rFonts w:ascii="Times New Roman" w:hAnsi="Times New Roman"/>
                 <w:sz w:val="20"/>
               </w:rPr>
-              <w:t>-3.468***</w:t>
-            </w:r>
-          </w:p>
-        </w:tc>
-        <w:tc>
-          <w:tcPr>
-            <w:tcW w:type="dxa" w:w="455"/>
-          </w:tcPr>
-          <w:p>
-            <w:r>
-              <w:rPr>
-                <w:rFonts w:ascii="Times New Roman" w:hAnsi="Times New Roman"/>
-                <w:sz w:val="20"/>
-              </w:rPr>
-              <w:t>0.004</w:t>
-            </w:r>
-          </w:p>
-        </w:tc>
-        <w:tc>
-          <w:tcPr>
-            <w:tcW w:type="dxa" w:w="455"/>
-          </w:tcPr>
-          <w:p>
-            <w:r>
-              <w:rPr>
-                <w:rFonts w:ascii="Times New Roman" w:hAnsi="Times New Roman"/>
-                <w:sz w:val="20"/>
-              </w:rPr>
-              <w:t>0.983</w:t>
-            </w:r>
-          </w:p>
-        </w:tc>
-        <w:tc>
-          <w:tcPr>
-            <w:tcW w:type="dxa" w:w="455"/>
-          </w:tcPr>
-          <w:p>
-            <w:r>
-              <w:rPr>
-                <w:rFonts w:ascii="Times New Roman" w:hAnsi="Times New Roman"/>
-                <w:sz w:val="20"/>
-              </w:rPr>
-              <w:t>-0.227</w:t>
+              <w:t>-2.337</w:t>
+            </w:r>
+          </w:p>
+        </w:tc>
+        <w:tc>
+          <w:tcPr>
+            <w:tcW w:type="dxa" w:w="455"/>
+          </w:tcPr>
+          <w:p>
+            <w:r>
+              <w:rPr>
+                <w:rFonts w:ascii="Times New Roman" w:hAnsi="Times New Roman"/>
+                <w:sz w:val="20"/>
+              </w:rPr>
+              <w:t>0.136</w:t>
+            </w:r>
+          </w:p>
+        </w:tc>
+        <w:tc>
+          <w:tcPr>
+            <w:tcW w:type="dxa" w:w="455"/>
+          </w:tcPr>
+          <w:p>
+            <w:r>
+              <w:rPr>
+                <w:rFonts w:ascii="Times New Roman" w:hAnsi="Times New Roman"/>
+                <w:sz w:val="20"/>
+              </w:rPr>
+              <w:t>0.762</w:t>
+            </w:r>
+          </w:p>
+        </w:tc>
+        <w:tc>
+          <w:tcPr>
+            <w:tcW w:type="dxa" w:w="455"/>
+          </w:tcPr>
+          <w:p>
+            <w:r>
+              <w:rPr>
+                <w:rFonts w:ascii="Times New Roman" w:hAnsi="Times New Roman"/>
+                <w:sz w:val="20"/>
+              </w:rPr>
+              <w:t>0.698</w:t>
+            </w:r>
+          </w:p>
+        </w:tc>
+        <w:tc>
+          <w:tcPr>
+            <w:tcW w:type="dxa" w:w="455"/>
+          </w:tcPr>
+          <w:p>
+            <w:r>
+              <w:rPr>
+                <w:rFonts w:ascii="Times New Roman" w:hAnsi="Times New Roman"/>
+                <w:sz w:val="20"/>
+              </w:rPr>
+              <w:t>0.904</w:t>
+            </w:r>
+          </w:p>
+        </w:tc>
+        <w:tc>
+          <w:tcPr>
+            <w:tcW w:type="dxa" w:w="455"/>
+          </w:tcPr>
+          <w:p>
+            <w:r>
+              <w:rPr>
+                <w:rFonts w:ascii="Times New Roman" w:hAnsi="Times New Roman"/>
+                <w:sz w:val="20"/>
+              </w:rPr>
+              <w:t>0.029\textsuperscript{eq}</w:t>
+            </w:r>
+          </w:p>
+        </w:tc>
+        <w:tc>
+          <w:tcPr>
+            <w:tcW w:type="dxa" w:w="455"/>
+          </w:tcPr>
+          <w:p>
+            <w:r>
+              <w:rPr>
+                <w:rFonts w:ascii="Times New Roman" w:hAnsi="Times New Roman"/>
+                <w:sz w:val="20"/>
+              </w:rPr>
+              <w:t>0.999</w:t>
             </w:r>
           </w:p>
         </w:tc>
@@ -1740,63 +1782,21 @@
                 <w:rFonts w:ascii="Times New Roman" w:hAnsi="Times New Roman"/>
                 <w:sz w:val="20"/>
               </w:rPr>
-              <w:t>0.027\textsuperscript{eq}</w:t>
-            </w:r>
-          </w:p>
-        </w:tc>
-        <w:tc>
-          <w:tcPr>
-            <w:tcW w:type="dxa" w:w="455"/>
-          </w:tcPr>
-          <w:p>
-            <w:r>
-              <w:rPr>
-                <w:rFonts w:ascii="Times New Roman" w:hAnsi="Times New Roman"/>
-                <w:sz w:val="20"/>
-              </w:rPr>
-              <w:t>-0.838</w:t>
-            </w:r>
-          </w:p>
-        </w:tc>
-        <w:tc>
-          <w:tcPr>
-            <w:tcW w:type="dxa" w:w="455"/>
-          </w:tcPr>
-          <w:p>
-            <w:r>
-              <w:rPr>
-                <w:rFonts w:ascii="Times New Roman" w:hAnsi="Times New Roman"/>
-                <w:sz w:val="20"/>
-              </w:rPr>
-              <w:t>0.898</w:t>
-            </w:r>
-          </w:p>
-        </w:tc>
-        <w:tc>
-          <w:tcPr>
-            <w:tcW w:type="dxa" w:w="455"/>
-          </w:tcPr>
-          <w:p>
-            <w:r>
-              <w:rPr>
-                <w:rFonts w:ascii="Times New Roman" w:hAnsi="Times New Roman"/>
-                <w:sz w:val="20"/>
-              </w:rPr>
-              <w:t>0.752</w:t>
-            </w:r>
-          </w:p>
-        </w:tc>
-        <w:tc>
-          <w:tcPr>
-            <w:tcW w:type="dxa" w:w="455"/>
-          </w:tcPr>
-          <w:p>
-            <w:r>
-              <w:rPr>
-                <w:rFonts w:ascii="Times New Roman" w:hAnsi="Times New Roman"/>
-                <w:sz w:val="20"/>
-              </w:rPr>
-              <w:t>-0.548</w:t>
+              <w:t>0.756</w:t>
+            </w:r>
+          </w:p>
+        </w:tc>
+        <w:tc>
+          <w:tcPr>
+            <w:tcW w:type="dxa" w:w="455"/>
+          </w:tcPr>
+          <w:p>
+            <w:r>
+              <w:rPr>
+                <w:rFonts w:ascii="Times New Roman" w:hAnsi="Times New Roman"/>
+                <w:sz w:val="20"/>
+              </w:rPr>
+              <w:t>0.613</w:t>
             </w:r>
           </w:p>
         </w:tc>
@@ -1824,91 +1824,91 @@
                 <w:rFonts w:ascii="Times New Roman" w:hAnsi="Times New Roman"/>
                 <w:sz w:val="20"/>
               </w:rPr>
-              <w:t>0.671</w:t>
-            </w:r>
-          </w:p>
-        </w:tc>
-        <w:tc>
-          <w:tcPr>
-            <w:tcW w:type="dxa" w:w="455"/>
-          </w:tcPr>
-          <w:p>
-            <w:r>
-              <w:rPr>
-                <w:rFonts w:ascii="Times New Roman" w:hAnsi="Times New Roman"/>
-                <w:sz w:val="20"/>
-              </w:rPr>
-              <w:t>-2.237</w:t>
-            </w:r>
-          </w:p>
-        </w:tc>
-        <w:tc>
-          <w:tcPr>
-            <w:tcW w:type="dxa" w:w="455"/>
-          </w:tcPr>
-          <w:p>
-            <w:r>
-              <w:rPr>
-                <w:rFonts w:ascii="Times New Roman" w:hAnsi="Times New Roman"/>
-                <w:sz w:val="20"/>
-              </w:rPr>
-              <w:t>0.145</w:t>
-            </w:r>
-          </w:p>
-        </w:tc>
-        <w:tc>
-          <w:tcPr>
-            <w:tcW w:type="dxa" w:w="455"/>
-          </w:tcPr>
-          <w:p>
-            <w:r>
-              <w:rPr>
-                <w:rFonts w:ascii="Times New Roman" w:hAnsi="Times New Roman"/>
-                <w:sz w:val="20"/>
-              </w:rPr>
-              <w:t>0.984</w:t>
-            </w:r>
-          </w:p>
-        </w:tc>
-        <w:tc>
-          <w:tcPr>
-            <w:tcW w:type="dxa" w:w="455"/>
-          </w:tcPr>
-          <w:p>
-            <w:r>
-              <w:rPr>
-                <w:rFonts w:ascii="Times New Roman" w:hAnsi="Times New Roman"/>
-                <w:sz w:val="20"/>
-              </w:rPr>
-              <w:t>-2.156</w:t>
-            </w:r>
-          </w:p>
-        </w:tc>
-        <w:tc>
-          <w:tcPr>
-            <w:tcW w:type="dxa" w:w="455"/>
-          </w:tcPr>
-          <w:p>
-            <w:r>
-              <w:rPr>
-                <w:rFonts w:ascii="Times New Roman" w:hAnsi="Times New Roman"/>
-                <w:sz w:val="20"/>
-              </w:rPr>
-              <w:t>0.207</w:t>
-            </w:r>
-          </w:p>
-        </w:tc>
-        <w:tc>
-          <w:tcPr>
-            <w:tcW w:type="dxa" w:w="455"/>
-          </w:tcPr>
-          <w:p>
-            <w:r>
-              <w:rPr>
-                <w:rFonts w:ascii="Times New Roman" w:hAnsi="Times New Roman"/>
-                <w:sz w:val="20"/>
-              </w:rPr>
-              <w:t>0.961</w:t>
+              <w:t>0.666</w:t>
+            </w:r>
+          </w:p>
+        </w:tc>
+        <w:tc>
+          <w:tcPr>
+            <w:tcW w:type="dxa" w:w="455"/>
+          </w:tcPr>
+          <w:p>
+            <w:r>
+              <w:rPr>
+                <w:rFonts w:ascii="Times New Roman" w:hAnsi="Times New Roman"/>
+                <w:sz w:val="20"/>
+              </w:rPr>
+              <w:t>-1.613</w:t>
+            </w:r>
+          </w:p>
+        </w:tc>
+        <w:tc>
+          <w:tcPr>
+            <w:tcW w:type="dxa" w:w="455"/>
+          </w:tcPr>
+          <w:p>
+            <w:r>
+              <w:rPr>
+                <w:rFonts w:ascii="Times New Roman" w:hAnsi="Times New Roman"/>
+                <w:sz w:val="20"/>
+              </w:rPr>
+              <w:t>0.747</w:t>
+            </w:r>
+          </w:p>
+        </w:tc>
+        <w:tc>
+          <w:tcPr>
+            <w:tcW w:type="dxa" w:w="455"/>
+          </w:tcPr>
+          <w:p>
+            <w:r>
+              <w:rPr>
+                <w:rFonts w:ascii="Times New Roman" w:hAnsi="Times New Roman"/>
+                <w:sz w:val="20"/>
+              </w:rPr>
+              <w:t>0.854</w:t>
+            </w:r>
+          </w:p>
+        </w:tc>
+        <w:tc>
+          <w:tcPr>
+            <w:tcW w:type="dxa" w:w="455"/>
+          </w:tcPr>
+          <w:p>
+            <w:r>
+              <w:rPr>
+                <w:rFonts w:ascii="Times New Roman" w:hAnsi="Times New Roman"/>
+                <w:sz w:val="20"/>
+              </w:rPr>
+              <w:t>-1.972</w:t>
+            </w:r>
+          </w:p>
+        </w:tc>
+        <w:tc>
+          <w:tcPr>
+            <w:tcW w:type="dxa" w:w="455"/>
+          </w:tcPr>
+          <w:p>
+            <w:r>
+              <w:rPr>
+                <w:rFonts w:ascii="Times New Roman" w:hAnsi="Times New Roman"/>
+                <w:sz w:val="20"/>
+              </w:rPr>
+              <w:t>0.454</w:t>
+            </w:r>
+          </w:p>
+        </w:tc>
+        <w:tc>
+          <w:tcPr>
+            <w:tcW w:type="dxa" w:w="455"/>
+          </w:tcPr>
+          <w:p>
+            <w:r>
+              <w:rPr>
+                <w:rFonts w:ascii="Times New Roman" w:hAnsi="Times New Roman"/>
+                <w:sz w:val="20"/>
+              </w:rPr>
+              <w:t>0.915</w:t>
             </w:r>
           </w:p>
         </w:tc>
@@ -1938,49 +1938,91 @@
                 <w:rFonts w:ascii="Times New Roman" w:hAnsi="Times New Roman"/>
                 <w:sz w:val="20"/>
               </w:rPr>
-              <w:t>-3.363***</w:t>
-            </w:r>
-          </w:p>
-        </w:tc>
-        <w:tc>
-          <w:tcPr>
-            <w:tcW w:type="dxa" w:w="455"/>
-          </w:tcPr>
-          <w:p>
-            <w:r>
-              <w:rPr>
-                <w:rFonts w:ascii="Times New Roman" w:hAnsi="Times New Roman"/>
-                <w:sz w:val="20"/>
-              </w:rPr>
-              <w:t>0.005</w:t>
-            </w:r>
-          </w:p>
-        </w:tc>
-        <w:tc>
-          <w:tcPr>
-            <w:tcW w:type="dxa" w:w="455"/>
-          </w:tcPr>
-          <w:p>
-            <w:r>
-              <w:rPr>
-                <w:rFonts w:ascii="Times New Roman" w:hAnsi="Times New Roman"/>
-                <w:sz w:val="20"/>
-              </w:rPr>
-              <w:t>0.969</w:t>
-            </w:r>
-          </w:p>
-        </w:tc>
-        <w:tc>
-          <w:tcPr>
-            <w:tcW w:type="dxa" w:w="455"/>
-          </w:tcPr>
-          <w:p>
-            <w:r>
-              <w:rPr>
-                <w:rFonts w:ascii="Times New Roman" w:hAnsi="Times New Roman"/>
-                <w:sz w:val="20"/>
-              </w:rPr>
-              <w:t>0.808</w:t>
+              <w:t>-2.012</w:t>
+            </w:r>
+          </w:p>
+        </w:tc>
+        <w:tc>
+          <w:tcPr>
+            <w:tcW w:type="dxa" w:w="455"/>
+          </w:tcPr>
+          <w:p>
+            <w:r>
+              <w:rPr>
+                <w:rFonts w:ascii="Times New Roman" w:hAnsi="Times New Roman"/>
+                <w:sz w:val="20"/>
+              </w:rPr>
+              <w:t>0.265</w:t>
+            </w:r>
+          </w:p>
+        </w:tc>
+        <w:tc>
+          <w:tcPr>
+            <w:tcW w:type="dxa" w:w="455"/>
+          </w:tcPr>
+          <w:p>
+            <w:r>
+              <w:rPr>
+                <w:rFonts w:ascii="Times New Roman" w:hAnsi="Times New Roman"/>
+                <w:sz w:val="20"/>
+              </w:rPr>
+              <w:t>0.578</w:t>
+            </w:r>
+          </w:p>
+        </w:tc>
+        <w:tc>
+          <w:tcPr>
+            <w:tcW w:type="dxa" w:w="455"/>
+          </w:tcPr>
+          <w:p>
+            <w:r>
+              <w:rPr>
+                <w:rFonts w:ascii="Times New Roman" w:hAnsi="Times New Roman"/>
+                <w:sz w:val="20"/>
+              </w:rPr>
+              <w:t>1.803</w:t>
+            </w:r>
+          </w:p>
+        </w:tc>
+        <w:tc>
+          <w:tcPr>
+            <w:tcW w:type="dxa" w:w="455"/>
+          </w:tcPr>
+          <w:p>
+            <w:r>
+              <w:rPr>
+                <w:rFonts w:ascii="Times New Roman" w:hAnsi="Times New Roman"/>
+                <w:sz w:val="20"/>
+              </w:rPr>
+              <w:t>0.420</w:t>
+            </w:r>
+          </w:p>
+        </w:tc>
+        <w:tc>
+          <w:tcPr>
+            <w:tcW w:type="dxa" w:w="455"/>
+          </w:tcPr>
+          <w:p>
+            <w:r>
+              <w:rPr>
+                <w:rFonts w:ascii="Times New Roman" w:hAnsi="Times New Roman"/>
+                <w:sz w:val="20"/>
+              </w:rPr>
+              <w:t>0.235</w:t>
+            </w:r>
+          </w:p>
+        </w:tc>
+        <w:tc>
+          <w:tcPr>
+            <w:tcW w:type="dxa" w:w="455"/>
+          </w:tcPr>
+          <w:p>
+            <w:r>
+              <w:rPr>
+                <w:rFonts w:ascii="Times New Roman" w:hAnsi="Times New Roman"/>
+                <w:sz w:val="20"/>
+              </w:rPr>
+              <w:t>0.759</w:t>
             </w:r>
           </w:p>
         </w:tc>
@@ -2008,63 +2050,21 @@
                 <w:rFonts w:ascii="Times New Roman" w:hAnsi="Times New Roman"/>
                 <w:sz w:val="20"/>
               </w:rPr>
-              <w:t>0.058</w:t>
-            </w:r>
-          </w:p>
-        </w:tc>
-        <w:tc>
-          <w:tcPr>
-            <w:tcW w:type="dxa" w:w="455"/>
-          </w:tcPr>
-          <w:p>
-            <w:r>
-              <w:rPr>
-                <w:rFonts w:ascii="Times New Roman" w:hAnsi="Times New Roman"/>
-                <w:sz w:val="20"/>
-              </w:rPr>
-              <w:t>-1.225</w:t>
-            </w:r>
-          </w:p>
-        </w:tc>
-        <w:tc>
-          <w:tcPr>
-            <w:tcW w:type="dxa" w:w="455"/>
-          </w:tcPr>
-          <w:p>
-            <w:r>
-              <w:rPr>
-                <w:rFonts w:ascii="Times New Roman" w:hAnsi="Times New Roman"/>
-                <w:sz w:val="20"/>
-              </w:rPr>
-              <w:t>0.882</w:t>
-            </w:r>
-          </w:p>
-        </w:tc>
-        <w:tc>
-          <w:tcPr>
-            <w:tcW w:type="dxa" w:w="455"/>
-          </w:tcPr>
-          <w:p>
-            <w:r>
-              <w:rPr>
-                <w:rFonts w:ascii="Times New Roman" w:hAnsi="Times New Roman"/>
-                <w:sz w:val="20"/>
-              </w:rPr>
-              <w:t>0.851</w:t>
-            </w:r>
-          </w:p>
-        </w:tc>
-        <w:tc>
-          <w:tcPr>
-            <w:tcW w:type="dxa" w:w="455"/>
-          </w:tcPr>
-          <w:p>
-            <w:r>
-              <w:rPr>
-                <w:rFonts w:ascii="Times New Roman" w:hAnsi="Times New Roman"/>
-                <w:sz w:val="20"/>
-              </w:rPr>
-              <w:t>-0.391</w:t>
+              <w:t>0.648</w:t>
+            </w:r>
+          </w:p>
+        </w:tc>
+        <w:tc>
+          <w:tcPr>
+            <w:tcW w:type="dxa" w:w="455"/>
+          </w:tcPr>
+          <w:p>
+            <w:r>
+              <w:rPr>
+                <w:rFonts w:ascii="Times New Roman" w:hAnsi="Times New Roman"/>
+                <w:sz w:val="20"/>
+              </w:rPr>
+              <w:t>0.883</w:t>
             </w:r>
           </w:p>
         </w:tc>
@@ -2092,91 +2092,91 @@
                 <w:rFonts w:ascii="Times New Roman" w:hAnsi="Times New Roman"/>
                 <w:sz w:val="20"/>
               </w:rPr>
-              <w:t>0.612</w:t>
-            </w:r>
-          </w:p>
-        </w:tc>
-        <w:tc>
-          <w:tcPr>
-            <w:tcW w:type="dxa" w:w="455"/>
-          </w:tcPr>
-          <w:p>
-            <w:r>
-              <w:rPr>
-                <w:rFonts w:ascii="Times New Roman" w:hAnsi="Times New Roman"/>
-                <w:sz w:val="20"/>
-              </w:rPr>
-              <w:t>-2.254</w:t>
-            </w:r>
-          </w:p>
-        </w:tc>
-        <w:tc>
-          <w:tcPr>
-            <w:tcW w:type="dxa" w:w="455"/>
-          </w:tcPr>
-          <w:p>
-            <w:r>
-              <w:rPr>
-                <w:rFonts w:ascii="Times New Roman" w:hAnsi="Times New Roman"/>
-                <w:sz w:val="20"/>
-              </w:rPr>
-              <w:t>0.145</w:t>
-            </w:r>
-          </w:p>
-        </w:tc>
-        <w:tc>
-          <w:tcPr>
-            <w:tcW w:type="dxa" w:w="455"/>
-          </w:tcPr>
-          <w:p>
-            <w:r>
-              <w:rPr>
-                <w:rFonts w:ascii="Times New Roman" w:hAnsi="Times New Roman"/>
-                <w:sz w:val="20"/>
-              </w:rPr>
-              <w:t>0.984</w:t>
-            </w:r>
-          </w:p>
-        </w:tc>
-        <w:tc>
-          <w:tcPr>
-            <w:tcW w:type="dxa" w:w="455"/>
-          </w:tcPr>
-          <w:p>
-            <w:r>
-              <w:rPr>
-                <w:rFonts w:ascii="Times New Roman" w:hAnsi="Times New Roman"/>
-                <w:sz w:val="20"/>
-              </w:rPr>
-              <w:t>-2.300</w:t>
-            </w:r>
-          </w:p>
-        </w:tc>
-        <w:tc>
-          <w:tcPr>
-            <w:tcW w:type="dxa" w:w="455"/>
-          </w:tcPr>
-          <w:p>
-            <w:r>
-              <w:rPr>
-                <w:rFonts w:ascii="Times New Roman" w:hAnsi="Times New Roman"/>
-                <w:sz w:val="20"/>
-              </w:rPr>
-              <w:t>0.172</w:t>
-            </w:r>
-          </w:p>
-        </w:tc>
-        <w:tc>
-          <w:tcPr>
-            <w:tcW w:type="dxa" w:w="455"/>
-          </w:tcPr>
-          <w:p>
-            <w:r>
-              <w:rPr>
-                <w:rFonts w:ascii="Times New Roman" w:hAnsi="Times New Roman"/>
-                <w:sz w:val="20"/>
-              </w:rPr>
-              <w:t>0.969</w:t>
+              <w:t>0.758</w:t>
+            </w:r>
+          </w:p>
+        </w:tc>
+        <w:tc>
+          <w:tcPr>
+            <w:tcW w:type="dxa" w:w="455"/>
+          </w:tcPr>
+          <w:p>
+            <w:r>
+              <w:rPr>
+                <w:rFonts w:ascii="Times New Roman" w:hAnsi="Times New Roman"/>
+                <w:sz w:val="20"/>
+              </w:rPr>
+              <w:t>-0.842</w:t>
+            </w:r>
+          </w:p>
+        </w:tc>
+        <w:tc>
+          <w:tcPr>
+            <w:tcW w:type="dxa" w:w="455"/>
+          </w:tcPr>
+          <w:p>
+            <w:r>
+              <w:rPr>
+                <w:rFonts w:ascii="Times New Roman" w:hAnsi="Times New Roman"/>
+                <w:sz w:val="20"/>
+              </w:rPr>
+              <w:t>1.000</w:t>
+            </w:r>
+          </w:p>
+        </w:tc>
+        <w:tc>
+          <w:tcPr>
+            <w:tcW w:type="dxa" w:w="455"/>
+          </w:tcPr>
+          <w:p>
+            <w:r>
+              <w:rPr>
+                <w:rFonts w:ascii="Times New Roman" w:hAnsi="Times New Roman"/>
+                <w:sz w:val="20"/>
+              </w:rPr>
+              <w:t>0.662</w:t>
+            </w:r>
+          </w:p>
+        </w:tc>
+        <w:tc>
+          <w:tcPr>
+            <w:tcW w:type="dxa" w:w="455"/>
+          </w:tcPr>
+          <w:p>
+            <w:r>
+              <w:rPr>
+                <w:rFonts w:ascii="Times New Roman" w:hAnsi="Times New Roman"/>
+                <w:sz w:val="20"/>
+              </w:rPr>
+              <w:t>-2.165</w:t>
+            </w:r>
+          </w:p>
+        </w:tc>
+        <w:tc>
+          <w:tcPr>
+            <w:tcW w:type="dxa" w:w="455"/>
+          </w:tcPr>
+          <w:p>
+            <w:r>
+              <w:rPr>
+                <w:rFonts w:ascii="Times New Roman" w:hAnsi="Times New Roman"/>
+                <w:sz w:val="20"/>
+              </w:rPr>
+              <w:t>0.386</w:t>
+            </w:r>
+          </w:p>
+        </w:tc>
+        <w:tc>
+          <w:tcPr>
+            <w:tcW w:type="dxa" w:w="455"/>
+          </w:tcPr>
+          <w:p>
+            <w:r>
+              <w:rPr>
+                <w:rFonts w:ascii="Times New Roman" w:hAnsi="Times New Roman"/>
+                <w:sz w:val="20"/>
+              </w:rPr>
+              <w:t>0.932</w:t>
             </w:r>
           </w:p>
         </w:tc>
@@ -2206,49 +2206,91 @@
                 <w:rFonts w:ascii="Times New Roman" w:hAnsi="Times New Roman"/>
                 <w:sz w:val="20"/>
               </w:rPr>
-              <w:t>-2.770**</w:t>
-            </w:r>
-          </w:p>
-        </w:tc>
-        <w:tc>
-          <w:tcPr>
-            <w:tcW w:type="dxa" w:w="455"/>
-          </w:tcPr>
-          <w:p>
-            <w:r>
-              <w:rPr>
-                <w:rFonts w:ascii="Times New Roman" w:hAnsi="Times New Roman"/>
-                <w:sz w:val="20"/>
-              </w:rPr>
-              <w:t>0.034</w:t>
-            </w:r>
-          </w:p>
-        </w:tc>
-        <w:tc>
-          <w:tcPr>
-            <w:tcW w:type="dxa" w:w="455"/>
-          </w:tcPr>
-          <w:p>
-            <w:r>
-              <w:rPr>
-                <w:rFonts w:ascii="Times New Roman" w:hAnsi="Times New Roman"/>
-                <w:sz w:val="20"/>
-              </w:rPr>
-              <w:t>0.922</w:t>
-            </w:r>
-          </w:p>
-        </w:tc>
-        <w:tc>
-          <w:tcPr>
-            <w:tcW w:type="dxa" w:w="455"/>
-          </w:tcPr>
-          <w:p>
-            <w:r>
-              <w:rPr>
-                <w:rFonts w:ascii="Times New Roman" w:hAnsi="Times New Roman"/>
-                <w:sz w:val="20"/>
-              </w:rPr>
-              <w:t>0.861</w:t>
+              <w:t>-1.371</w:t>
+            </w:r>
+          </w:p>
+        </w:tc>
+        <w:tc>
+          <w:tcPr>
+            <w:tcW w:type="dxa" w:w="455"/>
+          </w:tcPr>
+          <w:p>
+            <w:r>
+              <w:rPr>
+                <w:rFonts w:ascii="Times New Roman" w:hAnsi="Times New Roman"/>
+                <w:sz w:val="20"/>
+              </w:rPr>
+              <w:t>0.681</w:t>
+            </w:r>
+          </w:p>
+        </w:tc>
+        <w:tc>
+          <w:tcPr>
+            <w:tcW w:type="dxa" w:w="455"/>
+          </w:tcPr>
+          <w:p>
+            <w:r>
+              <w:rPr>
+                <w:rFonts w:ascii="Times New Roman" w:hAnsi="Times New Roman"/>
+                <w:sz w:val="20"/>
+              </w:rPr>
+              <w:t>0.447</w:t>
+            </w:r>
+          </w:p>
+        </w:tc>
+        <w:tc>
+          <w:tcPr>
+            <w:tcW w:type="dxa" w:w="455"/>
+          </w:tcPr>
+          <w:p>
+            <w:r>
+              <w:rPr>
+                <w:rFonts w:ascii="Times New Roman" w:hAnsi="Times New Roman"/>
+                <w:sz w:val="20"/>
+              </w:rPr>
+              <w:t>1.855</w:t>
+            </w:r>
+          </w:p>
+        </w:tc>
+        <w:tc>
+          <w:tcPr>
+            <w:tcW w:type="dxa" w:w="455"/>
+          </w:tcPr>
+          <w:p>
+            <w:r>
+              <w:rPr>
+                <w:rFonts w:ascii="Times New Roman" w:hAnsi="Times New Roman"/>
+                <w:sz w:val="20"/>
+              </w:rPr>
+              <w:t>0.420</w:t>
+            </w:r>
+          </w:p>
+        </w:tc>
+        <w:tc>
+          <w:tcPr>
+            <w:tcW w:type="dxa" w:w="455"/>
+          </w:tcPr>
+          <w:p>
+            <w:r>
+              <w:rPr>
+                <w:rFonts w:ascii="Times New Roman" w:hAnsi="Times New Roman"/>
+                <w:sz w:val="20"/>
+              </w:rPr>
+              <w:t>0.270</w:t>
+            </w:r>
+          </w:p>
+        </w:tc>
+        <w:tc>
+          <w:tcPr>
+            <w:tcW w:type="dxa" w:w="455"/>
+          </w:tcPr>
+          <w:p>
+            <w:r>
+              <w:rPr>
+                <w:rFonts w:ascii="Times New Roman" w:hAnsi="Times New Roman"/>
+                <w:sz w:val="20"/>
+              </w:rPr>
+              <w:t>-0.678</w:t>
             </w:r>
           </w:p>
         </w:tc>
@@ -2276,63 +2318,21 @@
                 <w:rFonts w:ascii="Times New Roman" w:hAnsi="Times New Roman"/>
                 <w:sz w:val="20"/>
               </w:rPr>
-              <w:t>0.077</w:t>
-            </w:r>
-          </w:p>
-        </w:tc>
-        <w:tc>
-          <w:tcPr>
-            <w:tcW w:type="dxa" w:w="455"/>
-          </w:tcPr>
-          <w:p>
-            <w:r>
-              <w:rPr>
-                <w:rFonts w:ascii="Times New Roman" w:hAnsi="Times New Roman"/>
-                <w:sz w:val="20"/>
-              </w:rPr>
-              <w:t>-1.923</w:t>
-            </w:r>
-          </w:p>
-        </w:tc>
-        <w:tc>
-          <w:tcPr>
-            <w:tcW w:type="dxa" w:w="455"/>
-          </w:tcPr>
-          <w:p>
-            <w:r>
-              <w:rPr>
-                <w:rFonts w:ascii="Times New Roman" w:hAnsi="Times New Roman"/>
-                <w:sz w:val="20"/>
-              </w:rPr>
-              <w:t>0.468</w:t>
-            </w:r>
-          </w:p>
-        </w:tc>
-        <w:tc>
-          <w:tcPr>
-            <w:tcW w:type="dxa" w:w="455"/>
-          </w:tcPr>
-          <w:p>
-            <w:r>
-              <w:rPr>
-                <w:rFonts w:ascii="Times New Roman" w:hAnsi="Times New Roman"/>
-                <w:sz w:val="20"/>
-              </w:rPr>
-              <w:t>0.959</w:t>
-            </w:r>
-          </w:p>
-        </w:tc>
-        <w:tc>
-          <w:tcPr>
-            <w:tcW w:type="dxa" w:w="455"/>
-          </w:tcPr>
-          <w:p>
-            <w:r>
-              <w:rPr>
-                <w:rFonts w:ascii="Times New Roman" w:hAnsi="Times New Roman"/>
-                <w:sz w:val="20"/>
-              </w:rPr>
-              <w:t>-0.927</w:t>
+              <w:t>0.635</w:t>
+            </w:r>
+          </w:p>
+        </w:tc>
+        <w:tc>
+          <w:tcPr>
+            <w:tcW w:type="dxa" w:w="455"/>
+          </w:tcPr>
+          <w:p>
+            <w:r>
+              <w:rPr>
+                <w:rFonts w:ascii="Times New Roman" w:hAnsi="Times New Roman"/>
+                <w:sz w:val="20"/>
+              </w:rPr>
+              <w:t>0.040</w:t>
             </w:r>
           </w:p>
         </w:tc>
@@ -2360,91 +2360,91 @@
                 <w:rFonts w:ascii="Times New Roman" w:hAnsi="Times New Roman"/>
                 <w:sz w:val="20"/>
               </w:rPr>
-              <w:t>0.792</w:t>
-            </w:r>
-          </w:p>
-        </w:tc>
-        <w:tc>
-          <w:tcPr>
-            <w:tcW w:type="dxa" w:w="455"/>
-          </w:tcPr>
-          <w:p>
-            <w:r>
-              <w:rPr>
-                <w:rFonts w:ascii="Times New Roman" w:hAnsi="Times New Roman"/>
-                <w:sz w:val="20"/>
-              </w:rPr>
-              <w:t>-2.214</w:t>
-            </w:r>
-          </w:p>
-        </w:tc>
-        <w:tc>
-          <w:tcPr>
-            <w:tcW w:type="dxa" w:w="455"/>
-          </w:tcPr>
-          <w:p>
-            <w:r>
-              <w:rPr>
-                <w:rFonts w:ascii="Times New Roman" w:hAnsi="Times New Roman"/>
-                <w:sz w:val="20"/>
-              </w:rPr>
-              <w:t>0.145</w:t>
-            </w:r>
-          </w:p>
-        </w:tc>
-        <w:tc>
-          <w:tcPr>
-            <w:tcW w:type="dxa" w:w="455"/>
-          </w:tcPr>
-          <w:p>
-            <w:r>
-              <w:rPr>
-                <w:rFonts w:ascii="Times New Roman" w:hAnsi="Times New Roman"/>
-                <w:sz w:val="20"/>
-              </w:rPr>
-              <w:t>0.983</w:t>
-            </w:r>
-          </w:p>
-        </w:tc>
-        <w:tc>
-          <w:tcPr>
-            <w:tcW w:type="dxa" w:w="455"/>
-          </w:tcPr>
-          <w:p>
-            <w:r>
-              <w:rPr>
-                <w:rFonts w:ascii="Times New Roman" w:hAnsi="Times New Roman"/>
-                <w:sz w:val="20"/>
-              </w:rPr>
-              <w:t>-1.128</w:t>
-            </w:r>
-          </w:p>
-        </w:tc>
-        <w:tc>
-          <w:tcPr>
-            <w:tcW w:type="dxa" w:w="455"/>
-          </w:tcPr>
-          <w:p>
-            <w:r>
-              <w:rPr>
-                <w:rFonts w:ascii="Times New Roman" w:hAnsi="Times New Roman"/>
-                <w:sz w:val="20"/>
-              </w:rPr>
-              <w:t>0.778</w:t>
-            </w:r>
-          </w:p>
-        </w:tc>
-        <w:tc>
-          <w:tcPr>
-            <w:tcW w:type="dxa" w:w="455"/>
-          </w:tcPr>
-          <w:p>
-            <w:r>
-              <w:rPr>
-                <w:rFonts w:ascii="Times New Roman" w:hAnsi="Times New Roman"/>
-                <w:sz w:val="20"/>
-              </w:rPr>
-              <w:t>0.763</w:t>
+              <w:t>0.438</w:t>
+            </w:r>
+          </w:p>
+        </w:tc>
+        <w:tc>
+          <w:tcPr>
+            <w:tcW w:type="dxa" w:w="455"/>
+          </w:tcPr>
+          <w:p>
+            <w:r>
+              <w:rPr>
+                <w:rFonts w:ascii="Times New Roman" w:hAnsi="Times New Roman"/>
+                <w:sz w:val="20"/>
+              </w:rPr>
+              <w:t>-2.009</w:t>
+            </w:r>
+          </w:p>
+        </w:tc>
+        <w:tc>
+          <w:tcPr>
+            <w:tcW w:type="dxa" w:w="455"/>
+          </w:tcPr>
+          <w:p>
+            <w:r>
+              <w:rPr>
+                <w:rFonts w:ascii="Times New Roman" w:hAnsi="Times New Roman"/>
+                <w:sz w:val="20"/>
+              </w:rPr>
+              <w:t>0.401</w:t>
+            </w:r>
+          </w:p>
+        </w:tc>
+        <w:tc>
+          <w:tcPr>
+            <w:tcW w:type="dxa" w:w="455"/>
+          </w:tcPr>
+          <w:p>
+            <w:r>
+              <w:rPr>
+                <w:rFonts w:ascii="Times New Roman" w:hAnsi="Times New Roman"/>
+                <w:sz w:val="20"/>
+              </w:rPr>
+              <w:t>0.934</w:t>
+            </w:r>
+          </w:p>
+        </w:tc>
+        <w:tc>
+          <w:tcPr>
+            <w:tcW w:type="dxa" w:w="455"/>
+          </w:tcPr>
+          <w:p>
+            <w:r>
+              <w:rPr>
+                <w:rFonts w:ascii="Times New Roman" w:hAnsi="Times New Roman"/>
+                <w:sz w:val="20"/>
+              </w:rPr>
+              <w:t>-0.312</w:t>
+            </w:r>
+          </w:p>
+        </w:tc>
+        <w:tc>
+          <w:tcPr>
+            <w:tcW w:type="dxa" w:w="455"/>
+          </w:tcPr>
+          <w:p>
+            <w:r>
+              <w:rPr>
+                <w:rFonts w:ascii="Times New Roman" w:hAnsi="Times New Roman"/>
+                <w:sz w:val="20"/>
+              </w:rPr>
+              <w:t>1.000</w:t>
+            </w:r>
+          </w:p>
+        </w:tc>
+        <w:tc>
+          <w:tcPr>
+            <w:tcW w:type="dxa" w:w="455"/>
+          </w:tcPr>
+          <w:p>
+            <w:r>
+              <w:rPr>
+                <w:rFonts w:ascii="Times New Roman" w:hAnsi="Times New Roman"/>
+                <w:sz w:val="20"/>
+              </w:rPr>
+              <w:t>0.405</w:t>
             </w:r>
           </w:p>
         </w:tc>
@@ -2474,7 +2474,7 @@
                 <w:rFonts w:ascii="Times New Roman" w:hAnsi="Times New Roman"/>
                 <w:sz w:val="20"/>
               </w:rPr>
-              <w:t>5.189***</w:t>
+              <w:t>7.825***</w:t>
             </w:r>
           </w:p>
         </w:tc>
@@ -2502,118 +2502,6 @@
                 <w:rFonts w:ascii="Times New Roman" w:hAnsi="Times New Roman"/>
                 <w:sz w:val="20"/>
               </w:rPr>
-              <w:t>0.999</w:t>
-            </w:r>
-          </w:p>
-        </w:tc>
-        <w:tc>
-          <w:tcPr>
-            <w:tcW w:type="dxa" w:w="455"/>
-          </w:tcPr>
-          <w:p>
-            <w:r>
-              <w:rPr>
-                <w:rFonts w:ascii="Times New Roman" w:hAnsi="Times New Roman"/>
-                <w:sz w:val="20"/>
-              </w:rPr>
-              <w:t>2.792*</w:t>
-            </w:r>
-          </w:p>
-        </w:tc>
-        <w:tc>
-          <w:tcPr>
-            <w:tcW w:type="dxa" w:w="455"/>
-          </w:tcPr>
-          <w:p>
-            <w:r>
-              <w:rPr>
-                <w:rFonts w:ascii="Times New Roman" w:hAnsi="Times New Roman"/>
-                <w:sz w:val="20"/>
-              </w:rPr>
-              <w:t>0.058</w:t>
-            </w:r>
-          </w:p>
-        </w:tc>
-        <w:tc>
-          <w:tcPr>
-            <w:tcW w:type="dxa" w:w="455"/>
-          </w:tcPr>
-          <w:p>
-            <w:r>
-              <w:rPr>
-                <w:rFonts w:ascii="Times New Roman" w:hAnsi="Times New Roman"/>
-                <w:sz w:val="20"/>
-              </w:rPr>
-              <w:t>0.292</w:t>
-            </w:r>
-          </w:p>
-        </w:tc>
-        <w:tc>
-          <w:tcPr>
-            <w:tcW w:type="dxa" w:w="455"/>
-          </w:tcPr>
-          <w:p>
-            <w:r>
-              <w:rPr>
-                <w:rFonts w:ascii="Times New Roman" w:hAnsi="Times New Roman"/>
-                <w:sz w:val="20"/>
-              </w:rPr>
-              <w:t>-1.943</w:t>
-            </w:r>
-          </w:p>
-        </w:tc>
-        <w:tc>
-          <w:tcPr>
-            <w:tcW w:type="dxa" w:w="455"/>
-          </w:tcPr>
-          <w:p>
-            <w:r>
-              <w:rPr>
-                <w:rFonts w:ascii="Times New Roman" w:hAnsi="Times New Roman"/>
-                <w:sz w:val="20"/>
-              </w:rPr>
-              <w:t>0.468</w:t>
-            </w:r>
-          </w:p>
-        </w:tc>
-        <w:tc>
-          <w:tcPr>
-            <w:tcW w:type="dxa" w:w="455"/>
-          </w:tcPr>
-          <w:p>
-            <w:r>
-              <w:rPr>
-                <w:rFonts w:ascii="Times New Roman" w:hAnsi="Times New Roman"/>
-                <w:sz w:val="20"/>
-              </w:rPr>
-              <w:t>0.953</w:t>
-            </w:r>
-          </w:p>
-        </w:tc>
-        <w:tc>
-          <w:tcPr>
-            <w:tcW w:type="dxa" w:w="455"/>
-          </w:tcPr>
-          <w:p>
-            <w:r>
-              <w:rPr>
-                <w:rFonts w:ascii="Times New Roman" w:hAnsi="Times New Roman"/>
-                <w:sz w:val="20"/>
-              </w:rPr>
-              <w:t>-1.210</w:t>
-            </w:r>
-          </w:p>
-        </w:tc>
-        <w:tc>
-          <w:tcPr>
-            <w:tcW w:type="dxa" w:w="455"/>
-          </w:tcPr>
-          <w:p>
-            <w:r>
-              <w:rPr>
-                <w:rFonts w:ascii="Times New Roman" w:hAnsi="Times New Roman"/>
-                <w:sz w:val="20"/>
-              </w:rPr>
               <w:t>1.000</w:t>
             </w:r>
           </w:p>
@@ -2628,91 +2516,203 @@
                 <w:rFonts w:ascii="Times New Roman" w:hAnsi="Times New Roman"/>
                 <w:sz w:val="20"/>
               </w:rPr>
-              <w:t>0.847</w:t>
-            </w:r>
-          </w:p>
-        </w:tc>
-        <w:tc>
-          <w:tcPr>
-            <w:tcW w:type="dxa" w:w="455"/>
-          </w:tcPr>
-          <w:p>
-            <w:r>
-              <w:rPr>
-                <w:rFonts w:ascii="Times New Roman" w:hAnsi="Times New Roman"/>
-                <w:sz w:val="20"/>
-              </w:rPr>
-              <w:t>-2.083</w:t>
-            </w:r>
-          </w:p>
-        </w:tc>
-        <w:tc>
-          <w:tcPr>
-            <w:tcW w:type="dxa" w:w="455"/>
-          </w:tcPr>
-          <w:p>
-            <w:r>
-              <w:rPr>
-                <w:rFonts w:ascii="Times New Roman" w:hAnsi="Times New Roman"/>
-                <w:sz w:val="20"/>
-              </w:rPr>
-              <w:t>0.145</w:t>
-            </w:r>
-          </w:p>
-        </w:tc>
-        <w:tc>
-          <w:tcPr>
-            <w:tcW w:type="dxa" w:w="455"/>
-          </w:tcPr>
-          <w:p>
-            <w:r>
-              <w:rPr>
-                <w:rFonts w:ascii="Times New Roman" w:hAnsi="Times New Roman"/>
-                <w:sz w:val="20"/>
-              </w:rPr>
-              <w:t>0.976</w:t>
-            </w:r>
-          </w:p>
-        </w:tc>
-        <w:tc>
-          <w:tcPr>
-            <w:tcW w:type="dxa" w:w="455"/>
-          </w:tcPr>
-          <w:p>
-            <w:r>
-              <w:rPr>
-                <w:rFonts w:ascii="Times New Roman" w:hAnsi="Times New Roman"/>
-                <w:sz w:val="20"/>
-              </w:rPr>
-              <w:t>-2.171</w:t>
-            </w:r>
-          </w:p>
-        </w:tc>
-        <w:tc>
-          <w:tcPr>
-            <w:tcW w:type="dxa" w:w="455"/>
-          </w:tcPr>
-          <w:p>
-            <w:r>
-              <w:rPr>
-                <w:rFonts w:ascii="Times New Roman" w:hAnsi="Times New Roman"/>
-                <w:sz w:val="20"/>
-              </w:rPr>
-              <w:t>0.207</w:t>
-            </w:r>
-          </w:p>
-        </w:tc>
-        <w:tc>
-          <w:tcPr>
-            <w:tcW w:type="dxa" w:w="455"/>
-          </w:tcPr>
-          <w:p>
-            <w:r>
-              <w:rPr>
-                <w:rFonts w:ascii="Times New Roman" w:hAnsi="Times New Roman"/>
-                <w:sz w:val="20"/>
-              </w:rPr>
-              <w:t>0.960</w:t>
+              <w:t>3.595***</w:t>
+            </w:r>
+          </w:p>
+        </w:tc>
+        <w:tc>
+          <w:tcPr>
+            <w:tcW w:type="dxa" w:w="455"/>
+          </w:tcPr>
+          <w:p>
+            <w:r>
+              <w:rPr>
+                <w:rFonts w:ascii="Times New Roman" w:hAnsi="Times New Roman"/>
+                <w:sz w:val="20"/>
+              </w:rPr>
+              <w:t>0.004</w:t>
+            </w:r>
+          </w:p>
+        </w:tc>
+        <w:tc>
+          <w:tcPr>
+            <w:tcW w:type="dxa" w:w="455"/>
+          </w:tcPr>
+          <w:p>
+            <w:r>
+              <w:rPr>
+                <w:rFonts w:ascii="Times New Roman" w:hAnsi="Times New Roman"/>
+                <w:sz w:val="20"/>
+              </w:rPr>
+              <w:t>0.734</w:t>
+            </w:r>
+          </w:p>
+        </w:tc>
+        <w:tc>
+          <w:tcPr>
+            <w:tcW w:type="dxa" w:w="455"/>
+          </w:tcPr>
+          <w:p>
+            <w:r>
+              <w:rPr>
+                <w:rFonts w:ascii="Times New Roman" w:hAnsi="Times New Roman"/>
+                <w:sz w:val="20"/>
+              </w:rPr>
+              <w:t>1.503</w:t>
+            </w:r>
+          </w:p>
+        </w:tc>
+        <w:tc>
+          <w:tcPr>
+            <w:tcW w:type="dxa" w:w="455"/>
+          </w:tcPr>
+          <w:p>
+            <w:r>
+              <w:rPr>
+                <w:rFonts w:ascii="Times New Roman" w:hAnsi="Times New Roman"/>
+                <w:sz w:val="20"/>
+              </w:rPr>
+              <w:t>1.000</w:t>
+            </w:r>
+          </w:p>
+        </w:tc>
+        <w:tc>
+          <w:tcPr>
+            <w:tcW w:type="dxa" w:w="455"/>
+          </w:tcPr>
+          <w:p>
+            <w:r>
+              <w:rPr>
+                <w:rFonts w:ascii="Times New Roman" w:hAnsi="Times New Roman"/>
+                <w:sz w:val="20"/>
+              </w:rPr>
+              <w:t>0.617</w:t>
+            </w:r>
+          </w:p>
+        </w:tc>
+        <w:tc>
+          <w:tcPr>
+            <w:tcW w:type="dxa" w:w="455"/>
+          </w:tcPr>
+          <w:p>
+            <w:r>
+              <w:rPr>
+                <w:rFonts w:ascii="Times New Roman" w:hAnsi="Times New Roman"/>
+                <w:sz w:val="20"/>
+              </w:rPr>
+              <w:t>1.728</w:t>
+            </w:r>
+          </w:p>
+        </w:tc>
+        <w:tc>
+          <w:tcPr>
+            <w:tcW w:type="dxa" w:w="455"/>
+          </w:tcPr>
+          <w:p>
+            <w:r>
+              <w:rPr>
+                <w:rFonts w:ascii="Times New Roman" w:hAnsi="Times New Roman"/>
+                <w:sz w:val="20"/>
+              </w:rPr>
+              <w:t>1.000</w:t>
+            </w:r>
+          </w:p>
+        </w:tc>
+        <w:tc>
+          <w:tcPr>
+            <w:tcW w:type="dxa" w:w="455"/>
+          </w:tcPr>
+          <w:p>
+            <w:r>
+              <w:rPr>
+                <w:rFonts w:ascii="Times New Roman" w:hAnsi="Times New Roman"/>
+                <w:sz w:val="20"/>
+              </w:rPr>
+              <w:t>0.804</w:t>
+            </w:r>
+          </w:p>
+        </w:tc>
+        <w:tc>
+          <w:tcPr>
+            <w:tcW w:type="dxa" w:w="455"/>
+          </w:tcPr>
+          <w:p>
+            <w:r>
+              <w:rPr>
+                <w:rFonts w:ascii="Times New Roman" w:hAnsi="Times New Roman"/>
+                <w:sz w:val="20"/>
+              </w:rPr>
+              <w:t>-1.026</w:t>
+            </w:r>
+          </w:p>
+        </w:tc>
+        <w:tc>
+          <w:tcPr>
+            <w:tcW w:type="dxa" w:w="455"/>
+          </w:tcPr>
+          <w:p>
+            <w:r>
+              <w:rPr>
+                <w:rFonts w:ascii="Times New Roman" w:hAnsi="Times New Roman"/>
+                <w:sz w:val="20"/>
+              </w:rPr>
+              <w:t>1.000</w:t>
+            </w:r>
+          </w:p>
+        </w:tc>
+        <w:tc>
+          <w:tcPr>
+            <w:tcW w:type="dxa" w:w="455"/>
+          </w:tcPr>
+          <w:p>
+            <w:r>
+              <w:rPr>
+                <w:rFonts w:ascii="Times New Roman" w:hAnsi="Times New Roman"/>
+                <w:sz w:val="20"/>
+              </w:rPr>
+              <w:t>0.634</w:t>
+            </w:r>
+          </w:p>
+        </w:tc>
+        <w:tc>
+          <w:tcPr>
+            <w:tcW w:type="dxa" w:w="455"/>
+          </w:tcPr>
+          <w:p>
+            <w:r>
+              <w:rPr>
+                <w:rFonts w:ascii="Times New Roman" w:hAnsi="Times New Roman"/>
+                <w:sz w:val="20"/>
+              </w:rPr>
+              <w:t>-2.001</w:t>
+            </w:r>
+          </w:p>
+        </w:tc>
+        <w:tc>
+          <w:tcPr>
+            <w:tcW w:type="dxa" w:w="455"/>
+          </w:tcPr>
+          <w:p>
+            <w:r>
+              <w:rPr>
+                <w:rFonts w:ascii="Times New Roman" w:hAnsi="Times New Roman"/>
+                <w:sz w:val="20"/>
+              </w:rPr>
+              <w:t>0.454</w:t>
+            </w:r>
+          </w:p>
+        </w:tc>
+        <w:tc>
+          <w:tcPr>
+            <w:tcW w:type="dxa" w:w="455"/>
+          </w:tcPr>
+          <w:p>
+            <w:r>
+              <w:rPr>
+                <w:rFonts w:ascii="Times New Roman" w:hAnsi="Times New Roman"/>
+                <w:sz w:val="20"/>
+              </w:rPr>
+              <w:t>0.908</w:t>
             </w:r>
           </w:p>
         </w:tc>
@@ -2742,49 +2742,91 @@
                 <w:rFonts w:ascii="Times New Roman" w:hAnsi="Times New Roman"/>
                 <w:sz w:val="20"/>
               </w:rPr>
-              <w:t>-1.065</w:t>
-            </w:r>
-          </w:p>
-        </w:tc>
-        <w:tc>
-          <w:tcPr>
-            <w:tcW w:type="dxa" w:w="455"/>
-          </w:tcPr>
-          <w:p>
-            <w:r>
-              <w:rPr>
-                <w:rFonts w:ascii="Times New Roman" w:hAnsi="Times New Roman"/>
-                <w:sz w:val="20"/>
-              </w:rPr>
-              <w:t>0.861</w:t>
-            </w:r>
-          </w:p>
-        </w:tc>
-        <w:tc>
-          <w:tcPr>
-            <w:tcW w:type="dxa" w:w="455"/>
-          </w:tcPr>
-          <w:p>
-            <w:r>
-              <w:rPr>
-                <w:rFonts w:ascii="Times New Roman" w:hAnsi="Times New Roman"/>
-                <w:sz w:val="20"/>
-              </w:rPr>
-              <w:t>0.084</w:t>
-            </w:r>
-          </w:p>
-        </w:tc>
-        <w:tc>
-          <w:tcPr>
-            <w:tcW w:type="dxa" w:w="455"/>
-          </w:tcPr>
-          <w:p>
-            <w:r>
-              <w:rPr>
-                <w:rFonts w:ascii="Times New Roman" w:hAnsi="Times New Roman"/>
-                <w:sz w:val="20"/>
-              </w:rPr>
-              <w:t>1.105</w:t>
+              <w:t>1.667</w:t>
+            </w:r>
+          </w:p>
+        </w:tc>
+        <w:tc>
+          <w:tcPr>
+            <w:tcW w:type="dxa" w:w="455"/>
+          </w:tcPr>
+          <w:p>
+            <w:r>
+              <w:rPr>
+                <w:rFonts w:ascii="Times New Roman" w:hAnsi="Times New Roman"/>
+                <w:sz w:val="20"/>
+              </w:rPr>
+              <w:t>0.477</w:t>
+            </w:r>
+          </w:p>
+        </w:tc>
+        <w:tc>
+          <w:tcPr>
+            <w:tcW w:type="dxa" w:w="455"/>
+          </w:tcPr>
+          <w:p>
+            <w:r>
+              <w:rPr>
+                <w:rFonts w:ascii="Times New Roman" w:hAnsi="Times New Roman"/>
+                <w:sz w:val="20"/>
+              </w:rPr>
+              <w:t>0.243</w:t>
+            </w:r>
+          </w:p>
+        </w:tc>
+        <w:tc>
+          <w:tcPr>
+            <w:tcW w:type="dxa" w:w="455"/>
+          </w:tcPr>
+          <w:p>
+            <w:r>
+              <w:rPr>
+                <w:rFonts w:ascii="Times New Roman" w:hAnsi="Times New Roman"/>
+                <w:sz w:val="20"/>
+              </w:rPr>
+              <w:t>1.881</w:t>
+            </w:r>
+          </w:p>
+        </w:tc>
+        <w:tc>
+          <w:tcPr>
+            <w:tcW w:type="dxa" w:w="455"/>
+          </w:tcPr>
+          <w:p>
+            <w:r>
+              <w:rPr>
+                <w:rFonts w:ascii="Times New Roman" w:hAnsi="Times New Roman"/>
+                <w:sz w:val="20"/>
+              </w:rPr>
+              <w:t>0.420</w:t>
+            </w:r>
+          </w:p>
+        </w:tc>
+        <w:tc>
+          <w:tcPr>
+            <w:tcW w:type="dxa" w:w="455"/>
+          </w:tcPr>
+          <w:p>
+            <w:r>
+              <w:rPr>
+                <w:rFonts w:ascii="Times New Roman" w:hAnsi="Times New Roman"/>
+                <w:sz w:val="20"/>
+              </w:rPr>
+              <w:t>0.534</w:t>
+            </w:r>
+          </w:p>
+        </w:tc>
+        <w:tc>
+          <w:tcPr>
+            <w:tcW w:type="dxa" w:w="455"/>
+          </w:tcPr>
+          <w:p>
+            <w:r>
+              <w:rPr>
+                <w:rFonts w:ascii="Times New Roman" w:hAnsi="Times New Roman"/>
+                <w:sz w:val="20"/>
+              </w:rPr>
+              <w:t>1.207</w:t>
             </w:r>
           </w:p>
         </w:tc>
@@ -2812,175 +2854,133 @@
                 <w:rFonts w:ascii="Times New Roman" w:hAnsi="Times New Roman"/>
                 <w:sz w:val="20"/>
               </w:rPr>
-              <w:t>0.295</w:t>
-            </w:r>
-          </w:p>
-        </w:tc>
-        <w:tc>
-          <w:tcPr>
-            <w:tcW w:type="dxa" w:w="455"/>
-          </w:tcPr>
-          <w:p>
-            <w:r>
-              <w:rPr>
-                <w:rFonts w:ascii="Times New Roman" w:hAnsi="Times New Roman"/>
-                <w:sz w:val="20"/>
-              </w:rPr>
-              <w:t>-3.190**</w:t>
-            </w:r>
-          </w:p>
-        </w:tc>
-        <w:tc>
-          <w:tcPr>
-            <w:tcW w:type="dxa" w:w="455"/>
-          </w:tcPr>
-          <w:p>
-            <w:r>
-              <w:rPr>
-                <w:rFonts w:ascii="Times New Roman" w:hAnsi="Times New Roman"/>
-                <w:sz w:val="20"/>
-              </w:rPr>
-              <w:t>0.020</w:t>
-            </w:r>
-          </w:p>
-        </w:tc>
-        <w:tc>
-          <w:tcPr>
-            <w:tcW w:type="dxa" w:w="455"/>
-          </w:tcPr>
-          <w:p>
-            <w:r>
-              <w:rPr>
-                <w:rFonts w:ascii="Times New Roman" w:hAnsi="Times New Roman"/>
-                <w:sz w:val="20"/>
-              </w:rPr>
-              <w:t>0.995</w:t>
-            </w:r>
-          </w:p>
-        </w:tc>
-        <w:tc>
-          <w:tcPr>
-            <w:tcW w:type="dxa" w:w="455"/>
-          </w:tcPr>
-          <w:p>
-            <w:r>
-              <w:rPr>
-                <w:rFonts w:ascii="Times New Roman" w:hAnsi="Times New Roman"/>
-                <w:sz w:val="20"/>
-              </w:rPr>
-              <w:t>-1.696</w:t>
-            </w:r>
-          </w:p>
-        </w:tc>
-        <w:tc>
-          <w:tcPr>
-            <w:tcW w:type="dxa" w:w="455"/>
-          </w:tcPr>
-          <w:p>
-            <w:r>
-              <w:rPr>
-                <w:rFonts w:ascii="Times New Roman" w:hAnsi="Times New Roman"/>
-                <w:sz w:val="20"/>
-              </w:rPr>
-              <w:t>0.809</w:t>
-            </w:r>
-          </w:p>
-        </w:tc>
-        <w:tc>
-          <w:tcPr>
-            <w:tcW w:type="dxa" w:w="455"/>
-          </w:tcPr>
-          <w:p>
-            <w:r>
-              <w:rPr>
-                <w:rFonts w:ascii="Times New Roman" w:hAnsi="Times New Roman"/>
-                <w:sz w:val="20"/>
-              </w:rPr>
-              <w:t>0.868</w:t>
-            </w:r>
-          </w:p>
-        </w:tc>
-        <w:tc>
-          <w:tcPr>
-            <w:tcW w:type="dxa" w:w="455"/>
-          </w:tcPr>
-          <w:p>
-            <w:r>
-              <w:rPr>
-                <w:rFonts w:ascii="Times New Roman" w:hAnsi="Times New Roman"/>
-                <w:sz w:val="20"/>
-              </w:rPr>
-              <w:t>—</w:t>
-            </w:r>
-          </w:p>
-        </w:tc>
-        <w:tc>
-          <w:tcPr>
-            <w:tcW w:type="dxa" w:w="455"/>
-          </w:tcPr>
-          <w:p>
-            <w:r>
-              <w:rPr>
-                <w:rFonts w:ascii="Times New Roman" w:hAnsi="Times New Roman"/>
-                <w:sz w:val="20"/>
-              </w:rPr>
-              <w:t>—</w:t>
-            </w:r>
-          </w:p>
-        </w:tc>
-        <w:tc>
-          <w:tcPr>
-            <w:tcW w:type="dxa" w:w="455"/>
-          </w:tcPr>
-          <w:p>
-            <w:r>
-              <w:rPr>
-                <w:rFonts w:ascii="Times New Roman" w:hAnsi="Times New Roman"/>
-                <w:sz w:val="20"/>
-              </w:rPr>
-              <w:t>—</w:t>
-            </w:r>
-          </w:p>
-        </w:tc>
-        <w:tc>
-          <w:tcPr>
-            <w:tcW w:type="dxa" w:w="455"/>
-          </w:tcPr>
-          <w:p>
-            <w:r>
-              <w:rPr>
-                <w:rFonts w:ascii="Times New Roman" w:hAnsi="Times New Roman"/>
-                <w:sz w:val="20"/>
-              </w:rPr>
-              <w:t>—</w:t>
-            </w:r>
-          </w:p>
-        </w:tc>
-        <w:tc>
-          <w:tcPr>
-            <w:tcW w:type="dxa" w:w="455"/>
-          </w:tcPr>
-          <w:p>
-            <w:r>
-              <w:rPr>
-                <w:rFonts w:ascii="Times New Roman" w:hAnsi="Times New Roman"/>
-                <w:sz w:val="20"/>
-              </w:rPr>
-              <w:t>—</w:t>
-            </w:r>
-          </w:p>
-        </w:tc>
-        <w:tc>
-          <w:tcPr>
-            <w:tcW w:type="dxa" w:w="455"/>
-          </w:tcPr>
-          <w:p>
-            <w:r>
-              <w:rPr>
-                <w:rFonts w:ascii="Times New Roman" w:hAnsi="Times New Roman"/>
-                <w:sz w:val="20"/>
-              </w:rPr>
-              <w:t>—</w:t>
+              <w:t>0.795</w:t>
+            </w:r>
+          </w:p>
+        </w:tc>
+        <w:tc>
+          <w:tcPr>
+            <w:tcW w:type="dxa" w:w="455"/>
+          </w:tcPr>
+          <w:p>
+            <w:r>
+              <w:rPr>
+                <w:rFonts w:ascii="Times New Roman" w:hAnsi="Times New Roman"/>
+                <w:sz w:val="20"/>
+              </w:rPr>
+              <w:t>1.683</w:t>
+            </w:r>
+          </w:p>
+        </w:tc>
+        <w:tc>
+          <w:tcPr>
+            <w:tcW w:type="dxa" w:w="455"/>
+          </w:tcPr>
+          <w:p>
+            <w:r>
+              <w:rPr>
+                <w:rFonts w:ascii="Times New Roman" w:hAnsi="Times New Roman"/>
+                <w:sz w:val="20"/>
+              </w:rPr>
+              <w:t>1.000</w:t>
+            </w:r>
+          </w:p>
+        </w:tc>
+        <w:tc>
+          <w:tcPr>
+            <w:tcW w:type="dxa" w:w="455"/>
+          </w:tcPr>
+          <w:p>
+            <w:r>
+              <w:rPr>
+                <w:rFonts w:ascii="Times New Roman" w:hAnsi="Times New Roman"/>
+                <w:sz w:val="20"/>
+              </w:rPr>
+              <w:t>0.916</w:t>
+            </w:r>
+          </w:p>
+        </w:tc>
+        <w:tc>
+          <w:tcPr>
+            <w:tcW w:type="dxa" w:w="455"/>
+          </w:tcPr>
+          <w:p>
+            <w:r>
+              <w:rPr>
+                <w:rFonts w:ascii="Times New Roman" w:hAnsi="Times New Roman"/>
+                <w:sz w:val="20"/>
+              </w:rPr>
+              <w:t>1.240</w:t>
+            </w:r>
+          </w:p>
+        </w:tc>
+        <w:tc>
+          <w:tcPr>
+            <w:tcW w:type="dxa" w:w="455"/>
+          </w:tcPr>
+          <w:p>
+            <w:r>
+              <w:rPr>
+                <w:rFonts w:ascii="Times New Roman" w:hAnsi="Times New Roman"/>
+                <w:sz w:val="20"/>
+              </w:rPr>
+              <w:t>1.000</w:t>
+            </w:r>
+          </w:p>
+        </w:tc>
+        <w:tc>
+          <w:tcPr>
+            <w:tcW w:type="dxa" w:w="455"/>
+          </w:tcPr>
+          <w:p>
+            <w:r>
+              <w:rPr>
+                <w:rFonts w:ascii="Times New Roman" w:hAnsi="Times New Roman"/>
+                <w:sz w:val="20"/>
+              </w:rPr>
+              <w:t>0.774</w:t>
+            </w:r>
+          </w:p>
+        </w:tc>
+        <w:tc>
+          <w:tcPr>
+            <w:tcW w:type="dxa" w:w="455"/>
+          </w:tcPr>
+          <w:p>
+            <w:r>
+              <w:rPr>
+                <w:rFonts w:ascii="Times New Roman" w:hAnsi="Times New Roman"/>
+                <w:sz w:val="20"/>
+              </w:rPr>
+              <w:t>1.786</w:t>
+            </w:r>
+          </w:p>
+        </w:tc>
+        <w:tc>
+          <w:tcPr>
+            <w:tcW w:type="dxa" w:w="455"/>
+          </w:tcPr>
+          <w:p>
+            <w:r>
+              <w:rPr>
+                <w:rFonts w:ascii="Times New Roman" w:hAnsi="Times New Roman"/>
+                <w:sz w:val="20"/>
+              </w:rPr>
+              <w:t>0.454</w:t>
+            </w:r>
+          </w:p>
+        </w:tc>
+        <w:tc>
+          <w:tcPr>
+            <w:tcW w:type="dxa" w:w="455"/>
+          </w:tcPr>
+          <w:p>
+            <w:r>
+              <w:rPr>
+                <w:rFonts w:ascii="Times New Roman" w:hAnsi="Times New Roman"/>
+                <w:sz w:val="20"/>
+              </w:rPr>
+              <w:t>0.881</w:t>
             </w:r>
           </w:p>
         </w:tc>
@@ -3010,49 +3010,91 @@
                 <w:rFonts w:ascii="Times New Roman" w:hAnsi="Times New Roman"/>
                 <w:sz w:val="20"/>
               </w:rPr>
-              <w:t>-5.092***</w:t>
-            </w:r>
-          </w:p>
-        </w:tc>
-        <w:tc>
-          <w:tcPr>
-            <w:tcW w:type="dxa" w:w="455"/>
-          </w:tcPr>
-          <w:p>
-            <w:r>
-              <w:rPr>
-                <w:rFonts w:ascii="Times New Roman" w:hAnsi="Times New Roman"/>
-                <w:sz w:val="20"/>
-              </w:rPr>
-              <w:t>0.000</w:t>
-            </w:r>
-          </w:p>
-        </w:tc>
-        <w:tc>
-          <w:tcPr>
-            <w:tcW w:type="dxa" w:w="455"/>
-          </w:tcPr>
-          <w:p>
-            <w:r>
-              <w:rPr>
-                <w:rFonts w:ascii="Times New Roman" w:hAnsi="Times New Roman"/>
-                <w:sz w:val="20"/>
-              </w:rPr>
-              <w:t>0.992</w:t>
-            </w:r>
-          </w:p>
-        </w:tc>
-        <w:tc>
-          <w:tcPr>
-            <w:tcW w:type="dxa" w:w="455"/>
-          </w:tcPr>
-          <w:p>
-            <w:r>
-              <w:rPr>
-                <w:rFonts w:ascii="Times New Roman" w:hAnsi="Times New Roman"/>
-                <w:sz w:val="20"/>
-              </w:rPr>
-              <w:t>0.316</w:t>
+              <w:t>-2.646*</w:t>
+            </w:r>
+          </w:p>
+        </w:tc>
+        <w:tc>
+          <w:tcPr>
+            <w:tcW w:type="dxa" w:w="455"/>
+          </w:tcPr>
+          <w:p>
+            <w:r>
+              <w:rPr>
+                <w:rFonts w:ascii="Times New Roman" w:hAnsi="Times New Roman"/>
+                <w:sz w:val="20"/>
+              </w:rPr>
+              <w:t>0.069</w:t>
+            </w:r>
+          </w:p>
+        </w:tc>
+        <w:tc>
+          <w:tcPr>
+            <w:tcW w:type="dxa" w:w="455"/>
+          </w:tcPr>
+          <w:p>
+            <w:r>
+              <w:rPr>
+                <w:rFonts w:ascii="Times New Roman" w:hAnsi="Times New Roman"/>
+                <w:sz w:val="20"/>
+              </w:rPr>
+              <w:t>0.188</w:t>
+            </w:r>
+          </w:p>
+        </w:tc>
+        <w:tc>
+          <w:tcPr>
+            <w:tcW w:type="dxa" w:w="455"/>
+          </w:tcPr>
+          <w:p>
+            <w:r>
+              <w:rPr>
+                <w:rFonts w:ascii="Times New Roman" w:hAnsi="Times New Roman"/>
+                <w:sz w:val="20"/>
+              </w:rPr>
+              <w:t>1.726</w:t>
+            </w:r>
+          </w:p>
+        </w:tc>
+        <w:tc>
+          <w:tcPr>
+            <w:tcW w:type="dxa" w:w="455"/>
+          </w:tcPr>
+          <w:p>
+            <w:r>
+              <w:rPr>
+                <w:rFonts w:ascii="Times New Roman" w:hAnsi="Times New Roman"/>
+                <w:sz w:val="20"/>
+              </w:rPr>
+              <w:t>0.420</w:t>
+            </w:r>
+          </w:p>
+        </w:tc>
+        <w:tc>
+          <w:tcPr>
+            <w:tcW w:type="dxa" w:w="455"/>
+          </w:tcPr>
+          <w:p>
+            <w:r>
+              <w:rPr>
+                <w:rFonts w:ascii="Times New Roman" w:hAnsi="Times New Roman"/>
+                <w:sz w:val="20"/>
+              </w:rPr>
+              <w:t>0.035\textsuperscript{eq}</w:t>
+            </w:r>
+          </w:p>
+        </w:tc>
+        <w:tc>
+          <w:tcPr>
+            <w:tcW w:type="dxa" w:w="455"/>
+          </w:tcPr>
+          <w:p>
+            <w:r>
+              <w:rPr>
+                <w:rFonts w:ascii="Times New Roman" w:hAnsi="Times New Roman"/>
+                <w:sz w:val="20"/>
+              </w:rPr>
+              <w:t>-0.665</w:t>
             </w:r>
           </w:p>
         </w:tc>
@@ -3080,175 +3122,133 @@
                 <w:rFonts w:ascii="Times New Roman" w:hAnsi="Times New Roman"/>
                 <w:sz w:val="20"/>
               </w:rPr>
-              <w:t>0.007\textsuperscript{eq}</w:t>
-            </w:r>
-          </w:p>
-        </w:tc>
-        <w:tc>
-          <w:tcPr>
-            <w:tcW w:type="dxa" w:w="455"/>
-          </w:tcPr>
-          <w:p>
-            <w:r>
-              <w:rPr>
-                <w:rFonts w:ascii="Times New Roman" w:hAnsi="Times New Roman"/>
-                <w:sz w:val="20"/>
-              </w:rPr>
-              <w:t>-2.244</w:t>
-            </w:r>
-          </w:p>
-        </w:tc>
-        <w:tc>
-          <w:tcPr>
-            <w:tcW w:type="dxa" w:w="455"/>
-          </w:tcPr>
-          <w:p>
-            <w:r>
-              <w:rPr>
-                <w:rFonts w:ascii="Times New Roman" w:hAnsi="Times New Roman"/>
-                <w:sz w:val="20"/>
-              </w:rPr>
-              <w:t>0.248</w:t>
-            </w:r>
-          </w:p>
-        </w:tc>
-        <w:tc>
-          <w:tcPr>
-            <w:tcW w:type="dxa" w:w="455"/>
-          </w:tcPr>
-          <w:p>
-            <w:r>
-              <w:rPr>
-                <w:rFonts w:ascii="Times New Roman" w:hAnsi="Times New Roman"/>
-                <w:sz w:val="20"/>
-              </w:rPr>
-              <w:t>0.978</w:t>
-            </w:r>
-          </w:p>
-        </w:tc>
-        <w:tc>
-          <w:tcPr>
-            <w:tcW w:type="dxa" w:w="455"/>
-          </w:tcPr>
-          <w:p>
-            <w:r>
-              <w:rPr>
-                <w:rFonts w:ascii="Times New Roman" w:hAnsi="Times New Roman"/>
-                <w:sz w:val="20"/>
-              </w:rPr>
-              <w:t>-1.767</w:t>
-            </w:r>
-          </w:p>
-        </w:tc>
-        <w:tc>
-          <w:tcPr>
-            <w:tcW w:type="dxa" w:w="455"/>
-          </w:tcPr>
-          <w:p>
-            <w:r>
-              <w:rPr>
-                <w:rFonts w:ascii="Times New Roman" w:hAnsi="Times New Roman"/>
-                <w:sz w:val="20"/>
-              </w:rPr>
-              <w:t>0.772</w:t>
-            </w:r>
-          </w:p>
-        </w:tc>
-        <w:tc>
-          <w:tcPr>
-            <w:tcW w:type="dxa" w:w="455"/>
-          </w:tcPr>
-          <w:p>
-            <w:r>
-              <w:rPr>
-                <w:rFonts w:ascii="Times New Roman" w:hAnsi="Times New Roman"/>
-                <w:sz w:val="20"/>
-              </w:rPr>
-              <w:t>0.942</w:t>
-            </w:r>
-          </w:p>
-        </w:tc>
-        <w:tc>
-          <w:tcPr>
-            <w:tcW w:type="dxa" w:w="455"/>
-          </w:tcPr>
-          <w:p>
-            <w:r>
-              <w:rPr>
-                <w:rFonts w:ascii="Times New Roman" w:hAnsi="Times New Roman"/>
-                <w:sz w:val="20"/>
-              </w:rPr>
-              <w:t>—</w:t>
-            </w:r>
-          </w:p>
-        </w:tc>
-        <w:tc>
-          <w:tcPr>
-            <w:tcW w:type="dxa" w:w="455"/>
-          </w:tcPr>
-          <w:p>
-            <w:r>
-              <w:rPr>
-                <w:rFonts w:ascii="Times New Roman" w:hAnsi="Times New Roman"/>
-                <w:sz w:val="20"/>
-              </w:rPr>
-              <w:t>—</w:t>
-            </w:r>
-          </w:p>
-        </w:tc>
-        <w:tc>
-          <w:tcPr>
-            <w:tcW w:type="dxa" w:w="455"/>
-          </w:tcPr>
-          <w:p>
-            <w:r>
-              <w:rPr>
-                <w:rFonts w:ascii="Times New Roman" w:hAnsi="Times New Roman"/>
-                <w:sz w:val="20"/>
-              </w:rPr>
-              <w:t>—</w:t>
-            </w:r>
-          </w:p>
-        </w:tc>
-        <w:tc>
-          <w:tcPr>
-            <w:tcW w:type="dxa" w:w="455"/>
-          </w:tcPr>
-          <w:p>
-            <w:r>
-              <w:rPr>
-                <w:rFonts w:ascii="Times New Roman" w:hAnsi="Times New Roman"/>
-                <w:sz w:val="20"/>
-              </w:rPr>
-              <w:t>—</w:t>
-            </w:r>
-          </w:p>
-        </w:tc>
-        <w:tc>
-          <w:tcPr>
-            <w:tcW w:type="dxa" w:w="455"/>
-          </w:tcPr>
-          <w:p>
-            <w:r>
-              <w:rPr>
-                <w:rFonts w:ascii="Times New Roman" w:hAnsi="Times New Roman"/>
-                <w:sz w:val="20"/>
-              </w:rPr>
-              <w:t>—</w:t>
-            </w:r>
-          </w:p>
-        </w:tc>
-        <w:tc>
-          <w:tcPr>
-            <w:tcW w:type="dxa" w:w="455"/>
-          </w:tcPr>
-          <w:p>
-            <w:r>
-              <w:rPr>
-                <w:rFonts w:ascii="Times New Roman" w:hAnsi="Times New Roman"/>
-                <w:sz w:val="20"/>
-              </w:rPr>
-              <w:t>—</w:t>
+              <w:t>0.504</w:t>
+            </w:r>
+          </w:p>
+        </w:tc>
+        <w:tc>
+          <w:tcPr>
+            <w:tcW w:type="dxa" w:w="455"/>
+          </w:tcPr>
+          <w:p>
+            <w:r>
+              <w:rPr>
+                <w:rFonts w:ascii="Times New Roman" w:hAnsi="Times New Roman"/>
+                <w:sz w:val="20"/>
+              </w:rPr>
+              <w:t>-0.312</w:t>
+            </w:r>
+          </w:p>
+        </w:tc>
+        <w:tc>
+          <w:tcPr>
+            <w:tcW w:type="dxa" w:w="455"/>
+          </w:tcPr>
+          <w:p>
+            <w:r>
+              <w:rPr>
+                <w:rFonts w:ascii="Times New Roman" w:hAnsi="Times New Roman"/>
+                <w:sz w:val="20"/>
+              </w:rPr>
+              <w:t>1.000</w:t>
+            </w:r>
+          </w:p>
+        </w:tc>
+        <w:tc>
+          <w:tcPr>
+            <w:tcW w:type="dxa" w:w="455"/>
+          </w:tcPr>
+          <w:p>
+            <w:r>
+              <w:rPr>
+                <w:rFonts w:ascii="Times New Roman" w:hAnsi="Times New Roman"/>
+                <w:sz w:val="20"/>
+              </w:rPr>
+              <w:t>0.370</w:t>
+            </w:r>
+          </w:p>
+        </w:tc>
+        <w:tc>
+          <w:tcPr>
+            <w:tcW w:type="dxa" w:w="455"/>
+          </w:tcPr>
+          <w:p>
+            <w:r>
+              <w:rPr>
+                <w:rFonts w:ascii="Times New Roman" w:hAnsi="Times New Roman"/>
+                <w:sz w:val="20"/>
+              </w:rPr>
+              <w:t>0.499</w:t>
+            </w:r>
+          </w:p>
+        </w:tc>
+        <w:tc>
+          <w:tcPr>
+            <w:tcW w:type="dxa" w:w="455"/>
+          </w:tcPr>
+          <w:p>
+            <w:r>
+              <w:rPr>
+                <w:rFonts w:ascii="Times New Roman" w:hAnsi="Times New Roman"/>
+                <w:sz w:val="20"/>
+              </w:rPr>
+              <w:t>1.000</w:t>
+            </w:r>
+          </w:p>
+        </w:tc>
+        <w:tc>
+          <w:tcPr>
+            <w:tcW w:type="dxa" w:w="455"/>
+          </w:tcPr>
+          <w:p>
+            <w:r>
+              <w:rPr>
+                <w:rFonts w:ascii="Times New Roman" w:hAnsi="Times New Roman"/>
+                <w:sz w:val="20"/>
+              </w:rPr>
+              <w:t>0.509</w:t>
+            </w:r>
+          </w:p>
+        </w:tc>
+        <w:tc>
+          <w:tcPr>
+            <w:tcW w:type="dxa" w:w="455"/>
+          </w:tcPr>
+          <w:p>
+            <w:r>
+              <w:rPr>
+                <w:rFonts w:ascii="Times New Roman" w:hAnsi="Times New Roman"/>
+                <w:sz w:val="20"/>
+              </w:rPr>
+              <w:t>0.733</w:t>
+            </w:r>
+          </w:p>
+        </w:tc>
+        <w:tc>
+          <w:tcPr>
+            <w:tcW w:type="dxa" w:w="455"/>
+          </w:tcPr>
+          <w:p>
+            <w:r>
+              <w:rPr>
+                <w:rFonts w:ascii="Times New Roman" w:hAnsi="Times New Roman"/>
+                <w:sz w:val="20"/>
+              </w:rPr>
+              <w:t>1.000</w:t>
+            </w:r>
+          </w:p>
+        </w:tc>
+        <w:tc>
+          <w:tcPr>
+            <w:tcW w:type="dxa" w:w="455"/>
+          </w:tcPr>
+          <w:p>
+            <w:r>
+              <w:rPr>
+                <w:rFonts w:ascii="Times New Roman" w:hAnsi="Times New Roman"/>
+                <w:sz w:val="20"/>
+              </w:rPr>
+              <w:t>0.038\textsuperscript{eq}</w:t>
             </w:r>
           </w:p>
         </w:tc>
@@ -3278,7 +3278,7 @@
                 <w:rFonts w:ascii="Times New Roman" w:hAnsi="Times New Roman"/>
                 <w:sz w:val="20"/>
               </w:rPr>
-              <w:t>6.153***</w:t>
+              <w:t>6.712***</w:t>
             </w:r>
           </w:p>
         </w:tc>
@@ -3320,7 +3320,7 @@
                 <w:rFonts w:ascii="Times New Roman" w:hAnsi="Times New Roman"/>
                 <w:sz w:val="20"/>
               </w:rPr>
-              <w:t>5.446***</w:t>
+              <w:t>5.624***</w:t>
             </w:r>
           </w:p>
         </w:tc>
@@ -3362,161 +3362,161 @@
                 <w:rFonts w:ascii="Times New Roman" w:hAnsi="Times New Roman"/>
                 <w:sz w:val="20"/>
               </w:rPr>
-              <w:t>2.376</w:t>
-            </w:r>
-          </w:p>
-        </w:tc>
-        <w:tc>
-          <w:tcPr>
-            <w:tcW w:type="dxa" w:w="455"/>
-          </w:tcPr>
-          <w:p>
-            <w:r>
-              <w:rPr>
-                <w:rFonts w:ascii="Times New Roman" w:hAnsi="Times New Roman"/>
-                <w:sz w:val="20"/>
-              </w:rPr>
-              <w:t>0.193</w:t>
-            </w:r>
-          </w:p>
-        </w:tc>
-        <w:tc>
-          <w:tcPr>
-            <w:tcW w:type="dxa" w:w="455"/>
-          </w:tcPr>
-          <w:p>
-            <w:r>
-              <w:rPr>
-                <w:rFonts w:ascii="Times New Roman" w:hAnsi="Times New Roman"/>
-                <w:sz w:val="20"/>
-              </w:rPr>
-              <w:t>0.987</w:t>
-            </w:r>
-          </w:p>
-        </w:tc>
-        <w:tc>
-          <w:tcPr>
-            <w:tcW w:type="dxa" w:w="455"/>
-          </w:tcPr>
-          <w:p>
-            <w:r>
-              <w:rPr>
-                <w:rFonts w:ascii="Times New Roman" w:hAnsi="Times New Roman"/>
-                <w:sz w:val="20"/>
-              </w:rPr>
-              <w:t>2.442</w:t>
-            </w:r>
-          </w:p>
-        </w:tc>
-        <w:tc>
-          <w:tcPr>
-            <w:tcW w:type="dxa" w:w="455"/>
-          </w:tcPr>
-          <w:p>
-            <w:r>
-              <w:rPr>
-                <w:rFonts w:ascii="Times New Roman" w:hAnsi="Times New Roman"/>
-                <w:sz w:val="20"/>
-              </w:rPr>
-              <w:t>0.175</w:t>
-            </w:r>
-          </w:p>
-        </w:tc>
-        <w:tc>
-          <w:tcPr>
-            <w:tcW w:type="dxa" w:w="455"/>
-          </w:tcPr>
-          <w:p>
-            <w:r>
-              <w:rPr>
-                <w:rFonts w:ascii="Times New Roman" w:hAnsi="Times New Roman"/>
-                <w:sz w:val="20"/>
-              </w:rPr>
-              <w:t>0.989</w:t>
-            </w:r>
-          </w:p>
-        </w:tc>
-        <w:tc>
-          <w:tcPr>
-            <w:tcW w:type="dxa" w:w="455"/>
-          </w:tcPr>
-          <w:p>
-            <w:r>
-              <w:rPr>
-                <w:rFonts w:ascii="Times New Roman" w:hAnsi="Times New Roman"/>
-                <w:sz w:val="20"/>
-              </w:rPr>
-              <w:t>—</w:t>
-            </w:r>
-          </w:p>
-        </w:tc>
-        <w:tc>
-          <w:tcPr>
-            <w:tcW w:type="dxa" w:w="455"/>
-          </w:tcPr>
-          <w:p>
-            <w:r>
-              <w:rPr>
-                <w:rFonts w:ascii="Times New Roman" w:hAnsi="Times New Roman"/>
-                <w:sz w:val="20"/>
-              </w:rPr>
-              <w:t>—</w:t>
-            </w:r>
-          </w:p>
-        </w:tc>
-        <w:tc>
-          <w:tcPr>
-            <w:tcW w:type="dxa" w:w="455"/>
-          </w:tcPr>
-          <w:p>
-            <w:r>
-              <w:rPr>
-                <w:rFonts w:ascii="Times New Roman" w:hAnsi="Times New Roman"/>
-                <w:sz w:val="20"/>
-              </w:rPr>
-              <w:t>—</w:t>
-            </w:r>
-          </w:p>
-        </w:tc>
-        <w:tc>
-          <w:tcPr>
-            <w:tcW w:type="dxa" w:w="455"/>
-          </w:tcPr>
-          <w:p>
-            <w:r>
-              <w:rPr>
-                <w:rFonts w:ascii="Times New Roman" w:hAnsi="Times New Roman"/>
-                <w:sz w:val="20"/>
-              </w:rPr>
-              <w:t>—</w:t>
-            </w:r>
-          </w:p>
-        </w:tc>
-        <w:tc>
-          <w:tcPr>
-            <w:tcW w:type="dxa" w:w="455"/>
-          </w:tcPr>
-          <w:p>
-            <w:r>
-              <w:rPr>
-                <w:rFonts w:ascii="Times New Roman" w:hAnsi="Times New Roman"/>
-                <w:sz w:val="20"/>
-              </w:rPr>
-              <w:t>—</w:t>
-            </w:r>
-          </w:p>
-        </w:tc>
-        <w:tc>
-          <w:tcPr>
-            <w:tcW w:type="dxa" w:w="455"/>
-          </w:tcPr>
-          <w:p>
-            <w:r>
-              <w:rPr>
-                <w:rFonts w:ascii="Times New Roman" w:hAnsi="Times New Roman"/>
-                <w:sz w:val="20"/>
-              </w:rPr>
-              <w:t>—</w:t>
+              <w:t>3.910***</w:t>
+            </w:r>
+          </w:p>
+        </w:tc>
+        <w:tc>
+          <w:tcPr>
+            <w:tcW w:type="dxa" w:w="455"/>
+          </w:tcPr>
+          <w:p>
+            <w:r>
+              <w:rPr>
+                <w:rFonts w:ascii="Times New Roman" w:hAnsi="Times New Roman"/>
+                <w:sz w:val="20"/>
+              </w:rPr>
+              <w:t>0.001</w:t>
+            </w:r>
+          </w:p>
+        </w:tc>
+        <w:tc>
+          <w:tcPr>
+            <w:tcW w:type="dxa" w:w="455"/>
+          </w:tcPr>
+          <w:p>
+            <w:r>
+              <w:rPr>
+                <w:rFonts w:ascii="Times New Roman" w:hAnsi="Times New Roman"/>
+                <w:sz w:val="20"/>
+              </w:rPr>
+              <w:t>1.000</w:t>
+            </w:r>
+          </w:p>
+        </w:tc>
+        <w:tc>
+          <w:tcPr>
+            <w:tcW w:type="dxa" w:w="455"/>
+          </w:tcPr>
+          <w:p>
+            <w:r>
+              <w:rPr>
+                <w:rFonts w:ascii="Times New Roman" w:hAnsi="Times New Roman"/>
+                <w:sz w:val="20"/>
+              </w:rPr>
+              <w:t>3.788***</w:t>
+            </w:r>
+          </w:p>
+        </w:tc>
+        <w:tc>
+          <w:tcPr>
+            <w:tcW w:type="dxa" w:w="455"/>
+          </w:tcPr>
+          <w:p>
+            <w:r>
+              <w:rPr>
+                <w:rFonts w:ascii="Times New Roman" w:hAnsi="Times New Roman"/>
+                <w:sz w:val="20"/>
+              </w:rPr>
+              <w:t>0.002</w:t>
+            </w:r>
+          </w:p>
+        </w:tc>
+        <w:tc>
+          <w:tcPr>
+            <w:tcW w:type="dxa" w:w="455"/>
+          </w:tcPr>
+          <w:p>
+            <w:r>
+              <w:rPr>
+                <w:rFonts w:ascii="Times New Roman" w:hAnsi="Times New Roman"/>
+                <w:sz w:val="20"/>
+              </w:rPr>
+              <w:t>1.000</w:t>
+            </w:r>
+          </w:p>
+        </w:tc>
+        <w:tc>
+          <w:tcPr>
+            <w:tcW w:type="dxa" w:w="455"/>
+          </w:tcPr>
+          <w:p>
+            <w:r>
+              <w:rPr>
+                <w:rFonts w:ascii="Times New Roman" w:hAnsi="Times New Roman"/>
+                <w:sz w:val="20"/>
+              </w:rPr>
+              <w:t>2.595</w:t>
+            </w:r>
+          </w:p>
+        </w:tc>
+        <w:tc>
+          <w:tcPr>
+            <w:tcW w:type="dxa" w:w="455"/>
+          </w:tcPr>
+          <w:p>
+            <w:r>
+              <w:rPr>
+                <w:rFonts w:ascii="Times New Roman" w:hAnsi="Times New Roman"/>
+                <w:sz w:val="20"/>
+              </w:rPr>
+              <w:t>0.132</w:t>
+            </w:r>
+          </w:p>
+        </w:tc>
+        <w:tc>
+          <w:tcPr>
+            <w:tcW w:type="dxa" w:w="455"/>
+          </w:tcPr>
+          <w:p>
+            <w:r>
+              <w:rPr>
+                <w:rFonts w:ascii="Times New Roman" w:hAnsi="Times New Roman"/>
+                <w:sz w:val="20"/>
+              </w:rPr>
+              <w:t>0.993</w:t>
+            </w:r>
+          </w:p>
+        </w:tc>
+        <w:tc>
+          <w:tcPr>
+            <w:tcW w:type="dxa" w:w="455"/>
+          </w:tcPr>
+          <w:p>
+            <w:r>
+              <w:rPr>
+                <w:rFonts w:ascii="Times New Roman" w:hAnsi="Times New Roman"/>
+                <w:sz w:val="20"/>
+              </w:rPr>
+              <w:t>4.652***</w:t>
+            </w:r>
+          </w:p>
+        </w:tc>
+        <w:tc>
+          <w:tcPr>
+            <w:tcW w:type="dxa" w:w="455"/>
+          </w:tcPr>
+          <w:p>
+            <w:r>
+              <w:rPr>
+                <w:rFonts w:ascii="Times New Roman" w:hAnsi="Times New Roman"/>
+                <w:sz w:val="20"/>
+              </w:rPr>
+              <w:t>0.000</w:t>
+            </w:r>
+          </w:p>
+        </w:tc>
+        <w:tc>
+          <w:tcPr>
+            <w:tcW w:type="dxa" w:w="455"/>
+          </w:tcPr>
+          <w:p>
+            <w:r>
+              <w:rPr>
+                <w:rFonts w:ascii="Times New Roman" w:hAnsi="Times New Roman"/>
+                <w:sz w:val="20"/>
+              </w:rPr>
+              <w:t>1.000</w:t>
             </w:r>
           </w:p>
         </w:tc>
@@ -3546,49 +3546,49 @@
                 <w:rFonts w:ascii="Times New Roman" w:hAnsi="Times New Roman"/>
                 <w:sz w:val="20"/>
               </w:rPr>
-              <w:t>-0.287</w:t>
-            </w:r>
-          </w:p>
-        </w:tc>
-        <w:tc>
-          <w:tcPr>
-            <w:tcW w:type="dxa" w:w="455"/>
-          </w:tcPr>
-          <w:p>
-            <w:r>
-              <w:rPr>
-                <w:rFonts w:ascii="Times New Roman" w:hAnsi="Times New Roman"/>
-                <w:sz w:val="20"/>
-              </w:rPr>
-              <w:t>0.861</w:t>
-            </w:r>
-          </w:p>
-        </w:tc>
-        <w:tc>
-          <w:tcPr>
-            <w:tcW w:type="dxa" w:w="455"/>
-          </w:tcPr>
-          <w:p>
-            <w:r>
-              <w:rPr>
-                <w:rFonts w:ascii="Times New Roman" w:hAnsi="Times New Roman"/>
-                <w:sz w:val="20"/>
-              </w:rPr>
-              <w:t>0.451</w:t>
-            </w:r>
-          </w:p>
-        </w:tc>
-        <w:tc>
-          <w:tcPr>
-            <w:tcW w:type="dxa" w:w="455"/>
-          </w:tcPr>
-          <w:p>
-            <w:r>
-              <w:rPr>
-                <w:rFonts w:ascii="Times New Roman" w:hAnsi="Times New Roman"/>
-                <w:sz w:val="20"/>
-              </w:rPr>
-              <w:t>4.987***</w:t>
+              <w:t>0.177</w:t>
+            </w:r>
+          </w:p>
+        </w:tc>
+        <w:tc>
+          <w:tcPr>
+            <w:tcW w:type="dxa" w:w="455"/>
+          </w:tcPr>
+          <w:p>
+            <w:r>
+              <w:rPr>
+                <w:rFonts w:ascii="Times New Roman" w:hAnsi="Times New Roman"/>
+                <w:sz w:val="20"/>
+              </w:rPr>
+              <w:t>1.000</w:t>
+            </w:r>
+          </w:p>
+        </w:tc>
+        <w:tc>
+          <w:tcPr>
+            <w:tcW w:type="dxa" w:w="455"/>
+          </w:tcPr>
+          <w:p>
+            <w:r>
+              <w:rPr>
+                <w:rFonts w:ascii="Times New Roman" w:hAnsi="Times New Roman"/>
+                <w:sz w:val="20"/>
+              </w:rPr>
+              <w:t>0.411</w:t>
+            </w:r>
+          </w:p>
+        </w:tc>
+        <w:tc>
+          <w:tcPr>
+            <w:tcW w:type="dxa" w:w="455"/>
+          </w:tcPr>
+          <w:p>
+            <w:r>
+              <w:rPr>
+                <w:rFonts w:ascii="Times New Roman" w:hAnsi="Times New Roman"/>
+                <w:sz w:val="20"/>
+              </w:rPr>
+              <w:t>5.036***</w:t>
             </w:r>
           </w:p>
         </w:tc>
@@ -3630,49 +3630,7 @@
                 <w:rFonts w:ascii="Times New Roman" w:hAnsi="Times New Roman"/>
                 <w:sz w:val="20"/>
               </w:rPr>
-              <w:t>-1.739</w:t>
-            </w:r>
-          </w:p>
-        </w:tc>
-        <w:tc>
-          <w:tcPr>
-            <w:tcW w:type="dxa" w:w="455"/>
-          </w:tcPr>
-          <w:p>
-            <w:r>
-              <w:rPr>
-                <w:rFonts w:ascii="Times New Roman" w:hAnsi="Times New Roman"/>
-                <w:sz w:val="20"/>
-              </w:rPr>
-              <w:t>0.574</w:t>
-            </w:r>
-          </w:p>
-        </w:tc>
-        <w:tc>
-          <w:tcPr>
-            <w:tcW w:type="dxa" w:w="455"/>
-          </w:tcPr>
-          <w:p>
-            <w:r>
-              <w:rPr>
-                <w:rFonts w:ascii="Times New Roman" w:hAnsi="Times New Roman"/>
-                <w:sz w:val="20"/>
-              </w:rPr>
-              <w:t>0.937</w:t>
-            </w:r>
-          </w:p>
-        </w:tc>
-        <w:tc>
-          <w:tcPr>
-            <w:tcW w:type="dxa" w:w="455"/>
-          </w:tcPr>
-          <w:p>
-            <w:r>
-              <w:rPr>
-                <w:rFonts w:ascii="Times New Roman" w:hAnsi="Times New Roman"/>
-                <w:sz w:val="20"/>
-              </w:rPr>
-              <w:t>-1.081</w:t>
+              <w:t>0.117</w:t>
             </w:r>
           </w:p>
         </w:tc>
@@ -3700,91 +3658,133 @@
                 <w:rFonts w:ascii="Times New Roman" w:hAnsi="Times New Roman"/>
                 <w:sz w:val="20"/>
               </w:rPr>
-              <w:t>0.808</w:t>
-            </w:r>
-          </w:p>
-        </w:tc>
-        <w:tc>
-          <w:tcPr>
-            <w:tcW w:type="dxa" w:w="455"/>
-          </w:tcPr>
-          <w:p>
-            <w:r>
-              <w:rPr>
-                <w:rFonts w:ascii="Times New Roman" w:hAnsi="Times New Roman"/>
-                <w:sz w:val="20"/>
-              </w:rPr>
-              <w:t>—</w:t>
-            </w:r>
-          </w:p>
-        </w:tc>
-        <w:tc>
-          <w:tcPr>
-            <w:tcW w:type="dxa" w:w="455"/>
-          </w:tcPr>
-          <w:p>
-            <w:r>
-              <w:rPr>
-                <w:rFonts w:ascii="Times New Roman" w:hAnsi="Times New Roman"/>
-                <w:sz w:val="20"/>
-              </w:rPr>
-              <w:t>—</w:t>
-            </w:r>
-          </w:p>
-        </w:tc>
-        <w:tc>
-          <w:tcPr>
-            <w:tcW w:type="dxa" w:w="455"/>
-          </w:tcPr>
-          <w:p>
-            <w:r>
-              <w:rPr>
-                <w:rFonts w:ascii="Times New Roman" w:hAnsi="Times New Roman"/>
-                <w:sz w:val="20"/>
-              </w:rPr>
-              <w:t>—</w:t>
-            </w:r>
-          </w:p>
-        </w:tc>
-        <w:tc>
-          <w:tcPr>
-            <w:tcW w:type="dxa" w:w="455"/>
-          </w:tcPr>
-          <w:p>
-            <w:r>
-              <w:rPr>
-                <w:rFonts w:ascii="Times New Roman" w:hAnsi="Times New Roman"/>
-                <w:sz w:val="20"/>
-              </w:rPr>
-              <w:t>—</w:t>
-            </w:r>
-          </w:p>
-        </w:tc>
-        <w:tc>
-          <w:tcPr>
-            <w:tcW w:type="dxa" w:w="455"/>
-          </w:tcPr>
-          <w:p>
-            <w:r>
-              <w:rPr>
-                <w:rFonts w:ascii="Times New Roman" w:hAnsi="Times New Roman"/>
-                <w:sz w:val="20"/>
-              </w:rPr>
-              <w:t>—</w:t>
-            </w:r>
-          </w:p>
-        </w:tc>
-        <w:tc>
-          <w:tcPr>
-            <w:tcW w:type="dxa" w:w="455"/>
-          </w:tcPr>
-          <w:p>
-            <w:r>
-              <w:rPr>
-                <w:rFonts w:ascii="Times New Roman" w:hAnsi="Times New Roman"/>
-                <w:sz w:val="20"/>
-              </w:rPr>
-              <w:t>—</w:t>
+              <w:t>0.403</w:t>
+            </w:r>
+          </w:p>
+        </w:tc>
+        <w:tc>
+          <w:tcPr>
+            <w:tcW w:type="dxa" w:w="455"/>
+          </w:tcPr>
+          <w:p>
+            <w:r>
+              <w:rPr>
+                <w:rFonts w:ascii="Times New Roman" w:hAnsi="Times New Roman"/>
+                <w:sz w:val="20"/>
+              </w:rPr>
+              <w:t>0.828</w:t>
+            </w:r>
+          </w:p>
+        </w:tc>
+        <w:tc>
+          <w:tcPr>
+            <w:tcW w:type="dxa" w:w="455"/>
+          </w:tcPr>
+          <w:p>
+            <w:r>
+              <w:rPr>
+                <w:rFonts w:ascii="Times New Roman" w:hAnsi="Times New Roman"/>
+                <w:sz w:val="20"/>
+              </w:rPr>
+              <w:t>1.000</w:t>
+            </w:r>
+          </w:p>
+        </w:tc>
+        <w:tc>
+          <w:tcPr>
+            <w:tcW w:type="dxa" w:w="455"/>
+          </w:tcPr>
+          <w:p>
+            <w:r>
+              <w:rPr>
+                <w:rFonts w:ascii="Times New Roman" w:hAnsi="Times New Roman"/>
+                <w:sz w:val="20"/>
+              </w:rPr>
+              <w:t>0.719</w:t>
+            </w:r>
+          </w:p>
+        </w:tc>
+        <w:tc>
+          <w:tcPr>
+            <w:tcW w:type="dxa" w:w="455"/>
+          </w:tcPr>
+          <w:p>
+            <w:r>
+              <w:rPr>
+                <w:rFonts w:ascii="Times New Roman" w:hAnsi="Times New Roman"/>
+                <w:sz w:val="20"/>
+              </w:rPr>
+              <w:t>2.536</w:t>
+            </w:r>
+          </w:p>
+        </w:tc>
+        <w:tc>
+          <w:tcPr>
+            <w:tcW w:type="dxa" w:w="455"/>
+          </w:tcPr>
+          <w:p>
+            <w:r>
+              <w:rPr>
+                <w:rFonts w:ascii="Times New Roman" w:hAnsi="Times New Roman"/>
+                <w:sz w:val="20"/>
+              </w:rPr>
+              <w:t>0.146</w:t>
+            </w:r>
+          </w:p>
+        </w:tc>
+        <w:tc>
+          <w:tcPr>
+            <w:tcW w:type="dxa" w:w="455"/>
+          </w:tcPr>
+          <w:p>
+            <w:r>
+              <w:rPr>
+                <w:rFonts w:ascii="Times New Roman" w:hAnsi="Times New Roman"/>
+                <w:sz w:val="20"/>
+              </w:rPr>
+              <w:t>0.988</w:t>
+            </w:r>
+          </w:p>
+        </w:tc>
+        <w:tc>
+          <w:tcPr>
+            <w:tcW w:type="dxa" w:w="455"/>
+          </w:tcPr>
+          <w:p>
+            <w:r>
+              <w:rPr>
+                <w:rFonts w:ascii="Times New Roman" w:hAnsi="Times New Roman"/>
+                <w:sz w:val="20"/>
+              </w:rPr>
+              <w:t>4.665***</w:t>
+            </w:r>
+          </w:p>
+        </w:tc>
+        <w:tc>
+          <w:tcPr>
+            <w:tcW w:type="dxa" w:w="455"/>
+          </w:tcPr>
+          <w:p>
+            <w:r>
+              <w:rPr>
+                <w:rFonts w:ascii="Times New Roman" w:hAnsi="Times New Roman"/>
+                <w:sz w:val="20"/>
+              </w:rPr>
+              <w:t>0.000</w:t>
+            </w:r>
+          </w:p>
+        </w:tc>
+        <w:tc>
+          <w:tcPr>
+            <w:tcW w:type="dxa" w:w="455"/>
+          </w:tcPr>
+          <w:p>
+            <w:r>
+              <w:rPr>
+                <w:rFonts w:ascii="Times New Roman" w:hAnsi="Times New Roman"/>
+                <w:sz w:val="20"/>
+              </w:rPr>
+              <w:t>1.000</w:t>
             </w:r>
           </w:p>
         </w:tc>
@@ -3814,49 +3814,7 @@
                 <w:rFonts w:ascii="Times New Roman" w:hAnsi="Times New Roman"/>
                 <w:sz w:val="20"/>
               </w:rPr>
-              <w:t>-1.450</w:t>
-            </w:r>
-          </w:p>
-        </w:tc>
-        <w:tc>
-          <w:tcPr>
-            <w:tcW w:type="dxa" w:w="455"/>
-          </w:tcPr>
-          <w:p>
-            <w:r>
-              <w:rPr>
-                <w:rFonts w:ascii="Times New Roman" w:hAnsi="Times New Roman"/>
-                <w:sz w:val="20"/>
-              </w:rPr>
-              <w:t>0.588</w:t>
-            </w:r>
-          </w:p>
-        </w:tc>
-        <w:tc>
-          <w:tcPr>
-            <w:tcW w:type="dxa" w:w="455"/>
-          </w:tcPr>
-          <w:p>
-            <w:r>
-              <w:rPr>
-                <w:rFonts w:ascii="Times New Roman" w:hAnsi="Times New Roman"/>
-                <w:sz w:val="20"/>
-              </w:rPr>
-              <w:t>0.555</w:t>
-            </w:r>
-          </w:p>
-        </w:tc>
-        <w:tc>
-          <w:tcPr>
-            <w:tcW w:type="dxa" w:w="455"/>
-          </w:tcPr>
-          <w:p>
-            <w:r>
-              <w:rPr>
-                <w:rFonts w:ascii="Times New Roman" w:hAnsi="Times New Roman"/>
-                <w:sz w:val="20"/>
-              </w:rPr>
-              <w:t>0.599</w:t>
+              <w:t>0.041</w:t>
             </w:r>
           </w:p>
         </w:tc>
@@ -3884,35 +3842,161 @@
                 <w:rFonts w:ascii="Times New Roman" w:hAnsi="Times New Roman"/>
                 <w:sz w:val="20"/>
               </w:rPr>
-              <w:t>0.260</w:t>
-            </w:r>
-          </w:p>
-        </w:tc>
-        <w:tc>
-          <w:tcPr>
-            <w:tcW w:type="dxa" w:w="455"/>
-          </w:tcPr>
-          <w:p>
-            <w:r>
-              <w:rPr>
-                <w:rFonts w:ascii="Times New Roman" w:hAnsi="Times New Roman"/>
-                <w:sz w:val="20"/>
-              </w:rPr>
-              <w:t>-2.976**</w:t>
-            </w:r>
-          </w:p>
-        </w:tc>
-        <w:tc>
-          <w:tcPr>
-            <w:tcW w:type="dxa" w:w="455"/>
-          </w:tcPr>
-          <w:p>
-            <w:r>
-              <w:rPr>
-                <w:rFonts w:ascii="Times New Roman" w:hAnsi="Times New Roman"/>
-                <w:sz w:val="20"/>
-              </w:rPr>
-              <w:t>0.035</w:t>
+              <w:t>0.132</w:t>
+            </w:r>
+          </w:p>
+        </w:tc>
+        <w:tc>
+          <w:tcPr>
+            <w:tcW w:type="dxa" w:w="455"/>
+          </w:tcPr>
+          <w:p>
+            <w:r>
+              <w:rPr>
+                <w:rFonts w:ascii="Times New Roman" w:hAnsi="Times New Roman"/>
+                <w:sz w:val="20"/>
+              </w:rPr>
+              <w:t>1.177</w:t>
+            </w:r>
+          </w:p>
+        </w:tc>
+        <w:tc>
+          <w:tcPr>
+            <w:tcW w:type="dxa" w:w="455"/>
+          </w:tcPr>
+          <w:p>
+            <w:r>
+              <w:rPr>
+                <w:rFonts w:ascii="Times New Roman" w:hAnsi="Times New Roman"/>
+                <w:sz w:val="20"/>
+              </w:rPr>
+              <w:t>0.717</w:t>
+            </w:r>
+          </w:p>
+        </w:tc>
+        <w:tc>
+          <w:tcPr>
+            <w:tcW w:type="dxa" w:w="455"/>
+          </w:tcPr>
+          <w:p>
+            <w:r>
+              <w:rPr>
+                <w:rFonts w:ascii="Times New Roman" w:hAnsi="Times New Roman"/>
+                <w:sz w:val="20"/>
+              </w:rPr>
+              <w:t>0.422</w:t>
+            </w:r>
+          </w:p>
+        </w:tc>
+        <w:tc>
+          <w:tcPr>
+            <w:tcW w:type="dxa" w:w="455"/>
+          </w:tcPr>
+          <w:p>
+            <w:r>
+              <w:rPr>
+                <w:rFonts w:ascii="Times New Roman" w:hAnsi="Times New Roman"/>
+                <w:sz w:val="20"/>
+              </w:rPr>
+              <w:t>-0.741</w:t>
+            </w:r>
+          </w:p>
+        </w:tc>
+        <w:tc>
+          <w:tcPr>
+            <w:tcW w:type="dxa" w:w="455"/>
+          </w:tcPr>
+          <w:p>
+            <w:r>
+              <w:rPr>
+                <w:rFonts w:ascii="Times New Roman" w:hAnsi="Times New Roman"/>
+                <w:sz w:val="20"/>
+              </w:rPr>
+              <w:t>1.000</w:t>
+            </w:r>
+          </w:p>
+        </w:tc>
+        <w:tc>
+          <w:tcPr>
+            <w:tcW w:type="dxa" w:w="455"/>
+          </w:tcPr>
+          <w:p>
+            <w:r>
+              <w:rPr>
+                <w:rFonts w:ascii="Times New Roman" w:hAnsi="Times New Roman"/>
+                <w:sz w:val="20"/>
+              </w:rPr>
+              <w:t>0.664</w:t>
+            </w:r>
+          </w:p>
+        </w:tc>
+        <w:tc>
+          <w:tcPr>
+            <w:tcW w:type="dxa" w:w="455"/>
+          </w:tcPr>
+          <w:p>
+            <w:r>
+              <w:rPr>
+                <w:rFonts w:ascii="Times New Roman" w:hAnsi="Times New Roman"/>
+                <w:sz w:val="20"/>
+              </w:rPr>
+              <w:t>1.058</w:t>
+            </w:r>
+          </w:p>
+        </w:tc>
+        <w:tc>
+          <w:tcPr>
+            <w:tcW w:type="dxa" w:w="455"/>
+          </w:tcPr>
+          <w:p>
+            <w:r>
+              <w:rPr>
+                <w:rFonts w:ascii="Times New Roman" w:hAnsi="Times New Roman"/>
+                <w:sz w:val="20"/>
+              </w:rPr>
+              <w:t>1.000</w:t>
+            </w:r>
+          </w:p>
+        </w:tc>
+        <w:tc>
+          <w:tcPr>
+            <w:tcW w:type="dxa" w:w="455"/>
+          </w:tcPr>
+          <w:p>
+            <w:r>
+              <w:rPr>
+                <w:rFonts w:ascii="Times New Roman" w:hAnsi="Times New Roman"/>
+                <w:sz w:val="20"/>
+              </w:rPr>
+              <w:t>0.765</w:t>
+            </w:r>
+          </w:p>
+        </w:tc>
+        <w:tc>
+          <w:tcPr>
+            <w:tcW w:type="dxa" w:w="455"/>
+          </w:tcPr>
+          <w:p>
+            <w:r>
+              <w:rPr>
+                <w:rFonts w:ascii="Times New Roman" w:hAnsi="Times New Roman"/>
+                <w:sz w:val="20"/>
+              </w:rPr>
+              <w:t>3.275**</w:t>
+            </w:r>
+          </w:p>
+        </w:tc>
+        <w:tc>
+          <w:tcPr>
+            <w:tcW w:type="dxa" w:w="455"/>
+          </w:tcPr>
+          <w:p>
+            <w:r>
+              <w:rPr>
+                <w:rFonts w:ascii="Times New Roman" w:hAnsi="Times New Roman"/>
+                <w:sz w:val="20"/>
+              </w:rPr>
+              <w:t>0.016</w:t>
             </w:r>
           </w:p>
         </w:tc>
@@ -3940,119 +4024,35 @@
                 <w:rFonts w:ascii="Times New Roman" w:hAnsi="Times New Roman"/>
                 <w:sz w:val="20"/>
               </w:rPr>
-              <w:t>-2.872*</w:t>
-            </w:r>
-          </w:p>
-        </w:tc>
-        <w:tc>
-          <w:tcPr>
-            <w:tcW w:type="dxa" w:w="455"/>
-          </w:tcPr>
-          <w:p>
-            <w:r>
-              <w:rPr>
-                <w:rFonts w:ascii="Times New Roman" w:hAnsi="Times New Roman"/>
-                <w:sz w:val="20"/>
-              </w:rPr>
-              <w:t>0.057</w:t>
-            </w:r>
-          </w:p>
-        </w:tc>
-        <w:tc>
-          <w:tcPr>
-            <w:tcW w:type="dxa" w:w="455"/>
-          </w:tcPr>
-          <w:p>
-            <w:r>
-              <w:rPr>
-                <w:rFonts w:ascii="Times New Roman" w:hAnsi="Times New Roman"/>
-                <w:sz w:val="20"/>
-              </w:rPr>
-              <w:t>0.990</w:t>
-            </w:r>
-          </w:p>
-        </w:tc>
-        <w:tc>
-          <w:tcPr>
-            <w:tcW w:type="dxa" w:w="455"/>
-          </w:tcPr>
-          <w:p>
-            <w:r>
-              <w:rPr>
-                <w:rFonts w:ascii="Times New Roman" w:hAnsi="Times New Roman"/>
-                <w:sz w:val="20"/>
-              </w:rPr>
-              <w:t>—</w:t>
-            </w:r>
-          </w:p>
-        </w:tc>
-        <w:tc>
-          <w:tcPr>
-            <w:tcW w:type="dxa" w:w="455"/>
-          </w:tcPr>
-          <w:p>
-            <w:r>
-              <w:rPr>
-                <w:rFonts w:ascii="Times New Roman" w:hAnsi="Times New Roman"/>
-                <w:sz w:val="20"/>
-              </w:rPr>
-              <w:t>—</w:t>
-            </w:r>
-          </w:p>
-        </w:tc>
-        <w:tc>
-          <w:tcPr>
-            <w:tcW w:type="dxa" w:w="455"/>
-          </w:tcPr>
-          <w:p>
-            <w:r>
-              <w:rPr>
-                <w:rFonts w:ascii="Times New Roman" w:hAnsi="Times New Roman"/>
-                <w:sz w:val="20"/>
-              </w:rPr>
-              <w:t>—</w:t>
-            </w:r>
-          </w:p>
-        </w:tc>
-        <w:tc>
-          <w:tcPr>
-            <w:tcW w:type="dxa" w:w="455"/>
-          </w:tcPr>
-          <w:p>
-            <w:r>
-              <w:rPr>
-                <w:rFonts w:ascii="Times New Roman" w:hAnsi="Times New Roman"/>
-                <w:sz w:val="20"/>
-              </w:rPr>
-              <w:t>—</w:t>
-            </w:r>
-          </w:p>
-        </w:tc>
-        <w:tc>
-          <w:tcPr>
-            <w:tcW w:type="dxa" w:w="455"/>
-          </w:tcPr>
-          <w:p>
-            <w:r>
-              <w:rPr>
-                <w:rFonts w:ascii="Times New Roman" w:hAnsi="Times New Roman"/>
-                <w:sz w:val="20"/>
-              </w:rPr>
-              <w:t>—</w:t>
-            </w:r>
-          </w:p>
-        </w:tc>
-        <w:tc>
-          <w:tcPr>
-            <w:tcW w:type="dxa" w:w="455"/>
-          </w:tcPr>
-          <w:p>
-            <w:r>
-              <w:rPr>
-                <w:rFonts w:ascii="Times New Roman" w:hAnsi="Times New Roman"/>
-                <w:sz w:val="20"/>
-              </w:rPr>
-              <w:t>—</w:t>
+              <w:t>2.078</w:t>
+            </w:r>
+          </w:p>
+        </w:tc>
+        <w:tc>
+          <w:tcPr>
+            <w:tcW w:type="dxa" w:w="455"/>
+          </w:tcPr>
+          <w:p>
+            <w:r>
+              <w:rPr>
+                <w:rFonts w:ascii="Times New Roman" w:hAnsi="Times New Roman"/>
+                <w:sz w:val="20"/>
+              </w:rPr>
+              <w:t>0.415</w:t>
+            </w:r>
+          </w:p>
+        </w:tc>
+        <w:tc>
+          <w:tcPr>
+            <w:tcW w:type="dxa" w:w="455"/>
+          </w:tcPr>
+          <w:p>
+            <w:r>
+              <w:rPr>
+                <w:rFonts w:ascii="Times New Roman" w:hAnsi="Times New Roman"/>
+                <w:sz w:val="20"/>
+              </w:rPr>
+              <w:t>0.910</w:t>
             </w:r>
           </w:p>
         </w:tc>
@@ -4082,49 +4082,7 @@
                 <w:rFonts w:ascii="Times New Roman" w:hAnsi="Times New Roman"/>
                 <w:sz w:val="20"/>
               </w:rPr>
-              <w:t>-4.567***</w:t>
-            </w:r>
-          </w:p>
-        </w:tc>
-        <w:tc>
-          <w:tcPr>
-            <w:tcW w:type="dxa" w:w="455"/>
-          </w:tcPr>
-          <w:p>
-            <w:r>
-              <w:rPr>
-                <w:rFonts w:ascii="Times New Roman" w:hAnsi="Times New Roman"/>
-                <w:sz w:val="20"/>
-              </w:rPr>
-              <w:t>0.000</w:t>
-            </w:r>
-          </w:p>
-        </w:tc>
-        <w:tc>
-          <w:tcPr>
-            <w:tcW w:type="dxa" w:w="455"/>
-          </w:tcPr>
-          <w:p>
-            <w:r>
-              <w:rPr>
-                <w:rFonts w:ascii="Times New Roman" w:hAnsi="Times New Roman"/>
-                <w:sz w:val="20"/>
-              </w:rPr>
-              <w:t>0.740</w:t>
-            </w:r>
-          </w:p>
-        </w:tc>
-        <w:tc>
-          <w:tcPr>
-            <w:tcW w:type="dxa" w:w="455"/>
-          </w:tcPr>
-          <w:p>
-            <w:r>
-              <w:rPr>
-                <w:rFonts w:ascii="Times New Roman" w:hAnsi="Times New Roman"/>
-                <w:sz w:val="20"/>
-              </w:rPr>
-              <w:t>0.115</w:t>
+              <w:t>-0.114</w:t>
             </w:r>
           </w:p>
         </w:tc>
@@ -4152,175 +4110,217 @@
                 <w:rFonts w:ascii="Times New Roman" w:hAnsi="Times New Roman"/>
                 <w:sz w:val="20"/>
               </w:rPr>
-              <w:t>0.100</w:t>
-            </w:r>
-          </w:p>
-        </w:tc>
-        <w:tc>
-          <w:tcPr>
-            <w:tcW w:type="dxa" w:w="455"/>
-          </w:tcPr>
-          <w:p>
-            <w:r>
-              <w:rPr>
-                <w:rFonts w:ascii="Times New Roman" w:hAnsi="Times New Roman"/>
-                <w:sz w:val="20"/>
-              </w:rPr>
-              <w:t>-3.097**</w:t>
-            </w:r>
-          </w:p>
-        </w:tc>
-        <w:tc>
-          <w:tcPr>
-            <w:tcW w:type="dxa" w:w="455"/>
-          </w:tcPr>
-          <w:p>
-            <w:r>
-              <w:rPr>
-                <w:rFonts w:ascii="Times New Roman" w:hAnsi="Times New Roman"/>
-                <w:sz w:val="20"/>
-              </w:rPr>
-              <w:t>0.025</w:t>
-            </w:r>
-          </w:p>
-        </w:tc>
-        <w:tc>
-          <w:tcPr>
-            <w:tcW w:type="dxa" w:w="455"/>
-          </w:tcPr>
-          <w:p>
-            <w:r>
-              <w:rPr>
-                <w:rFonts w:ascii="Times New Roman" w:hAnsi="Times New Roman"/>
-                <w:sz w:val="20"/>
-              </w:rPr>
-              <w:t>0.997</w:t>
-            </w:r>
-          </w:p>
-        </w:tc>
-        <w:tc>
-          <w:tcPr>
-            <w:tcW w:type="dxa" w:w="455"/>
-          </w:tcPr>
-          <w:p>
-            <w:r>
-              <w:rPr>
-                <w:rFonts w:ascii="Times New Roman" w:hAnsi="Times New Roman"/>
-                <w:sz w:val="20"/>
-              </w:rPr>
-              <w:t>-2.283</w:t>
-            </w:r>
-          </w:p>
-        </w:tc>
-        <w:tc>
-          <w:tcPr>
-            <w:tcW w:type="dxa" w:w="455"/>
-          </w:tcPr>
-          <w:p>
-            <w:r>
-              <w:rPr>
-                <w:rFonts w:ascii="Times New Roman" w:hAnsi="Times New Roman"/>
-                <w:sz w:val="20"/>
-              </w:rPr>
-              <w:t>0.247</w:t>
-            </w:r>
-          </w:p>
-        </w:tc>
-        <w:tc>
-          <w:tcPr>
-            <w:tcW w:type="dxa" w:w="455"/>
-          </w:tcPr>
-          <w:p>
-            <w:r>
-              <w:rPr>
-                <w:rFonts w:ascii="Times New Roman" w:hAnsi="Times New Roman"/>
-                <w:sz w:val="20"/>
-              </w:rPr>
-              <w:t>0.969</w:t>
-            </w:r>
-          </w:p>
-        </w:tc>
-        <w:tc>
-          <w:tcPr>
-            <w:tcW w:type="dxa" w:w="455"/>
-          </w:tcPr>
-          <w:p>
-            <w:r>
-              <w:rPr>
-                <w:rFonts w:ascii="Times New Roman" w:hAnsi="Times New Roman"/>
-                <w:sz w:val="20"/>
-              </w:rPr>
-              <w:t>—</w:t>
-            </w:r>
-          </w:p>
-        </w:tc>
-        <w:tc>
-          <w:tcPr>
-            <w:tcW w:type="dxa" w:w="455"/>
-          </w:tcPr>
-          <w:p>
-            <w:r>
-              <w:rPr>
-                <w:rFonts w:ascii="Times New Roman" w:hAnsi="Times New Roman"/>
-                <w:sz w:val="20"/>
-              </w:rPr>
-              <w:t>—</w:t>
-            </w:r>
-          </w:p>
-        </w:tc>
-        <w:tc>
-          <w:tcPr>
-            <w:tcW w:type="dxa" w:w="455"/>
-          </w:tcPr>
-          <w:p>
-            <w:r>
-              <w:rPr>
-                <w:rFonts w:ascii="Times New Roman" w:hAnsi="Times New Roman"/>
-                <w:sz w:val="20"/>
-              </w:rPr>
-              <w:t>—</w:t>
-            </w:r>
-          </w:p>
-        </w:tc>
-        <w:tc>
-          <w:tcPr>
-            <w:tcW w:type="dxa" w:w="455"/>
-          </w:tcPr>
-          <w:p>
-            <w:r>
-              <w:rPr>
-                <w:rFonts w:ascii="Times New Roman" w:hAnsi="Times New Roman"/>
-                <w:sz w:val="20"/>
-              </w:rPr>
-              <w:t>—</w:t>
-            </w:r>
-          </w:p>
-        </w:tc>
-        <w:tc>
-          <w:tcPr>
-            <w:tcW w:type="dxa" w:w="455"/>
-          </w:tcPr>
-          <w:p>
-            <w:r>
-              <w:rPr>
-                <w:rFonts w:ascii="Times New Roman" w:hAnsi="Times New Roman"/>
-                <w:sz w:val="20"/>
-              </w:rPr>
-              <w:t>—</w:t>
-            </w:r>
-          </w:p>
-        </w:tc>
-        <w:tc>
-          <w:tcPr>
-            <w:tcW w:type="dxa" w:w="455"/>
-          </w:tcPr>
-          <w:p>
-            <w:r>
-              <w:rPr>
-                <w:rFonts w:ascii="Times New Roman" w:hAnsi="Times New Roman"/>
-                <w:sz w:val="20"/>
-              </w:rPr>
-              <w:t>—</w:t>
+              <w:t>0.000\textsuperscript{eq}</w:t>
+            </w:r>
+          </w:p>
+        </w:tc>
+        <w:tc>
+          <w:tcPr>
+            <w:tcW w:type="dxa" w:w="455"/>
+          </w:tcPr>
+          <w:p>
+            <w:r>
+              <w:rPr>
+                <w:rFonts w:ascii="Times New Roman" w:hAnsi="Times New Roman"/>
+                <w:sz w:val="20"/>
+              </w:rPr>
+              <w:t>0.752</w:t>
+            </w:r>
+          </w:p>
+        </w:tc>
+        <w:tc>
+          <w:tcPr>
+            <w:tcW w:type="dxa" w:w="455"/>
+          </w:tcPr>
+          <w:p>
+            <w:r>
+              <w:rPr>
+                <w:rFonts w:ascii="Times New Roman" w:hAnsi="Times New Roman"/>
+                <w:sz w:val="20"/>
+              </w:rPr>
+              <w:t>0.904</w:t>
+            </w:r>
+          </w:p>
+        </w:tc>
+        <w:tc>
+          <w:tcPr>
+            <w:tcW w:type="dxa" w:w="455"/>
+          </w:tcPr>
+          <w:p>
+            <w:r>
+              <w:rPr>
+                <w:rFonts w:ascii="Times New Roman" w:hAnsi="Times New Roman"/>
+                <w:sz w:val="20"/>
+              </w:rPr>
+              <w:t>0.186</w:t>
+            </w:r>
+          </w:p>
+        </w:tc>
+        <w:tc>
+          <w:tcPr>
+            <w:tcW w:type="dxa" w:w="455"/>
+          </w:tcPr>
+          <w:p>
+            <w:r>
+              <w:rPr>
+                <w:rFonts w:ascii="Times New Roman" w:hAnsi="Times New Roman"/>
+                <w:sz w:val="20"/>
+              </w:rPr>
+              <w:t>-0.978</w:t>
+            </w:r>
+          </w:p>
+        </w:tc>
+        <w:tc>
+          <w:tcPr>
+            <w:tcW w:type="dxa" w:w="455"/>
+          </w:tcPr>
+          <w:p>
+            <w:r>
+              <w:rPr>
+                <w:rFonts w:ascii="Times New Roman" w:hAnsi="Times New Roman"/>
+                <w:sz w:val="20"/>
+              </w:rPr>
+              <w:t>1.000</w:t>
+            </w:r>
+          </w:p>
+        </w:tc>
+        <w:tc>
+          <w:tcPr>
+            <w:tcW w:type="dxa" w:w="455"/>
+          </w:tcPr>
+          <w:p>
+            <w:r>
+              <w:rPr>
+                <w:rFonts w:ascii="Times New Roman" w:hAnsi="Times New Roman"/>
+                <w:sz w:val="20"/>
+              </w:rPr>
+              <w:t>0.672</w:t>
+            </w:r>
+          </w:p>
+        </w:tc>
+        <w:tc>
+          <w:tcPr>
+            <w:tcW w:type="dxa" w:w="455"/>
+          </w:tcPr>
+          <w:p>
+            <w:r>
+              <w:rPr>
+                <w:rFonts w:ascii="Times New Roman" w:hAnsi="Times New Roman"/>
+                <w:sz w:val="20"/>
+              </w:rPr>
+              <w:t>1.157</w:t>
+            </w:r>
+          </w:p>
+        </w:tc>
+        <w:tc>
+          <w:tcPr>
+            <w:tcW w:type="dxa" w:w="455"/>
+          </w:tcPr>
+          <w:p>
+            <w:r>
+              <w:rPr>
+                <w:rFonts w:ascii="Times New Roman" w:hAnsi="Times New Roman"/>
+                <w:sz w:val="20"/>
+              </w:rPr>
+              <w:t>1.000</w:t>
+            </w:r>
+          </w:p>
+        </w:tc>
+        <w:tc>
+          <w:tcPr>
+            <w:tcW w:type="dxa" w:w="455"/>
+          </w:tcPr>
+          <w:p>
+            <w:r>
+              <w:rPr>
+                <w:rFonts w:ascii="Times New Roman" w:hAnsi="Times New Roman"/>
+                <w:sz w:val="20"/>
+              </w:rPr>
+              <w:t>0.778</w:t>
+            </w:r>
+          </w:p>
+        </w:tc>
+        <w:tc>
+          <w:tcPr>
+            <w:tcW w:type="dxa" w:w="455"/>
+          </w:tcPr>
+          <w:p>
+            <w:r>
+              <w:rPr>
+                <w:rFonts w:ascii="Times New Roman" w:hAnsi="Times New Roman"/>
+                <w:sz w:val="20"/>
+              </w:rPr>
+              <w:t>2.126</w:t>
+            </w:r>
+          </w:p>
+        </w:tc>
+        <w:tc>
+          <w:tcPr>
+            <w:tcW w:type="dxa" w:w="455"/>
+          </w:tcPr>
+          <w:p>
+            <w:r>
+              <w:rPr>
+                <w:rFonts w:ascii="Times New Roman" w:hAnsi="Times New Roman"/>
+                <w:sz w:val="20"/>
+              </w:rPr>
+              <w:t>0.359</w:t>
+            </w:r>
+          </w:p>
+        </w:tc>
+        <w:tc>
+          <w:tcPr>
+            <w:tcW w:type="dxa" w:w="455"/>
+          </w:tcPr>
+          <w:p>
+            <w:r>
+              <w:rPr>
+                <w:rFonts w:ascii="Times New Roman" w:hAnsi="Times New Roman"/>
+                <w:sz w:val="20"/>
+              </w:rPr>
+              <w:t>0.948</w:t>
+            </w:r>
+          </w:p>
+        </w:tc>
+        <w:tc>
+          <w:tcPr>
+            <w:tcW w:type="dxa" w:w="455"/>
+          </w:tcPr>
+          <w:p>
+            <w:r>
+              <w:rPr>
+                <w:rFonts w:ascii="Times New Roman" w:hAnsi="Times New Roman"/>
+                <w:sz w:val="20"/>
+              </w:rPr>
+              <w:t>-0.020</w:t>
+            </w:r>
+          </w:p>
+        </w:tc>
+        <w:tc>
+          <w:tcPr>
+            <w:tcW w:type="dxa" w:w="455"/>
+          </w:tcPr>
+          <w:p>
+            <w:r>
+              <w:rPr>
+                <w:rFonts w:ascii="Times New Roman" w:hAnsi="Times New Roman"/>
+                <w:sz w:val="20"/>
+              </w:rPr>
+              <w:t>1.000</w:t>
+            </w:r>
+          </w:p>
+        </w:tc>
+        <w:tc>
+          <w:tcPr>
+            <w:tcW w:type="dxa" w:w="455"/>
+          </w:tcPr>
+          <w:p>
+            <w:r>
+              <w:rPr>
+                <w:rFonts w:ascii="Times New Roman" w:hAnsi="Times New Roman"/>
+                <w:sz w:val="20"/>
+              </w:rPr>
+              <w:t>0.089</w:t>
             </w:r>
           </w:p>
         </w:tc>
@@ -4332,7 +4332,7 @@
           <w:i/>
           <w:sz w:val="18"/>
         </w:rPr>
-        <w:t>Note: Diebold–Mariano test: LSTM-SSE-t-Student vs. each rival model. Loss function: QLIKE. HAC SE (Newey–West, bandwidth ⌊4(T/100)^{2/9}⌋). p(Holm): p-value after Holm–Bonferroni FWER correction per market. Positive DM stat: rival has higher loss → proposed wins. Significance: *** p&lt;0.01, ** p&lt;0.05, * p&lt;0.10 (after Holm). TOST p (Section 9.4): two one-sided-tests p-value for equivalence of QLIKE loss within margin delta = tost.delta\_pct × GARCH(1,1)'s own mean QLIKE (config, default 2%%), HAC SE. TOST p &lt; 0.05 (marked \textsuperscript{eq}) is a POSITIVE claim of equivalence -- the opposite reading from a DM p-value.</w:t>
+        <w:t>Note: Diebold–Mariano test: GARCH-LSTM vs. each rival model. Loss function: QLIKE. HAC SE (Newey–West, bandwidth ⌊4(T/100)^{2/9}⌋). p(Holm): p-value after Holm–Bonferroni FWER correction per market. Positive DM stat: rival has higher loss → proposed wins. Significance: *** p&lt;0.01, ** p&lt;0.05, * p&lt;0.10 (after Holm). TOST p (Section 9.4): two one-sided-tests p-value for equivalence of QLIKE loss within margin delta = tost.delta\_pct × GARCH(1,1)'s own mean QLIKE (config, default 2%%), HAC SE. TOST p &lt; 0.05 (marked \textsuperscript{eq}) is a POSITIVE claim of equivalence -- the opposite reading from a DM p-value.</w:t>
       </w:r>
     </w:p>
     <w:sectPr>

--- a/outputs/tables/Table9_DieboldMariano.docx
+++ b/outputs/tables/Table9_DieboldMariano.docx
@@ -42,6 +42,110 @@
           <w:tcPr>
             <w:tcW w:type="dxa" w:w="455"/>
           </w:tcPr>
+          <w:p/>
+        </w:tc>
+        <w:tc>
+          <w:tcPr>
+            <w:tcW w:type="dxa" w:w="1365"/>
+            <w:gridSpan w:val="3"/>
+          </w:tcPr>
+          <w:p>
+            <w:r>
+              <w:rPr>
+                <w:rFonts w:ascii="Times New Roman" w:hAnsi="Times New Roman"/>
+                <w:b/>
+                <w:sz w:val="20"/>
+              </w:rPr>
+              <w:t>BTC-USD</w:t>
+            </w:r>
+          </w:p>
+        </w:tc>
+        <w:tc>
+          <w:tcPr>
+            <w:tcW w:type="dxa" w:w="1365"/>
+            <w:gridSpan w:val="3"/>
+          </w:tcPr>
+          <w:p>
+            <w:r>
+              <w:rPr>
+                <w:rFonts w:ascii="Times New Roman" w:hAnsi="Times New Roman"/>
+                <w:b/>
+                <w:sz w:val="20"/>
+              </w:rPr>
+              <w:t>ETH-USD</w:t>
+            </w:r>
+          </w:p>
+        </w:tc>
+        <w:tc>
+          <w:tcPr>
+            <w:tcW w:type="dxa" w:w="1365"/>
+            <w:gridSpan w:val="3"/>
+          </w:tcPr>
+          <w:p>
+            <w:r>
+              <w:rPr>
+                <w:rFonts w:ascii="Times New Roman" w:hAnsi="Times New Roman"/>
+                <w:b/>
+                <w:sz w:val="20"/>
+              </w:rPr>
+              <w:t>DJIA</w:t>
+            </w:r>
+          </w:p>
+        </w:tc>
+        <w:tc>
+          <w:tcPr>
+            <w:tcW w:type="dxa" w:w="1365"/>
+            <w:gridSpan w:val="3"/>
+          </w:tcPr>
+          <w:p>
+            <w:r>
+              <w:rPr>
+                <w:rFonts w:ascii="Times New Roman" w:hAnsi="Times New Roman"/>
+                <w:b/>
+                <w:sz w:val="20"/>
+              </w:rPr>
+              <w:t>SP500</w:t>
+            </w:r>
+          </w:p>
+        </w:tc>
+        <w:tc>
+          <w:tcPr>
+            <w:tcW w:type="dxa" w:w="1365"/>
+            <w:gridSpan w:val="3"/>
+          </w:tcPr>
+          <w:p>
+            <w:r>
+              <w:rPr>
+                <w:rFonts w:ascii="Times New Roman" w:hAnsi="Times New Roman"/>
+                <w:b/>
+                <w:sz w:val="20"/>
+              </w:rPr>
+              <w:t>GOLD</w:t>
+            </w:r>
+          </w:p>
+        </w:tc>
+        <w:tc>
+          <w:tcPr>
+            <w:tcW w:type="dxa" w:w="1365"/>
+            <w:gridSpan w:val="3"/>
+          </w:tcPr>
+          <w:p>
+            <w:r>
+              <w:rPr>
+                <w:rFonts w:ascii="Times New Roman" w:hAnsi="Times New Roman"/>
+                <w:b/>
+                <w:sz w:val="20"/>
+              </w:rPr>
+              <w:t>OIL</w:t>
+            </w:r>
+          </w:p>
+        </w:tc>
+      </w:tr>
+      <w:tr>
+        <w:tc>
+          <w:tcPr>
+            <w:tcW w:type="dxa" w:w="455"/>
+          </w:tcPr>
           <w:p>
             <w:r>
               <w:rPr>
@@ -62,245 +166,245 @@
                 <w:rFonts w:ascii="Times New Roman" w:hAnsi="Times New Roman"/>
                 <w:sz w:val="20"/>
               </w:rPr>
-              <w:t>('BTC-USD', 'DM')</w:t>
-            </w:r>
-          </w:p>
-        </w:tc>
-        <w:tc>
-          <w:tcPr>
-            <w:tcW w:type="dxa" w:w="455"/>
-          </w:tcPr>
-          <w:p>
-            <w:r>
-              <w:rPr>
-                <w:rFonts w:ascii="Times New Roman" w:hAnsi="Times New Roman"/>
-                <w:sz w:val="20"/>
-              </w:rPr>
-              <w:t>('BTC-USD', 'p(Holm)')</w:t>
-            </w:r>
-          </w:p>
-        </w:tc>
-        <w:tc>
-          <w:tcPr>
-            <w:tcW w:type="dxa" w:w="455"/>
-          </w:tcPr>
-          <w:p>
-            <w:r>
-              <w:rPr>
-                <w:rFonts w:ascii="Times New Roman" w:hAnsi="Times New Roman"/>
-                <w:sz w:val="20"/>
-              </w:rPr>
-              <w:t>('BTC-USD', 'TOST p')</w:t>
-            </w:r>
-          </w:p>
-        </w:tc>
-        <w:tc>
-          <w:tcPr>
-            <w:tcW w:type="dxa" w:w="455"/>
-          </w:tcPr>
-          <w:p>
-            <w:r>
-              <w:rPr>
-                <w:rFonts w:ascii="Times New Roman" w:hAnsi="Times New Roman"/>
-                <w:sz w:val="20"/>
-              </w:rPr>
-              <w:t>('ETH-USD', 'DM')</w:t>
-            </w:r>
-          </w:p>
-        </w:tc>
-        <w:tc>
-          <w:tcPr>
-            <w:tcW w:type="dxa" w:w="455"/>
-          </w:tcPr>
-          <w:p>
-            <w:r>
-              <w:rPr>
-                <w:rFonts w:ascii="Times New Roman" w:hAnsi="Times New Roman"/>
-                <w:sz w:val="20"/>
-              </w:rPr>
-              <w:t>('ETH-USD', 'p(Holm)')</w:t>
-            </w:r>
-          </w:p>
-        </w:tc>
-        <w:tc>
-          <w:tcPr>
-            <w:tcW w:type="dxa" w:w="455"/>
-          </w:tcPr>
-          <w:p>
-            <w:r>
-              <w:rPr>
-                <w:rFonts w:ascii="Times New Roman" w:hAnsi="Times New Roman"/>
-                <w:sz w:val="20"/>
-              </w:rPr>
-              <w:t>('ETH-USD', 'TOST p')</w:t>
-            </w:r>
-          </w:p>
-        </w:tc>
-        <w:tc>
-          <w:tcPr>
-            <w:tcW w:type="dxa" w:w="455"/>
-          </w:tcPr>
-          <w:p>
-            <w:r>
-              <w:rPr>
-                <w:rFonts w:ascii="Times New Roman" w:hAnsi="Times New Roman"/>
-                <w:sz w:val="20"/>
-              </w:rPr>
-              <w:t>('DJIA', 'DM')</w:t>
-            </w:r>
-          </w:p>
-        </w:tc>
-        <w:tc>
-          <w:tcPr>
-            <w:tcW w:type="dxa" w:w="455"/>
-          </w:tcPr>
-          <w:p>
-            <w:r>
-              <w:rPr>
-                <w:rFonts w:ascii="Times New Roman" w:hAnsi="Times New Roman"/>
-                <w:sz w:val="20"/>
-              </w:rPr>
-              <w:t>('DJIA', 'p(Holm)')</w:t>
-            </w:r>
-          </w:p>
-        </w:tc>
-        <w:tc>
-          <w:tcPr>
-            <w:tcW w:type="dxa" w:w="455"/>
-          </w:tcPr>
-          <w:p>
-            <w:r>
-              <w:rPr>
-                <w:rFonts w:ascii="Times New Roman" w:hAnsi="Times New Roman"/>
-                <w:sz w:val="20"/>
-              </w:rPr>
-              <w:t>('DJIA', 'TOST p')</w:t>
-            </w:r>
-          </w:p>
-        </w:tc>
-        <w:tc>
-          <w:tcPr>
-            <w:tcW w:type="dxa" w:w="455"/>
-          </w:tcPr>
-          <w:p>
-            <w:r>
-              <w:rPr>
-                <w:rFonts w:ascii="Times New Roman" w:hAnsi="Times New Roman"/>
-                <w:sz w:val="20"/>
-              </w:rPr>
-              <w:t>('SP500', 'DM')</w:t>
-            </w:r>
-          </w:p>
-        </w:tc>
-        <w:tc>
-          <w:tcPr>
-            <w:tcW w:type="dxa" w:w="455"/>
-          </w:tcPr>
-          <w:p>
-            <w:r>
-              <w:rPr>
-                <w:rFonts w:ascii="Times New Roman" w:hAnsi="Times New Roman"/>
-                <w:sz w:val="20"/>
-              </w:rPr>
-              <w:t>('SP500', 'p(Holm)')</w:t>
-            </w:r>
-          </w:p>
-        </w:tc>
-        <w:tc>
-          <w:tcPr>
-            <w:tcW w:type="dxa" w:w="455"/>
-          </w:tcPr>
-          <w:p>
-            <w:r>
-              <w:rPr>
-                <w:rFonts w:ascii="Times New Roman" w:hAnsi="Times New Roman"/>
-                <w:sz w:val="20"/>
-              </w:rPr>
-              <w:t>('SP500', 'TOST p')</w:t>
-            </w:r>
-          </w:p>
-        </w:tc>
-        <w:tc>
-          <w:tcPr>
-            <w:tcW w:type="dxa" w:w="455"/>
-          </w:tcPr>
-          <w:p>
-            <w:r>
-              <w:rPr>
-                <w:rFonts w:ascii="Times New Roman" w:hAnsi="Times New Roman"/>
-                <w:sz w:val="20"/>
-              </w:rPr>
-              <w:t>('GOLD', 'DM')</w:t>
-            </w:r>
-          </w:p>
-        </w:tc>
-        <w:tc>
-          <w:tcPr>
-            <w:tcW w:type="dxa" w:w="455"/>
-          </w:tcPr>
-          <w:p>
-            <w:r>
-              <w:rPr>
-                <w:rFonts w:ascii="Times New Roman" w:hAnsi="Times New Roman"/>
-                <w:sz w:val="20"/>
-              </w:rPr>
-              <w:t>('GOLD', 'p(Holm)')</w:t>
-            </w:r>
-          </w:p>
-        </w:tc>
-        <w:tc>
-          <w:tcPr>
-            <w:tcW w:type="dxa" w:w="455"/>
-          </w:tcPr>
-          <w:p>
-            <w:r>
-              <w:rPr>
-                <w:rFonts w:ascii="Times New Roman" w:hAnsi="Times New Roman"/>
-                <w:sz w:val="20"/>
-              </w:rPr>
-              <w:t>('GOLD', 'TOST p')</w:t>
-            </w:r>
-          </w:p>
-        </w:tc>
-        <w:tc>
-          <w:tcPr>
-            <w:tcW w:type="dxa" w:w="455"/>
-          </w:tcPr>
-          <w:p>
-            <w:r>
-              <w:rPr>
-                <w:rFonts w:ascii="Times New Roman" w:hAnsi="Times New Roman"/>
-                <w:sz w:val="20"/>
-              </w:rPr>
-              <w:t>('OIL', 'DM')</w:t>
-            </w:r>
-          </w:p>
-        </w:tc>
-        <w:tc>
-          <w:tcPr>
-            <w:tcW w:type="dxa" w:w="455"/>
-          </w:tcPr>
-          <w:p>
-            <w:r>
-              <w:rPr>
-                <w:rFonts w:ascii="Times New Roman" w:hAnsi="Times New Roman"/>
-                <w:sz w:val="20"/>
-              </w:rPr>
-              <w:t>('OIL', 'p(Holm)')</w:t>
-            </w:r>
-          </w:p>
-        </w:tc>
-        <w:tc>
-          <w:tcPr>
-            <w:tcW w:type="dxa" w:w="455"/>
-          </w:tcPr>
-          <w:p>
-            <w:r>
-              <w:rPr>
-                <w:rFonts w:ascii="Times New Roman" w:hAnsi="Times New Roman"/>
-                <w:sz w:val="20"/>
-              </w:rPr>
-              <w:t>('OIL', 'TOST p')</w:t>
+              <w:t>DM</w:t>
+            </w:r>
+          </w:p>
+        </w:tc>
+        <w:tc>
+          <w:tcPr>
+            <w:tcW w:type="dxa" w:w="455"/>
+          </w:tcPr>
+          <w:p>
+            <w:r>
+              <w:rPr>
+                <w:rFonts w:ascii="Times New Roman" w:hAnsi="Times New Roman"/>
+                <w:sz w:val="20"/>
+              </w:rPr>
+              <w:t>p(Holm)</w:t>
+            </w:r>
+          </w:p>
+        </w:tc>
+        <w:tc>
+          <w:tcPr>
+            <w:tcW w:type="dxa" w:w="455"/>
+          </w:tcPr>
+          <w:p>
+            <w:r>
+              <w:rPr>
+                <w:rFonts w:ascii="Times New Roman" w:hAnsi="Times New Roman"/>
+                <w:sz w:val="20"/>
+              </w:rPr>
+              <w:t>TOST p</w:t>
+            </w:r>
+          </w:p>
+        </w:tc>
+        <w:tc>
+          <w:tcPr>
+            <w:tcW w:type="dxa" w:w="455"/>
+          </w:tcPr>
+          <w:p>
+            <w:r>
+              <w:rPr>
+                <w:rFonts w:ascii="Times New Roman" w:hAnsi="Times New Roman"/>
+                <w:sz w:val="20"/>
+              </w:rPr>
+              <w:t>DM</w:t>
+            </w:r>
+          </w:p>
+        </w:tc>
+        <w:tc>
+          <w:tcPr>
+            <w:tcW w:type="dxa" w:w="455"/>
+          </w:tcPr>
+          <w:p>
+            <w:r>
+              <w:rPr>
+                <w:rFonts w:ascii="Times New Roman" w:hAnsi="Times New Roman"/>
+                <w:sz w:val="20"/>
+              </w:rPr>
+              <w:t>p(Holm)</w:t>
+            </w:r>
+          </w:p>
+        </w:tc>
+        <w:tc>
+          <w:tcPr>
+            <w:tcW w:type="dxa" w:w="455"/>
+          </w:tcPr>
+          <w:p>
+            <w:r>
+              <w:rPr>
+                <w:rFonts w:ascii="Times New Roman" w:hAnsi="Times New Roman"/>
+                <w:sz w:val="20"/>
+              </w:rPr>
+              <w:t>TOST p</w:t>
+            </w:r>
+          </w:p>
+        </w:tc>
+        <w:tc>
+          <w:tcPr>
+            <w:tcW w:type="dxa" w:w="455"/>
+          </w:tcPr>
+          <w:p>
+            <w:r>
+              <w:rPr>
+                <w:rFonts w:ascii="Times New Roman" w:hAnsi="Times New Roman"/>
+                <w:sz w:val="20"/>
+              </w:rPr>
+              <w:t>DM</w:t>
+            </w:r>
+          </w:p>
+        </w:tc>
+        <w:tc>
+          <w:tcPr>
+            <w:tcW w:type="dxa" w:w="455"/>
+          </w:tcPr>
+          <w:p>
+            <w:r>
+              <w:rPr>
+                <w:rFonts w:ascii="Times New Roman" w:hAnsi="Times New Roman"/>
+                <w:sz w:val="20"/>
+              </w:rPr>
+              <w:t>p(Holm)</w:t>
+            </w:r>
+          </w:p>
+        </w:tc>
+        <w:tc>
+          <w:tcPr>
+            <w:tcW w:type="dxa" w:w="455"/>
+          </w:tcPr>
+          <w:p>
+            <w:r>
+              <w:rPr>
+                <w:rFonts w:ascii="Times New Roman" w:hAnsi="Times New Roman"/>
+                <w:sz w:val="20"/>
+              </w:rPr>
+              <w:t>TOST p</w:t>
+            </w:r>
+          </w:p>
+        </w:tc>
+        <w:tc>
+          <w:tcPr>
+            <w:tcW w:type="dxa" w:w="455"/>
+          </w:tcPr>
+          <w:p>
+            <w:r>
+              <w:rPr>
+                <w:rFonts w:ascii="Times New Roman" w:hAnsi="Times New Roman"/>
+                <w:sz w:val="20"/>
+              </w:rPr>
+              <w:t>DM</w:t>
+            </w:r>
+          </w:p>
+        </w:tc>
+        <w:tc>
+          <w:tcPr>
+            <w:tcW w:type="dxa" w:w="455"/>
+          </w:tcPr>
+          <w:p>
+            <w:r>
+              <w:rPr>
+                <w:rFonts w:ascii="Times New Roman" w:hAnsi="Times New Roman"/>
+                <w:sz w:val="20"/>
+              </w:rPr>
+              <w:t>p(Holm)</w:t>
+            </w:r>
+          </w:p>
+        </w:tc>
+        <w:tc>
+          <w:tcPr>
+            <w:tcW w:type="dxa" w:w="455"/>
+          </w:tcPr>
+          <w:p>
+            <w:r>
+              <w:rPr>
+                <w:rFonts w:ascii="Times New Roman" w:hAnsi="Times New Roman"/>
+                <w:sz w:val="20"/>
+              </w:rPr>
+              <w:t>TOST p</w:t>
+            </w:r>
+          </w:p>
+        </w:tc>
+        <w:tc>
+          <w:tcPr>
+            <w:tcW w:type="dxa" w:w="455"/>
+          </w:tcPr>
+          <w:p>
+            <w:r>
+              <w:rPr>
+                <w:rFonts w:ascii="Times New Roman" w:hAnsi="Times New Roman"/>
+                <w:sz w:val="20"/>
+              </w:rPr>
+              <w:t>DM</w:t>
+            </w:r>
+          </w:p>
+        </w:tc>
+        <w:tc>
+          <w:tcPr>
+            <w:tcW w:type="dxa" w:w="455"/>
+          </w:tcPr>
+          <w:p>
+            <w:r>
+              <w:rPr>
+                <w:rFonts w:ascii="Times New Roman" w:hAnsi="Times New Roman"/>
+                <w:sz w:val="20"/>
+              </w:rPr>
+              <w:t>p(Holm)</w:t>
+            </w:r>
+          </w:p>
+        </w:tc>
+        <w:tc>
+          <w:tcPr>
+            <w:tcW w:type="dxa" w:w="455"/>
+          </w:tcPr>
+          <w:p>
+            <w:r>
+              <w:rPr>
+                <w:rFonts w:ascii="Times New Roman" w:hAnsi="Times New Roman"/>
+                <w:sz w:val="20"/>
+              </w:rPr>
+              <w:t>TOST p</w:t>
+            </w:r>
+          </w:p>
+        </w:tc>
+        <w:tc>
+          <w:tcPr>
+            <w:tcW w:type="dxa" w:w="455"/>
+          </w:tcPr>
+          <w:p>
+            <w:r>
+              <w:rPr>
+                <w:rFonts w:ascii="Times New Roman" w:hAnsi="Times New Roman"/>
+                <w:sz w:val="20"/>
+              </w:rPr>
+              <w:t>DM</w:t>
+            </w:r>
+          </w:p>
+        </w:tc>
+        <w:tc>
+          <w:tcPr>
+            <w:tcW w:type="dxa" w:w="455"/>
+          </w:tcPr>
+          <w:p>
+            <w:r>
+              <w:rPr>
+                <w:rFonts w:ascii="Times New Roman" w:hAnsi="Times New Roman"/>
+                <w:sz w:val="20"/>
+              </w:rPr>
+              <w:t>p(Holm)</w:t>
+            </w:r>
+          </w:p>
+        </w:tc>
+        <w:tc>
+          <w:tcPr>
+            <w:tcW w:type="dxa" w:w="455"/>
+          </w:tcPr>
+          <w:p>
+            <w:r>
+              <w:rPr>
+                <w:rFonts w:ascii="Times New Roman" w:hAnsi="Times New Roman"/>
+                <w:sz w:val="20"/>
+              </w:rPr>
+              <w:t>TOST p</w:t>
             </w:r>
           </w:p>
         </w:tc>

--- a/outputs/tables/Table9_DieboldMariano.docx
+++ b/outputs/tables/Table9_DieboldMariano.docx
@@ -688,274 +688,6 @@
                 <w:rFonts w:ascii="Times New Roman" w:hAnsi="Times New Roman"/>
                 <w:sz w:val="20"/>
               </w:rPr>
-              <w:t>ARCH-LSTM</w:t>
-            </w:r>
-          </w:p>
-        </w:tc>
-        <w:tc>
-          <w:tcPr>
-            <w:tcW w:type="dxa" w:w="455"/>
-          </w:tcPr>
-          <w:p>
-            <w:r>
-              <w:rPr>
-                <w:rFonts w:ascii="Times New Roman" w:hAnsi="Times New Roman"/>
-                <w:sz w:val="20"/>
-              </w:rPr>
-              <w:t>5.366***</w:t>
-            </w:r>
-          </w:p>
-        </w:tc>
-        <w:tc>
-          <w:tcPr>
-            <w:tcW w:type="dxa" w:w="455"/>
-          </w:tcPr>
-          <w:p>
-            <w:r>
-              <w:rPr>
-                <w:rFonts w:ascii="Times New Roman" w:hAnsi="Times New Roman"/>
-                <w:sz w:val="20"/>
-              </w:rPr>
-              <w:t>0.000</w:t>
-            </w:r>
-          </w:p>
-        </w:tc>
-        <w:tc>
-          <w:tcPr>
-            <w:tcW w:type="dxa" w:w="455"/>
-          </w:tcPr>
-          <w:p>
-            <w:r>
-              <w:rPr>
-                <w:rFonts w:ascii="Times New Roman" w:hAnsi="Times New Roman"/>
-                <w:sz w:val="20"/>
-              </w:rPr>
-              <w:t>0.990</w:t>
-            </w:r>
-          </w:p>
-        </w:tc>
-        <w:tc>
-          <w:tcPr>
-            <w:tcW w:type="dxa" w:w="455"/>
-          </w:tcPr>
-          <w:p>
-            <w:r>
-              <w:rPr>
-                <w:rFonts w:ascii="Times New Roman" w:hAnsi="Times New Roman"/>
-                <w:sz w:val="20"/>
-              </w:rPr>
-              <w:t>3.491***</w:t>
-            </w:r>
-          </w:p>
-        </w:tc>
-        <w:tc>
-          <w:tcPr>
-            <w:tcW w:type="dxa" w:w="455"/>
-          </w:tcPr>
-          <w:p>
-            <w:r>
-              <w:rPr>
-                <w:rFonts w:ascii="Times New Roman" w:hAnsi="Times New Roman"/>
-                <w:sz w:val="20"/>
-              </w:rPr>
-              <w:t>0.005</w:t>
-            </w:r>
-          </w:p>
-        </w:tc>
-        <w:tc>
-          <w:tcPr>
-            <w:tcW w:type="dxa" w:w="455"/>
-          </w:tcPr>
-          <w:p>
-            <w:r>
-              <w:rPr>
-                <w:rFonts w:ascii="Times New Roman" w:hAnsi="Times New Roman"/>
-                <w:sz w:val="20"/>
-              </w:rPr>
-              <w:t>0.603</w:t>
-            </w:r>
-          </w:p>
-        </w:tc>
-        <w:tc>
-          <w:tcPr>
-            <w:tcW w:type="dxa" w:w="455"/>
-          </w:tcPr>
-          <w:p>
-            <w:r>
-              <w:rPr>
-                <w:rFonts w:ascii="Times New Roman" w:hAnsi="Times New Roman"/>
-                <w:sz w:val="20"/>
-              </w:rPr>
-              <w:t>0.219</w:t>
-            </w:r>
-          </w:p>
-        </w:tc>
-        <w:tc>
-          <w:tcPr>
-            <w:tcW w:type="dxa" w:w="455"/>
-          </w:tcPr>
-          <w:p>
-            <w:r>
-              <w:rPr>
-                <w:rFonts w:ascii="Times New Roman" w:hAnsi="Times New Roman"/>
-                <w:sz w:val="20"/>
-              </w:rPr>
-              <w:t>1.000</w:t>
-            </w:r>
-          </w:p>
-        </w:tc>
-        <w:tc>
-          <w:tcPr>
-            <w:tcW w:type="dxa" w:w="455"/>
-          </w:tcPr>
-          <w:p>
-            <w:r>
-              <w:rPr>
-                <w:rFonts w:ascii="Times New Roman" w:hAnsi="Times New Roman"/>
-                <w:sz w:val="20"/>
-              </w:rPr>
-              <w:t>0.381</w:t>
-            </w:r>
-          </w:p>
-        </w:tc>
-        <w:tc>
-          <w:tcPr>
-            <w:tcW w:type="dxa" w:w="455"/>
-          </w:tcPr>
-          <w:p>
-            <w:r>
-              <w:rPr>
-                <w:rFonts w:ascii="Times New Roman" w:hAnsi="Times New Roman"/>
-                <w:sz w:val="20"/>
-              </w:rPr>
-              <w:t>1.517</w:t>
-            </w:r>
-          </w:p>
-        </w:tc>
-        <w:tc>
-          <w:tcPr>
-            <w:tcW w:type="dxa" w:w="455"/>
-          </w:tcPr>
-          <w:p>
-            <w:r>
-              <w:rPr>
-                <w:rFonts w:ascii="Times New Roman" w:hAnsi="Times New Roman"/>
-                <w:sz w:val="20"/>
-              </w:rPr>
-              <w:t>1.000</w:t>
-            </w:r>
-          </w:p>
-        </w:tc>
-        <w:tc>
-          <w:tcPr>
-            <w:tcW w:type="dxa" w:w="455"/>
-          </w:tcPr>
-          <w:p>
-            <w:r>
-              <w:rPr>
-                <w:rFonts w:ascii="Times New Roman" w:hAnsi="Times New Roman"/>
-                <w:sz w:val="20"/>
-              </w:rPr>
-              <w:t>0.871</w:t>
-            </w:r>
-          </w:p>
-        </w:tc>
-        <w:tc>
-          <w:tcPr>
-            <w:tcW w:type="dxa" w:w="455"/>
-          </w:tcPr>
-          <w:p>
-            <w:r>
-              <w:rPr>
-                <w:rFonts w:ascii="Times New Roman" w:hAnsi="Times New Roman"/>
-                <w:sz w:val="20"/>
-              </w:rPr>
-              <w:t>1.575</w:t>
-            </w:r>
-          </w:p>
-        </w:tc>
-        <w:tc>
-          <w:tcPr>
-            <w:tcW w:type="dxa" w:w="455"/>
-          </w:tcPr>
-          <w:p>
-            <w:r>
-              <w:rPr>
-                <w:rFonts w:ascii="Times New Roman" w:hAnsi="Times New Roman"/>
-                <w:sz w:val="20"/>
-              </w:rPr>
-              <w:t>0.747</w:t>
-            </w:r>
-          </w:p>
-        </w:tc>
-        <w:tc>
-          <w:tcPr>
-            <w:tcW w:type="dxa" w:w="455"/>
-          </w:tcPr>
-          <w:p>
-            <w:r>
-              <w:rPr>
-                <w:rFonts w:ascii="Times New Roman" w:hAnsi="Times New Roman"/>
-                <w:sz w:val="20"/>
-              </w:rPr>
-              <w:t>0.935</w:t>
-            </w:r>
-          </w:p>
-        </w:tc>
-        <w:tc>
-          <w:tcPr>
-            <w:tcW w:type="dxa" w:w="455"/>
-          </w:tcPr>
-          <w:p>
-            <w:r>
-              <w:rPr>
-                <w:rFonts w:ascii="Times New Roman" w:hAnsi="Times New Roman"/>
-                <w:sz w:val="20"/>
-              </w:rPr>
-              <w:t>1.900</w:t>
-            </w:r>
-          </w:p>
-        </w:tc>
-        <w:tc>
-          <w:tcPr>
-            <w:tcW w:type="dxa" w:w="455"/>
-          </w:tcPr>
-          <w:p>
-            <w:r>
-              <w:rPr>
-                <w:rFonts w:ascii="Times New Roman" w:hAnsi="Times New Roman"/>
-                <w:sz w:val="20"/>
-              </w:rPr>
-              <w:t>0.454</w:t>
-            </w:r>
-          </w:p>
-        </w:tc>
-        <w:tc>
-          <w:tcPr>
-            <w:tcW w:type="dxa" w:w="455"/>
-          </w:tcPr>
-          <w:p>
-            <w:r>
-              <w:rPr>
-                <w:rFonts w:ascii="Times New Roman" w:hAnsi="Times New Roman"/>
-                <w:sz w:val="20"/>
-              </w:rPr>
-              <w:t>0.951</w:t>
-            </w:r>
-          </w:p>
-        </w:tc>
-      </w:tr>
-      <w:tr>
-        <w:tc>
-          <w:tcPr>
-            <w:tcW w:type="dxa" w:w="455"/>
-          </w:tcPr>
-          <w:p>
-            <w:r>
-              <w:rPr>
-                <w:rFonts w:ascii="Times New Roman" w:hAnsi="Times New Roman"/>
-                <w:sz w:val="20"/>
-              </w:rPr>
               <w:t>CNN-LSTM</w:t>
             </w:r>
           </w:p>
@@ -4436,7 +4168,7 @@
           <w:i/>
           <w:sz w:val="18"/>
         </w:rPr>
-        <w:t>Note: Diebold–Mariano test: GARCH-LSTM vs. each rival model. Loss function: QLIKE. HAC SE (Newey–West, bandwidth ⌊4(T/100)^{2/9}⌋). p(Holm): p-value after Holm–Bonferroni FWER correction per market. Positive DM stat: rival has higher loss → proposed wins. Significance: *** p&lt;0.01, ** p&lt;0.05, * p&lt;0.10 (after Holm). TOST p (Section 9.4): two one-sided-tests p-value for equivalence of QLIKE loss within margin delta = tost.delta\_pct × GARCH(1,1)'s own mean QLIKE (config, default 2%%), HAC SE. TOST p &lt; 0.05 (marked \textsuperscript{eq}) is a POSITIVE claim of equivalence -- the opposite reading from a DM p-value.</w:t>
+        <w:t>Note: Diebold–Mariano test: LSTM-SSE-t-Student vs. each rival model. Loss function: QLIKE. HAC SE (Newey–West, bandwidth ⌊4(T/100)^{2/9}⌋). p(Holm): p-value after Holm–Bonferroni FWER correction per market. Positive DM stat: rival has higher loss → proposed wins. Significance: *** p&lt;0.01, ** p&lt;0.05, * p&lt;0.10 (after Holm). TOST p (Section 9.4): two one-sided-tests p-value for equivalence of QLIKE loss within margin delta = tost.delta\_pct × GARCH(1,1)'s own mean QLIKE (config, default 2%%), HAC SE. TOST p &lt; 0.05 (marked \textsuperscript{eq}) is a POSITIVE claim of equivalence -- the opposite reading from a DM p-value.</w:t>
       </w:r>
     </w:p>
     <w:sectPr>
